--- a/assets/reverse-import/choice.docx
+++ b/assets/reverse-import/choice.docx
@@ -1,10 +1,10 @@
 
 <file path=word/document.xml><?xml version="1.0" encoding="utf-8"?>
-<w:document xmlns:wpc="http://schemas.microsoft.com/office/word/2010/wordprocessingCanvas" xmlns:cx="http://schemas.microsoft.com/office/drawing/2014/chartex" xmlns:cx1="http://schemas.microsoft.com/office/drawing/2015/9/8/chartex" xmlns:cx2="http://schemas.microsoft.com/office/drawing/2015/10/21/chartex" xmlns:cx3="http://schemas.microsoft.com/office/drawing/2016/5/9/chartex" xmlns:cx4="http://schemas.microsoft.com/office/drawing/2016/5/10/chartex" xmlns:cx5="http://schemas.microsoft.com/office/drawing/2016/5/11/chartex" xmlns:cx6="http://schemas.microsoft.com/office/drawing/2016/5/12/chartex" xmlns:cx7="http://schemas.microsoft.com/office/drawing/2016/5/13/chartex" xmlns:cx8="http://schemas.microsoft.com/office/drawing/2016/5/14/chartex" xmlns:mc="http://schemas.openxmlformats.org/markup-compatibility/2006" xmlns:aink="http://schemas.microsoft.com/office/drawing/2016/ink" xmlns:am3d="http://schemas.microsoft.com/office/drawing/2017/model3d" xmlns:o="urn:schemas-microsoft-com:office:office" xmlns:oel="http://schemas.microsoft.com/office/2019/extlst" xmlns:r="http://schemas.openxmlformats.org/officeDocument/2006/relationships" xmlns:m="http://schemas.openxmlformats.org/officeDocument/2006/math" xmlns:v="urn:schemas-microsoft-com:vml" xmlns:wp14="http://schemas.microsoft.com/office/word/2010/wordprocessingDrawing" xmlns:wp="http://schemas.openxmlformats.org/drawingml/2006/wordprocessingDrawing" xmlns:w10="urn:schemas-microsoft-com:office:word" xmlns:w="http://schemas.openxmlformats.org/wordprocessingml/2006/main" xmlns:w14="http://schemas.microsoft.com/office/word/2010/wordml" xmlns:w15="http://schemas.microsoft.com/office/word/2012/wordml" xmlns:w16cex="http://schemas.microsoft.com/office/word/2018/wordml/cex" xmlns:w16cid="http://schemas.microsoft.com/office/word/2016/wordml/cid" xmlns:w16="http://schemas.microsoft.com/office/word/2018/wordml" xmlns:w16du="http://schemas.microsoft.com/office/word/2023/wordml/word16du" xmlns:w16sdtdh="http://schemas.microsoft.com/office/word/2020/wordml/sdtdatahash" xmlns:w16sdtfl="http://schemas.microsoft.com/office/word/2024/wordml/sdtformatlock" xmlns:w16se="http://schemas.microsoft.com/office/word/2015/wordml/symex" xmlns:wpg="http://schemas.microsoft.com/office/word/2010/wordprocessingGroup" xmlns:wpi="http://schemas.microsoft.com/office/word/2010/wordprocessingInk" xmlns:wne="http://schemas.microsoft.com/office/word/2006/wordml" xmlns:wps="http://schemas.microsoft.com/office/word/2010/wordprocessingShape" mc:Ignorable="w14 w15 w16se w16cid w16 w16cex w16sdtdh w16sdtfl w16du wp14">
+<w:document xmlns:wpc="http://schemas.microsoft.com/office/word/2010/wordprocessingCanvas" xmlns:mc="http://schemas.openxmlformats.org/markup-compatibility/2006" xmlns:o="urn:schemas-microsoft-com:office:office" xmlns:r="http://schemas.openxmlformats.org/officeDocument/2006/relationships" xmlns:m="http://schemas.openxmlformats.org/officeDocument/2006/math" xmlns:v="urn:schemas-microsoft-com:vml" xmlns:wp14="http://schemas.microsoft.com/office/word/2010/wordprocessingDrawing" xmlns:wp="http://schemas.openxmlformats.org/drawingml/2006/wordprocessingDrawing" xmlns:w10="urn:schemas-microsoft-com:office:word" xmlns:w="http://schemas.openxmlformats.org/wordprocessingml/2006/main" xmlns:w14="http://schemas.microsoft.com/office/word/2010/wordml" xmlns:w15="http://schemas.microsoft.com/office/word/2012/wordml" xmlns:wpg="http://schemas.microsoft.com/office/word/2010/wordprocessingGroup" xmlns:wpi="http://schemas.microsoft.com/office/word/2010/wordprocessingInk" xmlns:wne="http://schemas.microsoft.com/office/word/2006/wordml" xmlns:wps="http://schemas.microsoft.com/office/word/2010/wordprocessingShape" mc:Ignorable="w14 w15 wp14">
   <w:body>
     <w:tbl>
       <w:tblPr>
-        <w:tblW w:w="22788" w:type="dxa"/>
+        <w:tblW w:w="22618" w:type="dxa"/>
         <w:tblBorders>
           <w:top w:val="single" w:sz="4" w:space="0" w:color="auto"/>
           <w:left w:val="single" w:sz="4" w:space="0" w:color="auto"/>
@@ -17,35 +17,36 @@
         <w:tblLook w:val="01E0" w:firstRow="1" w:lastRow="1" w:firstColumn="1" w:lastColumn="1" w:noHBand="0" w:noVBand="0"/>
       </w:tblPr>
       <w:tblGrid>
-        <w:gridCol w:w="496"/>
-        <w:gridCol w:w="496"/>
-        <w:gridCol w:w="496"/>
-        <w:gridCol w:w="496"/>
-        <w:gridCol w:w="496"/>
-        <w:gridCol w:w="806"/>
-        <w:gridCol w:w="496"/>
-        <w:gridCol w:w="496"/>
-        <w:gridCol w:w="496"/>
-        <w:gridCol w:w="3981"/>
-        <w:gridCol w:w="2004"/>
-        <w:gridCol w:w="2005"/>
-        <w:gridCol w:w="2005"/>
-        <w:gridCol w:w="2004"/>
-        <w:gridCol w:w="912"/>
-        <w:gridCol w:w="993"/>
-        <w:gridCol w:w="4110"/>
+        <w:gridCol w:w="510"/>
+        <w:gridCol w:w="510"/>
+        <w:gridCol w:w="510"/>
+        <w:gridCol w:w="510"/>
+        <w:gridCol w:w="510"/>
+        <w:gridCol w:w="850"/>
+        <w:gridCol w:w="510"/>
+        <w:gridCol w:w="510"/>
+        <w:gridCol w:w="510"/>
+        <w:gridCol w:w="3969"/>
+        <w:gridCol w:w="1984"/>
+        <w:gridCol w:w="1984"/>
+        <w:gridCol w:w="1984"/>
+        <w:gridCol w:w="1984"/>
+        <w:gridCol w:w="907"/>
+        <w:gridCol w:w="907"/>
+        <w:gridCol w:w="3969"/>
       </w:tblGrid>
       <w:tr>
         <w:tc>
           <w:tcPr>
-            <w:tcW w:w="496" w:type="dxa"/>
-          </w:tcPr>
-          <w:p>
-            <w:pPr>
-              <w:rPr>
-                <w:rFonts w:ascii="新細明體" w:hAnsi="新細明體"/>
-              </w:rPr>
-            </w:pPr>
+            <w:tcW w:w="510" w:type="dxa"/>
+          </w:tcPr>
+          <w:p>
+            <w:pPr>
+              <w:rPr>
+                <w:rFonts w:ascii="新細明體" w:hAnsi="新細明體"/>
+              </w:rPr>
+            </w:pPr>
+            <w:bookmarkStart w:id="0" w:name="_GoBack" w:colFirst="15" w:colLast="15"/>
             <w:r>
               <w:rPr>
                 <w:rFonts w:ascii="新細明體" w:hAnsi="新細明體"/>
@@ -56,7 +57,7 @@
         </w:tc>
         <w:tc>
           <w:tcPr>
-            <w:tcW w:w="496" w:type="dxa"/>
+            <w:tcW w:w="510" w:type="dxa"/>
           </w:tcPr>
           <w:p>
             <w:pPr>
@@ -74,7 +75,7 @@
         </w:tc>
         <w:tc>
           <w:tcPr>
-            <w:tcW w:w="496" w:type="dxa"/>
+            <w:tcW w:w="510" w:type="dxa"/>
           </w:tcPr>
           <w:p>
             <w:pPr>
@@ -92,12 +93,12 @@
         </w:tc>
         <w:tc>
           <w:tcPr>
-            <w:tcW w:w="496" w:type="dxa"/>
-          </w:tcPr>
-          <w:p>
-            <w:pPr>
-              <w:rPr>
-                <w:rFonts w:ascii="新細明體" w:hAnsi="新細明體" w:hint="eastAsia"/>
+            <w:tcW w:w="510" w:type="dxa"/>
+          </w:tcPr>
+          <w:p>
+            <w:pPr>
+              <w:rPr>
+                <w:rFonts w:ascii="新細明體" w:hAnsi="新細明體"/>
               </w:rPr>
             </w:pPr>
             <w:r>
@@ -110,7 +111,7 @@
         </w:tc>
         <w:tc>
           <w:tcPr>
-            <w:tcW w:w="496" w:type="dxa"/>
+            <w:tcW w:w="510" w:type="dxa"/>
           </w:tcPr>
           <w:p>
             <w:pPr>
@@ -128,7 +129,7 @@
         </w:tc>
         <w:tc>
           <w:tcPr>
-            <w:tcW w:w="806" w:type="dxa"/>
+            <w:tcW w:w="850" w:type="dxa"/>
           </w:tcPr>
           <w:p>
             <w:pPr>
@@ -146,12 +147,12 @@
         </w:tc>
         <w:tc>
           <w:tcPr>
-            <w:tcW w:w="496" w:type="dxa"/>
-          </w:tcPr>
-          <w:p>
-            <w:pPr>
-              <w:rPr>
-                <w:rFonts w:ascii="新細明體" w:hAnsi="新細明體" w:hint="eastAsia"/>
+            <w:tcW w:w="510" w:type="dxa"/>
+          </w:tcPr>
+          <w:p>
+            <w:pPr>
+              <w:rPr>
+                <w:rFonts w:ascii="新細明體" w:hAnsi="新細明體"/>
               </w:rPr>
             </w:pPr>
             <w:r>
@@ -164,12 +165,12 @@
         </w:tc>
         <w:tc>
           <w:tcPr>
-            <w:tcW w:w="496" w:type="dxa"/>
-          </w:tcPr>
-          <w:p>
-            <w:pPr>
-              <w:rPr>
-                <w:rFonts w:ascii="新細明體" w:hAnsi="新細明體" w:hint="eastAsia"/>
+            <w:tcW w:w="510" w:type="dxa"/>
+          </w:tcPr>
+          <w:p>
+            <w:pPr>
+              <w:rPr>
+                <w:rFonts w:ascii="新細明體" w:hAnsi="新細明體"/>
               </w:rPr>
             </w:pPr>
             <w:r>
@@ -182,7 +183,7 @@
         </w:tc>
         <w:tc>
           <w:tcPr>
-            <w:tcW w:w="496" w:type="dxa"/>
+            <w:tcW w:w="510" w:type="dxa"/>
           </w:tcPr>
           <w:p>
             <w:pPr>
@@ -200,7 +201,7 @@
         </w:tc>
         <w:tc>
           <w:tcPr>
-            <w:tcW w:w="3981" w:type="dxa"/>
+            <w:tcW w:w="3969" w:type="dxa"/>
           </w:tcPr>
           <w:p>
             <w:pPr>
@@ -218,7 +219,7 @@
         </w:tc>
         <w:tc>
           <w:tcPr>
-            <w:tcW w:w="2004" w:type="dxa"/>
+            <w:tcW w:w="1984" w:type="dxa"/>
           </w:tcPr>
           <w:p>
             <w:pPr>
@@ -236,7 +237,7 @@
         </w:tc>
         <w:tc>
           <w:tcPr>
-            <w:tcW w:w="2005" w:type="dxa"/>
+            <w:tcW w:w="1984" w:type="dxa"/>
           </w:tcPr>
           <w:p>
             <w:pPr>
@@ -254,7 +255,7 @@
         </w:tc>
         <w:tc>
           <w:tcPr>
-            <w:tcW w:w="2005" w:type="dxa"/>
+            <w:tcW w:w="1984" w:type="dxa"/>
           </w:tcPr>
           <w:p>
             <w:pPr>
@@ -272,7 +273,7 @@
         </w:tc>
         <w:tc>
           <w:tcPr>
-            <w:tcW w:w="2004" w:type="dxa"/>
+            <w:tcW w:w="1984" w:type="dxa"/>
           </w:tcPr>
           <w:p>
             <w:pPr>
@@ -290,12 +291,12 @@
         </w:tc>
         <w:tc>
           <w:tcPr>
-            <w:tcW w:w="912" w:type="dxa"/>
-          </w:tcPr>
-          <w:p>
-            <w:pPr>
-              <w:rPr>
-                <w:rFonts w:ascii="新細明體" w:hAnsi="新細明體" w:hint="eastAsia"/>
+            <w:tcW w:w="907" w:type="dxa"/>
+          </w:tcPr>
+          <w:p>
+            <w:pPr>
+              <w:rPr>
+                <w:rFonts w:ascii="新細明體" w:hAnsi="新細明體"/>
               </w:rPr>
             </w:pPr>
             <w:r>
@@ -308,12 +309,12 @@
         </w:tc>
         <w:tc>
           <w:tcPr>
-            <w:tcW w:w="993" w:type="dxa"/>
-          </w:tcPr>
-          <w:p>
-            <w:pPr>
-              <w:rPr>
-                <w:rFonts w:ascii="新細明體" w:hAnsi="新細明體" w:hint="eastAsia"/>
+            <w:tcW w:w="907" w:type="dxa"/>
+          </w:tcPr>
+          <w:p>
+            <w:pPr>
+              <w:rPr>
+                <w:rFonts w:ascii="新細明體" w:hAnsi="新細明體"/>
               </w:rPr>
             </w:pPr>
             <w:r>
@@ -326,7 +327,7 @@
         </w:tc>
         <w:tc>
           <w:tcPr>
-            <w:tcW w:w="4110" w:type="dxa"/>
+            <w:tcW w:w="3969" w:type="dxa"/>
           </w:tcPr>
           <w:p>
             <w:pPr>
@@ -352,12 +353,12 @@
       <w:tr>
         <w:tc>
           <w:tcPr>
-            <w:tcW w:w="496" w:type="dxa"/>
-          </w:tcPr>
-          <w:p>
-            <w:pPr>
-              <w:rPr>
-                <w:rFonts w:ascii="新細明體" w:hAnsi="新細明體" w:hint="eastAsia"/>
+            <w:tcW w:w="510" w:type="dxa"/>
+          </w:tcPr>
+          <w:p>
+            <w:pPr>
+              <w:rPr>
+                <w:rFonts w:ascii="新細明體" w:hAnsi="新細明體"/>
               </w:rPr>
             </w:pPr>
             <w:r>
@@ -370,7 +371,7 @@
         </w:tc>
         <w:tc>
           <w:tcPr>
-            <w:tcW w:w="496" w:type="dxa"/>
+            <w:tcW w:w="510" w:type="dxa"/>
           </w:tcPr>
           <w:p>
             <w:pPr>
@@ -394,31 +395,31 @@
         </w:tc>
         <w:tc>
           <w:tcPr>
-            <w:tcW w:w="496" w:type="dxa"/>
-          </w:tcPr>
-          <w:p>
-            <w:pPr>
-              <w:rPr>
-                <w:rFonts w:ascii="新細明體" w:hAnsi="新細明體"/>
-              </w:rPr>
-            </w:pPr>
-          </w:p>
-        </w:tc>
-        <w:tc>
-          <w:tcPr>
-            <w:tcW w:w="496" w:type="dxa"/>
-          </w:tcPr>
-          <w:p>
-            <w:pPr>
-              <w:rPr>
-                <w:rFonts w:ascii="新細明體" w:hAnsi="新細明體"/>
-              </w:rPr>
-            </w:pPr>
-          </w:p>
-        </w:tc>
-        <w:tc>
-          <w:tcPr>
-            <w:tcW w:w="496" w:type="dxa"/>
+            <w:tcW w:w="510" w:type="dxa"/>
+          </w:tcPr>
+          <w:p>
+            <w:pPr>
+              <w:rPr>
+                <w:rFonts w:ascii="新細明體" w:hAnsi="新細明體"/>
+              </w:rPr>
+            </w:pPr>
+          </w:p>
+        </w:tc>
+        <w:tc>
+          <w:tcPr>
+            <w:tcW w:w="510" w:type="dxa"/>
+          </w:tcPr>
+          <w:p>
+            <w:pPr>
+              <w:rPr>
+                <w:rFonts w:ascii="新細明體" w:hAnsi="新細明體"/>
+              </w:rPr>
+            </w:pPr>
+          </w:p>
+        </w:tc>
+        <w:tc>
+          <w:tcPr>
+            <w:tcW w:w="510" w:type="dxa"/>
           </w:tcPr>
           <w:p>
             <w:pPr>
@@ -436,7 +437,7 @@
         </w:tc>
         <w:tc>
           <w:tcPr>
-            <w:tcW w:w="806" w:type="dxa"/>
+            <w:tcW w:w="850" w:type="dxa"/>
           </w:tcPr>
           <w:p>
             <w:pPr>
@@ -472,7 +473,7 @@
         </w:tc>
         <w:tc>
           <w:tcPr>
-            <w:tcW w:w="496" w:type="dxa"/>
+            <w:tcW w:w="510" w:type="dxa"/>
           </w:tcPr>
           <w:p>
             <w:pPr>
@@ -490,7 +491,7 @@
         </w:tc>
         <w:tc>
           <w:tcPr>
-            <w:tcW w:w="496" w:type="dxa"/>
+            <w:tcW w:w="510" w:type="dxa"/>
           </w:tcPr>
           <w:p>
             <w:pPr>
@@ -508,12 +509,12 @@
         </w:tc>
         <w:tc>
           <w:tcPr>
-            <w:tcW w:w="496" w:type="dxa"/>
-          </w:tcPr>
-          <w:p>
-            <w:pPr>
-              <w:rPr>
-                <w:rFonts w:ascii="新細明體" w:hAnsi="新細明體" w:hint="eastAsia"/>
+            <w:tcW w:w="510" w:type="dxa"/>
+          </w:tcPr>
+          <w:p>
+            <w:pPr>
+              <w:rPr>
+                <w:rFonts w:ascii="新細明體" w:hAnsi="新細明體"/>
               </w:rPr>
             </w:pPr>
             <w:r>
@@ -526,12 +527,12 @@
         </w:tc>
         <w:tc>
           <w:tcPr>
-            <w:tcW w:w="3981" w:type="dxa"/>
-          </w:tcPr>
-          <w:p>
-            <w:pPr>
-              <w:rPr>
-                <w:rFonts w:ascii="新細明體" w:hAnsi="新細明體" w:hint="eastAsia"/>
+            <w:tcW w:w="3969" w:type="dxa"/>
+          </w:tcPr>
+          <w:p>
+            <w:pPr>
+              <w:rPr>
+                <w:rFonts w:ascii="新細明體" w:hAnsi="新細明體"/>
               </w:rPr>
             </w:pPr>
             <w:r>
@@ -544,12 +545,12 @@
         </w:tc>
         <w:tc>
           <w:tcPr>
-            <w:tcW w:w="2004" w:type="dxa"/>
-          </w:tcPr>
-          <w:p>
-            <w:pPr>
-              <w:rPr>
-                <w:rFonts w:ascii="新細明體" w:hAnsi="新細明體" w:hint="eastAsia"/>
+            <w:tcW w:w="1984" w:type="dxa"/>
+          </w:tcPr>
+          <w:p>
+            <w:pPr>
+              <w:rPr>
+                <w:rFonts w:ascii="新細明體" w:hAnsi="新細明體"/>
               </w:rPr>
             </w:pPr>
             <w:r>
@@ -562,12 +563,12 @@
         </w:tc>
         <w:tc>
           <w:tcPr>
-            <w:tcW w:w="2005" w:type="dxa"/>
-          </w:tcPr>
-          <w:p>
-            <w:pPr>
-              <w:rPr>
-                <w:rFonts w:ascii="新細明體" w:hAnsi="新細明體" w:hint="eastAsia"/>
+            <w:tcW w:w="1984" w:type="dxa"/>
+          </w:tcPr>
+          <w:p>
+            <w:pPr>
+              <w:rPr>
+                <w:rFonts w:ascii="新細明體" w:hAnsi="新細明體"/>
               </w:rPr>
             </w:pPr>
             <w:r>
@@ -580,12 +581,12 @@
         </w:tc>
         <w:tc>
           <w:tcPr>
-            <w:tcW w:w="2005" w:type="dxa"/>
-          </w:tcPr>
-          <w:p>
-            <w:pPr>
-              <w:rPr>
-                <w:rFonts w:ascii="新細明體" w:hAnsi="新細明體" w:hint="eastAsia"/>
+            <w:tcW w:w="1984" w:type="dxa"/>
+          </w:tcPr>
+          <w:p>
+            <w:pPr>
+              <w:rPr>
+                <w:rFonts w:ascii="新細明體" w:hAnsi="新細明體"/>
               </w:rPr>
             </w:pPr>
             <w:r>
@@ -598,12 +599,12 @@
         </w:tc>
         <w:tc>
           <w:tcPr>
-            <w:tcW w:w="2004" w:type="dxa"/>
-          </w:tcPr>
-          <w:p>
-            <w:pPr>
-              <w:rPr>
-                <w:rFonts w:ascii="新細明體" w:hAnsi="新細明體" w:hint="eastAsia"/>
+            <w:tcW w:w="1984" w:type="dxa"/>
+          </w:tcPr>
+          <w:p>
+            <w:pPr>
+              <w:rPr>
+                <w:rFonts w:ascii="新細明體" w:hAnsi="新細明體"/>
               </w:rPr>
             </w:pPr>
             <w:r>
@@ -616,24 +617,24 @@
         </w:tc>
         <w:tc>
           <w:tcPr>
-            <w:tcW w:w="912" w:type="dxa"/>
-          </w:tcPr>
-          <w:p>
-            <w:pPr>
-              <w:rPr>
-                <w:rFonts w:ascii="新細明體" w:hAnsi="新細明體" w:hint="eastAsia"/>
-              </w:rPr>
-            </w:pPr>
-          </w:p>
-        </w:tc>
-        <w:tc>
-          <w:tcPr>
-            <w:tcW w:w="993" w:type="dxa"/>
-          </w:tcPr>
-          <w:p>
-            <w:pPr>
-              <w:rPr>
-                <w:rFonts w:ascii="新細明體" w:hAnsi="新細明體" w:hint="eastAsia"/>
+            <w:tcW w:w="907" w:type="dxa"/>
+          </w:tcPr>
+          <w:p>
+            <w:pPr>
+              <w:rPr>
+                <w:rFonts w:ascii="新細明體" w:hAnsi="新細明體"/>
+              </w:rPr>
+            </w:pPr>
+          </w:p>
+        </w:tc>
+        <w:tc>
+          <w:tcPr>
+            <w:tcW w:w="907" w:type="dxa"/>
+          </w:tcPr>
+          <w:p>
+            <w:pPr>
+              <w:rPr>
+                <w:rFonts w:ascii="新細明體" w:hAnsi="新細明體"/>
               </w:rPr>
             </w:pPr>
             <w:r>
@@ -706,12 +707,12 @@
         </w:tc>
         <w:tc>
           <w:tcPr>
-            <w:tcW w:w="4110" w:type="dxa"/>
-          </w:tcPr>
-          <w:p>
-            <w:pPr>
-              <w:rPr>
-                <w:rFonts w:ascii="新細明體" w:hAnsi="新細明體" w:hint="eastAsia"/>
+            <w:tcW w:w="3969" w:type="dxa"/>
+          </w:tcPr>
+          <w:p>
+            <w:pPr>
+              <w:rPr>
+                <w:rFonts w:ascii="新細明體" w:hAnsi="新細明體"/>
               </w:rPr>
             </w:pPr>
             <w:r>
@@ -726,12 +727,12 @@
       <w:tr>
         <w:tc>
           <w:tcPr>
-            <w:tcW w:w="496" w:type="dxa"/>
-          </w:tcPr>
-          <w:p>
-            <w:pPr>
-              <w:rPr>
-                <w:rFonts w:ascii="新細明體" w:hAnsi="新細明體" w:hint="eastAsia"/>
+            <w:tcW w:w="510" w:type="dxa"/>
+          </w:tcPr>
+          <w:p>
+            <w:pPr>
+              <w:rPr>
+                <w:rFonts w:ascii="新細明體" w:hAnsi="新細明體"/>
               </w:rPr>
             </w:pPr>
             <w:r>
@@ -744,7 +745,7 @@
         </w:tc>
         <w:tc>
           <w:tcPr>
-            <w:tcW w:w="496" w:type="dxa"/>
+            <w:tcW w:w="510" w:type="dxa"/>
           </w:tcPr>
           <w:p>
             <w:pPr>
@@ -762,31 +763,31 @@
         </w:tc>
         <w:tc>
           <w:tcPr>
-            <w:tcW w:w="496" w:type="dxa"/>
-          </w:tcPr>
-          <w:p>
-            <w:pPr>
-              <w:rPr>
-                <w:rFonts w:ascii="新細明體" w:hAnsi="新細明體"/>
-              </w:rPr>
-            </w:pPr>
-          </w:p>
-        </w:tc>
-        <w:tc>
-          <w:tcPr>
-            <w:tcW w:w="496" w:type="dxa"/>
-          </w:tcPr>
-          <w:p>
-            <w:pPr>
-              <w:rPr>
-                <w:rFonts w:ascii="新細明體" w:hAnsi="新細明體"/>
-              </w:rPr>
-            </w:pPr>
-          </w:p>
-        </w:tc>
-        <w:tc>
-          <w:tcPr>
-            <w:tcW w:w="496" w:type="dxa"/>
+            <w:tcW w:w="510" w:type="dxa"/>
+          </w:tcPr>
+          <w:p>
+            <w:pPr>
+              <w:rPr>
+                <w:rFonts w:ascii="新細明體" w:hAnsi="新細明體"/>
+              </w:rPr>
+            </w:pPr>
+          </w:p>
+        </w:tc>
+        <w:tc>
+          <w:tcPr>
+            <w:tcW w:w="510" w:type="dxa"/>
+          </w:tcPr>
+          <w:p>
+            <w:pPr>
+              <w:rPr>
+                <w:rFonts w:ascii="新細明體" w:hAnsi="新細明體"/>
+              </w:rPr>
+            </w:pPr>
+          </w:p>
+        </w:tc>
+        <w:tc>
+          <w:tcPr>
+            <w:tcW w:w="510" w:type="dxa"/>
           </w:tcPr>
           <w:p>
             <w:pPr>
@@ -804,12 +805,12 @@
         </w:tc>
         <w:tc>
           <w:tcPr>
-            <w:tcW w:w="806" w:type="dxa"/>
-          </w:tcPr>
-          <w:p>
-            <w:pPr>
-              <w:rPr>
-                <w:rFonts w:ascii="新細明體" w:hAnsi="新細明體" w:hint="eastAsia"/>
+            <w:tcW w:w="850" w:type="dxa"/>
+          </w:tcPr>
+          <w:p>
+            <w:pPr>
+              <w:rPr>
+                <w:rFonts w:ascii="新細明體" w:hAnsi="新細明體"/>
               </w:rPr>
             </w:pPr>
             <w:r>
@@ -846,7 +847,7 @@
         </w:tc>
         <w:tc>
           <w:tcPr>
-            <w:tcW w:w="496" w:type="dxa"/>
+            <w:tcW w:w="510" w:type="dxa"/>
           </w:tcPr>
           <w:p>
             <w:pPr>
@@ -864,7 +865,7 @@
         </w:tc>
         <w:tc>
           <w:tcPr>
-            <w:tcW w:w="496" w:type="dxa"/>
+            <w:tcW w:w="510" w:type="dxa"/>
           </w:tcPr>
           <w:p>
             <w:pPr>
@@ -882,12 +883,12 @@
         </w:tc>
         <w:tc>
           <w:tcPr>
-            <w:tcW w:w="496" w:type="dxa"/>
-          </w:tcPr>
-          <w:p>
-            <w:pPr>
-              <w:rPr>
-                <w:rFonts w:ascii="新細明體" w:hAnsi="新細明體" w:hint="eastAsia"/>
+            <w:tcW w:w="510" w:type="dxa"/>
+          </w:tcPr>
+          <w:p>
+            <w:pPr>
+              <w:rPr>
+                <w:rFonts w:ascii="新細明體" w:hAnsi="新細明體"/>
               </w:rPr>
             </w:pPr>
             <w:r>
@@ -900,12 +901,12 @@
         </w:tc>
         <w:tc>
           <w:tcPr>
-            <w:tcW w:w="3981" w:type="dxa"/>
-          </w:tcPr>
-          <w:p>
-            <w:pPr>
-              <w:rPr>
-                <w:rFonts w:ascii="新細明體" w:hAnsi="新細明體" w:hint="eastAsia"/>
+            <w:tcW w:w="3969" w:type="dxa"/>
+          </w:tcPr>
+          <w:p>
+            <w:pPr>
+              <w:rPr>
+                <w:rFonts w:ascii="新細明體" w:hAnsi="新細明體"/>
               </w:rPr>
             </w:pPr>
             <w:r>
@@ -918,12 +919,12 @@
         </w:tc>
         <w:tc>
           <w:tcPr>
-            <w:tcW w:w="2004" w:type="dxa"/>
-          </w:tcPr>
-          <w:p>
-            <w:pPr>
-              <w:rPr>
-                <w:rFonts w:ascii="新細明體" w:hAnsi="新細明體" w:hint="eastAsia"/>
+            <w:tcW w:w="1984" w:type="dxa"/>
+          </w:tcPr>
+          <w:p>
+            <w:pPr>
+              <w:rPr>
+                <w:rFonts w:ascii="新細明體" w:hAnsi="新細明體"/>
               </w:rPr>
             </w:pPr>
             <w:r>
@@ -936,12 +937,12 @@
         </w:tc>
         <w:tc>
           <w:tcPr>
-            <w:tcW w:w="2005" w:type="dxa"/>
-          </w:tcPr>
-          <w:p>
-            <w:pPr>
-              <w:rPr>
-                <w:rFonts w:ascii="新細明體" w:hAnsi="新細明體" w:hint="eastAsia"/>
+            <w:tcW w:w="1984" w:type="dxa"/>
+          </w:tcPr>
+          <w:p>
+            <w:pPr>
+              <w:rPr>
+                <w:rFonts w:ascii="新細明體" w:hAnsi="新細明體"/>
               </w:rPr>
             </w:pPr>
             <w:r>
@@ -954,12 +955,12 @@
         </w:tc>
         <w:tc>
           <w:tcPr>
-            <w:tcW w:w="2005" w:type="dxa"/>
-          </w:tcPr>
-          <w:p>
-            <w:pPr>
-              <w:rPr>
-                <w:rFonts w:ascii="新細明體" w:hAnsi="新細明體" w:hint="eastAsia"/>
+            <w:tcW w:w="1984" w:type="dxa"/>
+          </w:tcPr>
+          <w:p>
+            <w:pPr>
+              <w:rPr>
+                <w:rFonts w:ascii="新細明體" w:hAnsi="新細明體"/>
               </w:rPr>
             </w:pPr>
             <w:r>
@@ -1014,12 +1015,12 @@
         </w:tc>
         <w:tc>
           <w:tcPr>
-            <w:tcW w:w="2004" w:type="dxa"/>
-          </w:tcPr>
-          <w:p>
-            <w:pPr>
-              <w:rPr>
-                <w:rFonts w:ascii="新細明體" w:hAnsi="新細明體" w:hint="eastAsia"/>
+            <w:tcW w:w="1984" w:type="dxa"/>
+          </w:tcPr>
+          <w:p>
+            <w:pPr>
+              <w:rPr>
+                <w:rFonts w:ascii="新細明體" w:hAnsi="新細明體"/>
               </w:rPr>
             </w:pPr>
             <w:r>
@@ -1032,24 +1033,24 @@
         </w:tc>
         <w:tc>
           <w:tcPr>
-            <w:tcW w:w="912" w:type="dxa"/>
-          </w:tcPr>
-          <w:p>
-            <w:pPr>
-              <w:rPr>
-                <w:rFonts w:ascii="新細明體" w:hAnsi="新細明體" w:hint="eastAsia"/>
-              </w:rPr>
-            </w:pPr>
-          </w:p>
-        </w:tc>
-        <w:tc>
-          <w:tcPr>
-            <w:tcW w:w="993" w:type="dxa"/>
-          </w:tcPr>
-          <w:p>
-            <w:pPr>
-              <w:rPr>
-                <w:rFonts w:ascii="新細明體" w:hAnsi="新細明體" w:hint="eastAsia"/>
+            <w:tcW w:w="907" w:type="dxa"/>
+          </w:tcPr>
+          <w:p>
+            <w:pPr>
+              <w:rPr>
+                <w:rFonts w:ascii="新細明體" w:hAnsi="新細明體"/>
+              </w:rPr>
+            </w:pPr>
+          </w:p>
+        </w:tc>
+        <w:tc>
+          <w:tcPr>
+            <w:tcW w:w="907" w:type="dxa"/>
+          </w:tcPr>
+          <w:p>
+            <w:pPr>
+              <w:rPr>
+                <w:rFonts w:ascii="新細明體" w:hAnsi="新細明體"/>
               </w:rPr>
             </w:pPr>
             <w:r>
@@ -1062,12 +1063,12 @@
         </w:tc>
         <w:tc>
           <w:tcPr>
-            <w:tcW w:w="4110" w:type="dxa"/>
-          </w:tcPr>
-          <w:p>
-            <w:pPr>
-              <w:rPr>
-                <w:rFonts w:ascii="新細明體" w:hAnsi="新細明體" w:hint="eastAsia"/>
+            <w:tcW w:w="3969" w:type="dxa"/>
+          </w:tcPr>
+          <w:p>
+            <w:pPr>
+              <w:rPr>
+                <w:rFonts w:ascii="新細明體" w:hAnsi="新細明體"/>
               </w:rPr>
             </w:pPr>
             <w:r>
@@ -1082,12 +1083,12 @@
       <w:tr>
         <w:tc>
           <w:tcPr>
-            <w:tcW w:w="496" w:type="dxa"/>
-          </w:tcPr>
-          <w:p>
-            <w:pPr>
-              <w:rPr>
-                <w:rFonts w:ascii="新細明體" w:hAnsi="新細明體" w:hint="eastAsia"/>
+            <w:tcW w:w="510" w:type="dxa"/>
+          </w:tcPr>
+          <w:p>
+            <w:pPr>
+              <w:rPr>
+                <w:rFonts w:ascii="新細明體" w:hAnsi="新細明體"/>
               </w:rPr>
             </w:pPr>
             <w:r>
@@ -1100,7 +1101,7 @@
         </w:tc>
         <w:tc>
           <w:tcPr>
-            <w:tcW w:w="496" w:type="dxa"/>
+            <w:tcW w:w="510" w:type="dxa"/>
           </w:tcPr>
           <w:p>
             <w:pPr>
@@ -1118,31 +1119,31 @@
         </w:tc>
         <w:tc>
           <w:tcPr>
-            <w:tcW w:w="496" w:type="dxa"/>
-          </w:tcPr>
-          <w:p>
-            <w:pPr>
-              <w:rPr>
-                <w:rFonts w:ascii="新細明體" w:hAnsi="新細明體"/>
-              </w:rPr>
-            </w:pPr>
-          </w:p>
-        </w:tc>
-        <w:tc>
-          <w:tcPr>
-            <w:tcW w:w="496" w:type="dxa"/>
-          </w:tcPr>
-          <w:p>
-            <w:pPr>
-              <w:rPr>
-                <w:rFonts w:ascii="新細明體" w:hAnsi="新細明體" w:hint="eastAsia"/>
-              </w:rPr>
-            </w:pPr>
-          </w:p>
-        </w:tc>
-        <w:tc>
-          <w:tcPr>
-            <w:tcW w:w="496" w:type="dxa"/>
+            <w:tcW w:w="510" w:type="dxa"/>
+          </w:tcPr>
+          <w:p>
+            <w:pPr>
+              <w:rPr>
+                <w:rFonts w:ascii="新細明體" w:hAnsi="新細明體"/>
+              </w:rPr>
+            </w:pPr>
+          </w:p>
+        </w:tc>
+        <w:tc>
+          <w:tcPr>
+            <w:tcW w:w="510" w:type="dxa"/>
+          </w:tcPr>
+          <w:p>
+            <w:pPr>
+              <w:rPr>
+                <w:rFonts w:ascii="新細明體" w:hAnsi="新細明體"/>
+              </w:rPr>
+            </w:pPr>
+          </w:p>
+        </w:tc>
+        <w:tc>
+          <w:tcPr>
+            <w:tcW w:w="510" w:type="dxa"/>
           </w:tcPr>
           <w:p>
             <w:pPr>
@@ -1160,7 +1161,7 @@
         </w:tc>
         <w:tc>
           <w:tcPr>
-            <w:tcW w:w="806" w:type="dxa"/>
+            <w:tcW w:w="850" w:type="dxa"/>
           </w:tcPr>
           <w:p>
             <w:pPr>
@@ -1178,7 +1179,7 @@
         </w:tc>
         <w:tc>
           <w:tcPr>
-            <w:tcW w:w="496" w:type="dxa"/>
+            <w:tcW w:w="510" w:type="dxa"/>
           </w:tcPr>
           <w:p>
             <w:pPr>
@@ -1196,7 +1197,7 @@
         </w:tc>
         <w:tc>
           <w:tcPr>
-            <w:tcW w:w="496" w:type="dxa"/>
+            <w:tcW w:w="510" w:type="dxa"/>
           </w:tcPr>
           <w:p>
             <w:pPr>
@@ -1214,12 +1215,12 @@
         </w:tc>
         <w:tc>
           <w:tcPr>
-            <w:tcW w:w="496" w:type="dxa"/>
-          </w:tcPr>
-          <w:p>
-            <w:pPr>
-              <w:rPr>
-                <w:rFonts w:ascii="新細明體" w:hAnsi="新細明體" w:hint="eastAsia"/>
+            <w:tcW w:w="510" w:type="dxa"/>
+          </w:tcPr>
+          <w:p>
+            <w:pPr>
+              <w:rPr>
+                <w:rFonts w:ascii="新細明體" w:hAnsi="新細明體"/>
               </w:rPr>
             </w:pPr>
             <w:r>
@@ -1232,12 +1233,12 @@
         </w:tc>
         <w:tc>
           <w:tcPr>
-            <w:tcW w:w="3981" w:type="dxa"/>
-          </w:tcPr>
-          <w:p>
-            <w:pPr>
-              <w:rPr>
-                <w:rFonts w:ascii="新細明體" w:hAnsi="新細明體" w:hint="eastAsia"/>
+            <w:tcW w:w="3969" w:type="dxa"/>
+          </w:tcPr>
+          <w:p>
+            <w:pPr>
+              <w:rPr>
+                <w:rFonts w:ascii="新細明體" w:hAnsi="新細明體"/>
               </w:rPr>
             </w:pPr>
             <w:r>
@@ -1250,12 +1251,12 @@
         </w:tc>
         <w:tc>
           <w:tcPr>
-            <w:tcW w:w="2004" w:type="dxa"/>
-          </w:tcPr>
-          <w:p>
-            <w:pPr>
-              <w:rPr>
-                <w:rFonts w:ascii="新細明體" w:hAnsi="新細明體" w:hint="eastAsia"/>
+            <w:tcW w:w="1984" w:type="dxa"/>
+          </w:tcPr>
+          <w:p>
+            <w:pPr>
+              <w:rPr>
+                <w:rFonts w:ascii="新細明體" w:hAnsi="新細明體"/>
               </w:rPr>
             </w:pPr>
             <w:r>
@@ -1268,7 +1269,7 @@
         </w:tc>
         <w:tc>
           <w:tcPr>
-            <w:tcW w:w="2005" w:type="dxa"/>
+            <w:tcW w:w="1984" w:type="dxa"/>
           </w:tcPr>
           <w:p>
             <w:pPr>
@@ -1286,7 +1287,7 @@
         </w:tc>
         <w:tc>
           <w:tcPr>
-            <w:tcW w:w="2005" w:type="dxa"/>
+            <w:tcW w:w="1984" w:type="dxa"/>
           </w:tcPr>
           <w:p>
             <w:pPr>
@@ -1304,7 +1305,7 @@
         </w:tc>
         <w:tc>
           <w:tcPr>
-            <w:tcW w:w="2004" w:type="dxa"/>
+            <w:tcW w:w="1984" w:type="dxa"/>
           </w:tcPr>
           <w:p>
             <w:pPr>
@@ -1322,19 +1323,19 @@
         </w:tc>
         <w:tc>
           <w:tcPr>
-            <w:tcW w:w="912" w:type="dxa"/>
-          </w:tcPr>
-          <w:p>
-            <w:pPr>
-              <w:rPr>
-                <w:rFonts w:ascii="新細明體" w:hAnsi="新細明體" w:hint="eastAsia"/>
-              </w:rPr>
-            </w:pPr>
-          </w:p>
-        </w:tc>
-        <w:tc>
-          <w:tcPr>
-            <w:tcW w:w="993" w:type="dxa"/>
+            <w:tcW w:w="907" w:type="dxa"/>
+          </w:tcPr>
+          <w:p>
+            <w:pPr>
+              <w:rPr>
+                <w:rFonts w:ascii="新細明體" w:hAnsi="新細明體"/>
+              </w:rPr>
+            </w:pPr>
+          </w:p>
+        </w:tc>
+        <w:tc>
+          <w:tcPr>
+            <w:tcW w:w="907" w:type="dxa"/>
           </w:tcPr>
           <w:p>
             <w:pPr>
@@ -1352,12 +1353,12 @@
         </w:tc>
         <w:tc>
           <w:tcPr>
-            <w:tcW w:w="4110" w:type="dxa"/>
-          </w:tcPr>
-          <w:p>
-            <w:pPr>
-              <w:rPr>
-                <w:rFonts w:ascii="新細明體" w:hAnsi="新細明體" w:hint="eastAsia"/>
+            <w:tcW w:w="3969" w:type="dxa"/>
+          </w:tcPr>
+          <w:p>
+            <w:pPr>
+              <w:rPr>
+                <w:rFonts w:ascii="新細明體" w:hAnsi="新細明體"/>
               </w:rPr>
             </w:pPr>
             <w:r>
@@ -1372,12 +1373,12 @@
       <w:tr>
         <w:tc>
           <w:tcPr>
-            <w:tcW w:w="496" w:type="dxa"/>
-          </w:tcPr>
-          <w:p>
-            <w:pPr>
-              <w:rPr>
-                <w:rFonts w:ascii="新細明體" w:hAnsi="新細明體" w:hint="eastAsia"/>
+            <w:tcW w:w="510" w:type="dxa"/>
+          </w:tcPr>
+          <w:p>
+            <w:pPr>
+              <w:rPr>
+                <w:rFonts w:ascii="新細明體" w:hAnsi="新細明體"/>
               </w:rPr>
             </w:pPr>
             <w:r>
@@ -1390,7 +1391,7 @@
         </w:tc>
         <w:tc>
           <w:tcPr>
-            <w:tcW w:w="496" w:type="dxa"/>
+            <w:tcW w:w="510" w:type="dxa"/>
           </w:tcPr>
           <w:p>
             <w:pPr>
@@ -1408,31 +1409,31 @@
         </w:tc>
         <w:tc>
           <w:tcPr>
-            <w:tcW w:w="496" w:type="dxa"/>
-          </w:tcPr>
-          <w:p>
-            <w:pPr>
-              <w:rPr>
-                <w:rFonts w:ascii="新細明體" w:hAnsi="新細明體"/>
-              </w:rPr>
-            </w:pPr>
-          </w:p>
-        </w:tc>
-        <w:tc>
-          <w:tcPr>
-            <w:tcW w:w="496" w:type="dxa"/>
-          </w:tcPr>
-          <w:p>
-            <w:pPr>
-              <w:rPr>
-                <w:rFonts w:ascii="新細明體" w:hAnsi="新細明體" w:hint="eastAsia"/>
-              </w:rPr>
-            </w:pPr>
-          </w:p>
-        </w:tc>
-        <w:tc>
-          <w:tcPr>
-            <w:tcW w:w="496" w:type="dxa"/>
+            <w:tcW w:w="510" w:type="dxa"/>
+          </w:tcPr>
+          <w:p>
+            <w:pPr>
+              <w:rPr>
+                <w:rFonts w:ascii="新細明體" w:hAnsi="新細明體"/>
+              </w:rPr>
+            </w:pPr>
+          </w:p>
+        </w:tc>
+        <w:tc>
+          <w:tcPr>
+            <w:tcW w:w="510" w:type="dxa"/>
+          </w:tcPr>
+          <w:p>
+            <w:pPr>
+              <w:rPr>
+                <w:rFonts w:ascii="新細明體" w:hAnsi="新細明體"/>
+              </w:rPr>
+            </w:pPr>
+          </w:p>
+        </w:tc>
+        <w:tc>
+          <w:tcPr>
+            <w:tcW w:w="510" w:type="dxa"/>
           </w:tcPr>
           <w:p>
             <w:pPr>
@@ -1450,7 +1451,7 @@
         </w:tc>
         <w:tc>
           <w:tcPr>
-            <w:tcW w:w="806" w:type="dxa"/>
+            <w:tcW w:w="850" w:type="dxa"/>
           </w:tcPr>
           <w:p>
             <w:pPr>
@@ -1480,7 +1481,7 @@
         </w:tc>
         <w:tc>
           <w:tcPr>
-            <w:tcW w:w="496" w:type="dxa"/>
+            <w:tcW w:w="510" w:type="dxa"/>
           </w:tcPr>
           <w:p>
             <w:pPr>
@@ -1498,7 +1499,7 @@
         </w:tc>
         <w:tc>
           <w:tcPr>
-            <w:tcW w:w="496" w:type="dxa"/>
+            <w:tcW w:w="510" w:type="dxa"/>
           </w:tcPr>
           <w:p>
             <w:pPr>
@@ -1516,12 +1517,12 @@
         </w:tc>
         <w:tc>
           <w:tcPr>
-            <w:tcW w:w="496" w:type="dxa"/>
-          </w:tcPr>
-          <w:p>
-            <w:pPr>
-              <w:rPr>
-                <w:rFonts w:ascii="新細明體" w:hAnsi="新細明體" w:hint="eastAsia"/>
+            <w:tcW w:w="510" w:type="dxa"/>
+          </w:tcPr>
+          <w:p>
+            <w:pPr>
+              <w:rPr>
+                <w:rFonts w:ascii="新細明體" w:hAnsi="新細明體"/>
               </w:rPr>
             </w:pPr>
             <w:r>
@@ -1534,12 +1535,12 @@
         </w:tc>
         <w:tc>
           <w:tcPr>
-            <w:tcW w:w="3981" w:type="dxa"/>
-          </w:tcPr>
-          <w:p>
-            <w:pPr>
-              <w:rPr>
-                <w:rFonts w:ascii="新細明體" w:hAnsi="新細明體" w:hint="eastAsia"/>
+            <w:tcW w:w="3969" w:type="dxa"/>
+          </w:tcPr>
+          <w:p>
+            <w:pPr>
+              <w:rPr>
+                <w:rFonts w:ascii="新細明體" w:hAnsi="新細明體"/>
               </w:rPr>
             </w:pPr>
             <w:r>
@@ -1552,7 +1553,7 @@
         </w:tc>
         <w:tc>
           <w:tcPr>
-            <w:tcW w:w="2004" w:type="dxa"/>
+            <w:tcW w:w="1984" w:type="dxa"/>
           </w:tcPr>
           <w:p>
             <w:pPr>
@@ -1570,7 +1571,7 @@
         </w:tc>
         <w:tc>
           <w:tcPr>
-            <w:tcW w:w="2005" w:type="dxa"/>
+            <w:tcW w:w="1984" w:type="dxa"/>
           </w:tcPr>
           <w:p>
             <w:pPr>
@@ -1588,7 +1589,7 @@
         </w:tc>
         <w:tc>
           <w:tcPr>
-            <w:tcW w:w="2005" w:type="dxa"/>
+            <w:tcW w:w="1984" w:type="dxa"/>
           </w:tcPr>
           <w:p>
             <w:pPr>
@@ -1606,12 +1607,12 @@
         </w:tc>
         <w:tc>
           <w:tcPr>
-            <w:tcW w:w="2004" w:type="dxa"/>
-          </w:tcPr>
-          <w:p>
-            <w:pPr>
-              <w:rPr>
-                <w:rFonts w:ascii="新細明體" w:hAnsi="新細明體" w:hint="eastAsia"/>
+            <w:tcW w:w="1984" w:type="dxa"/>
+          </w:tcPr>
+          <w:p>
+            <w:pPr>
+              <w:rPr>
+                <w:rFonts w:ascii="新細明體" w:hAnsi="新細明體"/>
               </w:rPr>
             </w:pPr>
             <w:r>
@@ -1624,19 +1625,19 @@
         </w:tc>
         <w:tc>
           <w:tcPr>
-            <w:tcW w:w="912" w:type="dxa"/>
-          </w:tcPr>
-          <w:p>
-            <w:pPr>
-              <w:rPr>
-                <w:rFonts w:ascii="新細明體" w:hAnsi="新細明體" w:hint="eastAsia"/>
-              </w:rPr>
-            </w:pPr>
-          </w:p>
-        </w:tc>
-        <w:tc>
-          <w:tcPr>
-            <w:tcW w:w="993" w:type="dxa"/>
+            <w:tcW w:w="907" w:type="dxa"/>
+          </w:tcPr>
+          <w:p>
+            <w:pPr>
+              <w:rPr>
+                <w:rFonts w:ascii="新細明體" w:hAnsi="新細明體"/>
+              </w:rPr>
+            </w:pPr>
+          </w:p>
+        </w:tc>
+        <w:tc>
+          <w:tcPr>
+            <w:tcW w:w="907" w:type="dxa"/>
           </w:tcPr>
           <w:p>
             <w:pPr>
@@ -1654,12 +1655,12 @@
         </w:tc>
         <w:tc>
           <w:tcPr>
-            <w:tcW w:w="4110" w:type="dxa"/>
-          </w:tcPr>
-          <w:p>
-            <w:pPr>
-              <w:rPr>
-                <w:rFonts w:ascii="新細明體" w:hAnsi="新細明體" w:hint="eastAsia"/>
+            <w:tcW w:w="3969" w:type="dxa"/>
+          </w:tcPr>
+          <w:p>
+            <w:pPr>
+              <w:rPr>
+                <w:rFonts w:ascii="新細明體" w:hAnsi="新細明體"/>
               </w:rPr>
             </w:pPr>
             <w:r>
@@ -1674,12 +1675,12 @@
       <w:tr>
         <w:tc>
           <w:tcPr>
-            <w:tcW w:w="496" w:type="dxa"/>
-          </w:tcPr>
-          <w:p>
-            <w:pPr>
-              <w:rPr>
-                <w:rFonts w:ascii="新細明體" w:hAnsi="新細明體" w:hint="eastAsia"/>
+            <w:tcW w:w="510" w:type="dxa"/>
+          </w:tcPr>
+          <w:p>
+            <w:pPr>
+              <w:rPr>
+                <w:rFonts w:ascii="新細明體" w:hAnsi="新細明體"/>
               </w:rPr>
             </w:pPr>
             <w:r>
@@ -1692,7 +1693,7 @@
         </w:tc>
         <w:tc>
           <w:tcPr>
-            <w:tcW w:w="496" w:type="dxa"/>
+            <w:tcW w:w="510" w:type="dxa"/>
           </w:tcPr>
           <w:p>
             <w:pPr>
@@ -1710,31 +1711,31 @@
         </w:tc>
         <w:tc>
           <w:tcPr>
-            <w:tcW w:w="496" w:type="dxa"/>
-          </w:tcPr>
-          <w:p>
-            <w:pPr>
-              <w:rPr>
-                <w:rFonts w:ascii="新細明體" w:hAnsi="新細明體"/>
-              </w:rPr>
-            </w:pPr>
-          </w:p>
-        </w:tc>
-        <w:tc>
-          <w:tcPr>
-            <w:tcW w:w="496" w:type="dxa"/>
-          </w:tcPr>
-          <w:p>
-            <w:pPr>
-              <w:rPr>
-                <w:rFonts w:ascii="新細明體" w:hAnsi="新細明體" w:hint="eastAsia"/>
-              </w:rPr>
-            </w:pPr>
-          </w:p>
-        </w:tc>
-        <w:tc>
-          <w:tcPr>
-            <w:tcW w:w="496" w:type="dxa"/>
+            <w:tcW w:w="510" w:type="dxa"/>
+          </w:tcPr>
+          <w:p>
+            <w:pPr>
+              <w:rPr>
+                <w:rFonts w:ascii="新細明體" w:hAnsi="新細明體"/>
+              </w:rPr>
+            </w:pPr>
+          </w:p>
+        </w:tc>
+        <w:tc>
+          <w:tcPr>
+            <w:tcW w:w="510" w:type="dxa"/>
+          </w:tcPr>
+          <w:p>
+            <w:pPr>
+              <w:rPr>
+                <w:rFonts w:ascii="新細明體" w:hAnsi="新細明體"/>
+              </w:rPr>
+            </w:pPr>
+          </w:p>
+        </w:tc>
+        <w:tc>
+          <w:tcPr>
+            <w:tcW w:w="510" w:type="dxa"/>
           </w:tcPr>
           <w:p>
             <w:pPr>
@@ -1752,7 +1753,7 @@
         </w:tc>
         <w:tc>
           <w:tcPr>
-            <w:tcW w:w="806" w:type="dxa"/>
+            <w:tcW w:w="850" w:type="dxa"/>
           </w:tcPr>
           <w:p>
             <w:pPr>
@@ -1770,7 +1771,7 @@
         </w:tc>
         <w:tc>
           <w:tcPr>
-            <w:tcW w:w="496" w:type="dxa"/>
+            <w:tcW w:w="510" w:type="dxa"/>
           </w:tcPr>
           <w:p>
             <w:pPr>
@@ -1788,7 +1789,7 @@
         </w:tc>
         <w:tc>
           <w:tcPr>
-            <w:tcW w:w="496" w:type="dxa"/>
+            <w:tcW w:w="510" w:type="dxa"/>
           </w:tcPr>
           <w:p>
             <w:pPr>
@@ -1806,12 +1807,12 @@
         </w:tc>
         <w:tc>
           <w:tcPr>
-            <w:tcW w:w="496" w:type="dxa"/>
-          </w:tcPr>
-          <w:p>
-            <w:pPr>
-              <w:rPr>
-                <w:rFonts w:ascii="新細明體" w:hAnsi="新細明體" w:hint="eastAsia"/>
+            <w:tcW w:w="510" w:type="dxa"/>
+          </w:tcPr>
+          <w:p>
+            <w:pPr>
+              <w:rPr>
+                <w:rFonts w:ascii="新細明體" w:hAnsi="新細明體"/>
               </w:rPr>
             </w:pPr>
             <w:r>
@@ -1824,12 +1825,12 @@
         </w:tc>
         <w:tc>
           <w:tcPr>
-            <w:tcW w:w="3981" w:type="dxa"/>
-          </w:tcPr>
-          <w:p>
-            <w:pPr>
-              <w:rPr>
-                <w:rFonts w:ascii="新細明體" w:hAnsi="新細明體" w:hint="eastAsia"/>
+            <w:tcW w:w="3969" w:type="dxa"/>
+          </w:tcPr>
+          <w:p>
+            <w:pPr>
+              <w:rPr>
+                <w:rFonts w:ascii="新細明體" w:hAnsi="新細明體"/>
               </w:rPr>
             </w:pPr>
             <w:r>
@@ -1848,7 +1849,7 @@
         </w:tc>
         <w:tc>
           <w:tcPr>
-            <w:tcW w:w="2004" w:type="dxa"/>
+            <w:tcW w:w="1984" w:type="dxa"/>
           </w:tcPr>
           <w:p>
             <w:pPr>
@@ -1866,7 +1867,7 @@
         </w:tc>
         <w:tc>
           <w:tcPr>
-            <w:tcW w:w="2005" w:type="dxa"/>
+            <w:tcW w:w="1984" w:type="dxa"/>
           </w:tcPr>
           <w:p>
             <w:pPr>
@@ -1884,7 +1885,7 @@
         </w:tc>
         <w:tc>
           <w:tcPr>
-            <w:tcW w:w="2005" w:type="dxa"/>
+            <w:tcW w:w="1984" w:type="dxa"/>
           </w:tcPr>
           <w:p>
             <w:pPr>
@@ -1902,7 +1903,7 @@
         </w:tc>
         <w:tc>
           <w:tcPr>
-            <w:tcW w:w="2004" w:type="dxa"/>
+            <w:tcW w:w="1984" w:type="dxa"/>
           </w:tcPr>
           <w:p>
             <w:pPr>
@@ -1920,19 +1921,19 @@
         </w:tc>
         <w:tc>
           <w:tcPr>
-            <w:tcW w:w="912" w:type="dxa"/>
-          </w:tcPr>
-          <w:p>
-            <w:pPr>
-              <w:rPr>
-                <w:rFonts w:ascii="新細明體" w:hAnsi="新細明體" w:hint="eastAsia"/>
-              </w:rPr>
-            </w:pPr>
-          </w:p>
-        </w:tc>
-        <w:tc>
-          <w:tcPr>
-            <w:tcW w:w="993" w:type="dxa"/>
+            <w:tcW w:w="907" w:type="dxa"/>
+          </w:tcPr>
+          <w:p>
+            <w:pPr>
+              <w:rPr>
+                <w:rFonts w:ascii="新細明體" w:hAnsi="新細明體"/>
+              </w:rPr>
+            </w:pPr>
+          </w:p>
+        </w:tc>
+        <w:tc>
+          <w:tcPr>
+            <w:tcW w:w="907" w:type="dxa"/>
           </w:tcPr>
           <w:p>
             <w:pPr>
@@ -1950,12 +1951,12 @@
         </w:tc>
         <w:tc>
           <w:tcPr>
-            <w:tcW w:w="4110" w:type="dxa"/>
-          </w:tcPr>
-          <w:p>
-            <w:pPr>
-              <w:rPr>
-                <w:rFonts w:ascii="新細明體" w:hAnsi="新細明體" w:hint="eastAsia"/>
+            <w:tcW w:w="3969" w:type="dxa"/>
+          </w:tcPr>
+          <w:p>
+            <w:pPr>
+              <w:rPr>
+                <w:rFonts w:ascii="新細明體" w:hAnsi="新細明體"/>
               </w:rPr>
             </w:pPr>
             <w:r>
@@ -1982,12 +1983,12 @@
       <w:tr>
         <w:tc>
           <w:tcPr>
-            <w:tcW w:w="496" w:type="dxa"/>
-          </w:tcPr>
-          <w:p>
-            <w:pPr>
-              <w:rPr>
-                <w:rFonts w:ascii="新細明體" w:hAnsi="新細明體" w:hint="eastAsia"/>
+            <w:tcW w:w="510" w:type="dxa"/>
+          </w:tcPr>
+          <w:p>
+            <w:pPr>
+              <w:rPr>
+                <w:rFonts w:ascii="新細明體" w:hAnsi="新細明體"/>
               </w:rPr>
             </w:pPr>
             <w:r>
@@ -2000,7 +2001,7 @@
         </w:tc>
         <w:tc>
           <w:tcPr>
-            <w:tcW w:w="496" w:type="dxa"/>
+            <w:tcW w:w="510" w:type="dxa"/>
           </w:tcPr>
           <w:p>
             <w:pPr>
@@ -2018,31 +2019,31 @@
         </w:tc>
         <w:tc>
           <w:tcPr>
-            <w:tcW w:w="496" w:type="dxa"/>
-          </w:tcPr>
-          <w:p>
-            <w:pPr>
-              <w:rPr>
-                <w:rFonts w:ascii="新細明體" w:hAnsi="新細明體"/>
-              </w:rPr>
-            </w:pPr>
-          </w:p>
-        </w:tc>
-        <w:tc>
-          <w:tcPr>
-            <w:tcW w:w="496" w:type="dxa"/>
-          </w:tcPr>
-          <w:p>
-            <w:pPr>
-              <w:rPr>
-                <w:rFonts w:ascii="新細明體" w:hAnsi="新細明體" w:hint="eastAsia"/>
-              </w:rPr>
-            </w:pPr>
-          </w:p>
-        </w:tc>
-        <w:tc>
-          <w:tcPr>
-            <w:tcW w:w="496" w:type="dxa"/>
+            <w:tcW w:w="510" w:type="dxa"/>
+          </w:tcPr>
+          <w:p>
+            <w:pPr>
+              <w:rPr>
+                <w:rFonts w:ascii="新細明體" w:hAnsi="新細明體"/>
+              </w:rPr>
+            </w:pPr>
+          </w:p>
+        </w:tc>
+        <w:tc>
+          <w:tcPr>
+            <w:tcW w:w="510" w:type="dxa"/>
+          </w:tcPr>
+          <w:p>
+            <w:pPr>
+              <w:rPr>
+                <w:rFonts w:ascii="新細明體" w:hAnsi="新細明體"/>
+              </w:rPr>
+            </w:pPr>
+          </w:p>
+        </w:tc>
+        <w:tc>
+          <w:tcPr>
+            <w:tcW w:w="510" w:type="dxa"/>
           </w:tcPr>
           <w:p>
             <w:pPr>
@@ -2060,12 +2061,12 @@
         </w:tc>
         <w:tc>
           <w:tcPr>
-            <w:tcW w:w="806" w:type="dxa"/>
-          </w:tcPr>
-          <w:p>
-            <w:pPr>
-              <w:rPr>
-                <w:rFonts w:ascii="新細明體" w:hAnsi="新細明體" w:hint="eastAsia"/>
+            <w:tcW w:w="850" w:type="dxa"/>
+          </w:tcPr>
+          <w:p>
+            <w:pPr>
+              <w:rPr>
+                <w:rFonts w:ascii="新細明體" w:hAnsi="新細明體"/>
               </w:rPr>
             </w:pPr>
             <w:r>
@@ -2084,7 +2085,7 @@
         </w:tc>
         <w:tc>
           <w:tcPr>
-            <w:tcW w:w="496" w:type="dxa"/>
+            <w:tcW w:w="510" w:type="dxa"/>
           </w:tcPr>
           <w:p>
             <w:pPr>
@@ -2102,7 +2103,7 @@
         </w:tc>
         <w:tc>
           <w:tcPr>
-            <w:tcW w:w="496" w:type="dxa"/>
+            <w:tcW w:w="510" w:type="dxa"/>
           </w:tcPr>
           <w:p>
             <w:pPr>
@@ -2120,12 +2121,12 @@
         </w:tc>
         <w:tc>
           <w:tcPr>
-            <w:tcW w:w="496" w:type="dxa"/>
-          </w:tcPr>
-          <w:p>
-            <w:pPr>
-              <w:rPr>
-                <w:rFonts w:ascii="新細明體" w:hAnsi="新細明體" w:hint="eastAsia"/>
+            <w:tcW w:w="510" w:type="dxa"/>
+          </w:tcPr>
+          <w:p>
+            <w:pPr>
+              <w:rPr>
+                <w:rFonts w:ascii="新細明體" w:hAnsi="新細明體"/>
               </w:rPr>
             </w:pPr>
             <w:r>
@@ -2138,12 +2139,12 @@
         </w:tc>
         <w:tc>
           <w:tcPr>
-            <w:tcW w:w="3981" w:type="dxa"/>
-          </w:tcPr>
-          <w:p>
-            <w:pPr>
-              <w:rPr>
-                <w:rFonts w:ascii="新細明體" w:hAnsi="新細明體" w:hint="eastAsia"/>
+            <w:tcW w:w="3969" w:type="dxa"/>
+          </w:tcPr>
+          <w:p>
+            <w:pPr>
+              <w:rPr>
+                <w:rFonts w:ascii="新細明體" w:hAnsi="新細明體"/>
               </w:rPr>
             </w:pPr>
             <w:r>
@@ -2156,7 +2157,7 @@
         </w:tc>
         <w:tc>
           <w:tcPr>
-            <w:tcW w:w="2004" w:type="dxa"/>
+            <w:tcW w:w="1984" w:type="dxa"/>
           </w:tcPr>
           <w:p>
             <w:pPr>
@@ -2174,7 +2175,7 @@
         </w:tc>
         <w:tc>
           <w:tcPr>
-            <w:tcW w:w="2005" w:type="dxa"/>
+            <w:tcW w:w="1984" w:type="dxa"/>
           </w:tcPr>
           <w:p>
             <w:pPr>
@@ -2192,7 +2193,7 @@
         </w:tc>
         <w:tc>
           <w:tcPr>
-            <w:tcW w:w="2005" w:type="dxa"/>
+            <w:tcW w:w="1984" w:type="dxa"/>
           </w:tcPr>
           <w:p>
             <w:pPr>
@@ -2210,7 +2211,7 @@
         </w:tc>
         <w:tc>
           <w:tcPr>
-            <w:tcW w:w="2004" w:type="dxa"/>
+            <w:tcW w:w="1984" w:type="dxa"/>
           </w:tcPr>
           <w:p>
             <w:pPr>
@@ -2228,19 +2229,19 @@
         </w:tc>
         <w:tc>
           <w:tcPr>
-            <w:tcW w:w="912" w:type="dxa"/>
-          </w:tcPr>
-          <w:p>
-            <w:pPr>
-              <w:rPr>
-                <w:rFonts w:ascii="新細明體" w:hAnsi="新細明體" w:hint="eastAsia"/>
-              </w:rPr>
-            </w:pPr>
-          </w:p>
-        </w:tc>
-        <w:tc>
-          <w:tcPr>
-            <w:tcW w:w="993" w:type="dxa"/>
+            <w:tcW w:w="907" w:type="dxa"/>
+          </w:tcPr>
+          <w:p>
+            <w:pPr>
+              <w:rPr>
+                <w:rFonts w:ascii="新細明體" w:hAnsi="新細明體"/>
+              </w:rPr>
+            </w:pPr>
+          </w:p>
+        </w:tc>
+        <w:tc>
+          <w:tcPr>
+            <w:tcW w:w="907" w:type="dxa"/>
           </w:tcPr>
           <w:p>
             <w:pPr>
@@ -2258,12 +2259,12 @@
         </w:tc>
         <w:tc>
           <w:tcPr>
-            <w:tcW w:w="4110" w:type="dxa"/>
-          </w:tcPr>
-          <w:p>
-            <w:pPr>
-              <w:rPr>
-                <w:rFonts w:ascii="新細明體" w:hAnsi="新細明體" w:hint="eastAsia"/>
+            <w:tcW w:w="3969" w:type="dxa"/>
+          </w:tcPr>
+          <w:p>
+            <w:pPr>
+              <w:rPr>
+                <w:rFonts w:ascii="新細明體" w:hAnsi="新細明體"/>
               </w:rPr>
             </w:pPr>
             <w:r>
@@ -2278,12 +2279,12 @@
       <w:tr>
         <w:tc>
           <w:tcPr>
-            <w:tcW w:w="496" w:type="dxa"/>
-          </w:tcPr>
-          <w:p>
-            <w:pPr>
-              <w:rPr>
-                <w:rFonts w:ascii="新細明體" w:hAnsi="新細明體" w:hint="eastAsia"/>
+            <w:tcW w:w="510" w:type="dxa"/>
+          </w:tcPr>
+          <w:p>
+            <w:pPr>
+              <w:rPr>
+                <w:rFonts w:ascii="新細明體" w:hAnsi="新細明體"/>
               </w:rPr>
             </w:pPr>
             <w:r>
@@ -2296,7 +2297,7 @@
         </w:tc>
         <w:tc>
           <w:tcPr>
-            <w:tcW w:w="496" w:type="dxa"/>
+            <w:tcW w:w="510" w:type="dxa"/>
           </w:tcPr>
           <w:p>
             <w:pPr>
@@ -2314,31 +2315,31 @@
         </w:tc>
         <w:tc>
           <w:tcPr>
-            <w:tcW w:w="496" w:type="dxa"/>
-          </w:tcPr>
-          <w:p>
-            <w:pPr>
-              <w:rPr>
-                <w:rFonts w:ascii="新細明體" w:hAnsi="新細明體"/>
-              </w:rPr>
-            </w:pPr>
-          </w:p>
-        </w:tc>
-        <w:tc>
-          <w:tcPr>
-            <w:tcW w:w="496" w:type="dxa"/>
-          </w:tcPr>
-          <w:p>
-            <w:pPr>
-              <w:rPr>
-                <w:rFonts w:ascii="新細明體" w:hAnsi="新細明體" w:hint="eastAsia"/>
-              </w:rPr>
-            </w:pPr>
-          </w:p>
-        </w:tc>
-        <w:tc>
-          <w:tcPr>
-            <w:tcW w:w="496" w:type="dxa"/>
+            <w:tcW w:w="510" w:type="dxa"/>
+          </w:tcPr>
+          <w:p>
+            <w:pPr>
+              <w:rPr>
+                <w:rFonts w:ascii="新細明體" w:hAnsi="新細明體"/>
+              </w:rPr>
+            </w:pPr>
+          </w:p>
+        </w:tc>
+        <w:tc>
+          <w:tcPr>
+            <w:tcW w:w="510" w:type="dxa"/>
+          </w:tcPr>
+          <w:p>
+            <w:pPr>
+              <w:rPr>
+                <w:rFonts w:ascii="新細明體" w:hAnsi="新細明體"/>
+              </w:rPr>
+            </w:pPr>
+          </w:p>
+        </w:tc>
+        <w:tc>
+          <w:tcPr>
+            <w:tcW w:w="510" w:type="dxa"/>
           </w:tcPr>
           <w:p>
             <w:pPr>
@@ -2356,12 +2357,12 @@
         </w:tc>
         <w:tc>
           <w:tcPr>
-            <w:tcW w:w="806" w:type="dxa"/>
-          </w:tcPr>
-          <w:p>
-            <w:pPr>
-              <w:rPr>
-                <w:rFonts w:ascii="新細明體" w:hAnsi="新細明體" w:hint="eastAsia"/>
+            <w:tcW w:w="850" w:type="dxa"/>
+          </w:tcPr>
+          <w:p>
+            <w:pPr>
+              <w:rPr>
+                <w:rFonts w:ascii="新細明體" w:hAnsi="新細明體"/>
               </w:rPr>
             </w:pPr>
             <w:r>
@@ -2380,7 +2381,7 @@
         </w:tc>
         <w:tc>
           <w:tcPr>
-            <w:tcW w:w="496" w:type="dxa"/>
+            <w:tcW w:w="510" w:type="dxa"/>
           </w:tcPr>
           <w:p>
             <w:pPr>
@@ -2398,7 +2399,7 @@
         </w:tc>
         <w:tc>
           <w:tcPr>
-            <w:tcW w:w="496" w:type="dxa"/>
+            <w:tcW w:w="510" w:type="dxa"/>
           </w:tcPr>
           <w:p>
             <w:pPr>
@@ -2416,12 +2417,12 @@
         </w:tc>
         <w:tc>
           <w:tcPr>
-            <w:tcW w:w="496" w:type="dxa"/>
-          </w:tcPr>
-          <w:p>
-            <w:pPr>
-              <w:rPr>
-                <w:rFonts w:ascii="新細明體" w:hAnsi="新細明體" w:hint="eastAsia"/>
+            <w:tcW w:w="510" w:type="dxa"/>
+          </w:tcPr>
+          <w:p>
+            <w:pPr>
+              <w:rPr>
+                <w:rFonts w:ascii="新細明體" w:hAnsi="新細明體"/>
               </w:rPr>
             </w:pPr>
             <w:r>
@@ -2434,12 +2435,12 @@
         </w:tc>
         <w:tc>
           <w:tcPr>
-            <w:tcW w:w="3981" w:type="dxa"/>
-          </w:tcPr>
-          <w:p>
-            <w:pPr>
-              <w:rPr>
-                <w:rFonts w:ascii="新細明體" w:hAnsi="新細明體" w:hint="eastAsia"/>
+            <w:tcW w:w="3969" w:type="dxa"/>
+          </w:tcPr>
+          <w:p>
+            <w:pPr>
+              <w:rPr>
+                <w:rFonts w:ascii="新細明體" w:hAnsi="新細明體"/>
               </w:rPr>
             </w:pPr>
             <w:r>
@@ -2452,7 +2453,7 @@
         </w:tc>
         <w:tc>
           <w:tcPr>
-            <w:tcW w:w="2004" w:type="dxa"/>
+            <w:tcW w:w="1984" w:type="dxa"/>
           </w:tcPr>
           <w:p>
             <w:pPr>
@@ -2470,7 +2471,7 @@
         </w:tc>
         <w:tc>
           <w:tcPr>
-            <w:tcW w:w="2005" w:type="dxa"/>
+            <w:tcW w:w="1984" w:type="dxa"/>
           </w:tcPr>
           <w:p>
             <w:pPr>
@@ -2488,7 +2489,7 @@
         </w:tc>
         <w:tc>
           <w:tcPr>
-            <w:tcW w:w="2005" w:type="dxa"/>
+            <w:tcW w:w="1984" w:type="dxa"/>
           </w:tcPr>
           <w:p>
             <w:pPr>
@@ -2506,7 +2507,7 @@
         </w:tc>
         <w:tc>
           <w:tcPr>
-            <w:tcW w:w="2004" w:type="dxa"/>
+            <w:tcW w:w="1984" w:type="dxa"/>
           </w:tcPr>
           <w:p>
             <w:pPr>
@@ -2524,19 +2525,19 @@
         </w:tc>
         <w:tc>
           <w:tcPr>
-            <w:tcW w:w="912" w:type="dxa"/>
-          </w:tcPr>
-          <w:p>
-            <w:pPr>
-              <w:rPr>
-                <w:rFonts w:ascii="新細明體" w:hAnsi="新細明體" w:hint="eastAsia"/>
-              </w:rPr>
-            </w:pPr>
-          </w:p>
-        </w:tc>
-        <w:tc>
-          <w:tcPr>
-            <w:tcW w:w="993" w:type="dxa"/>
+            <w:tcW w:w="907" w:type="dxa"/>
+          </w:tcPr>
+          <w:p>
+            <w:pPr>
+              <w:rPr>
+                <w:rFonts w:ascii="新細明體" w:hAnsi="新細明體"/>
+              </w:rPr>
+            </w:pPr>
+          </w:p>
+        </w:tc>
+        <w:tc>
+          <w:tcPr>
+            <w:tcW w:w="907" w:type="dxa"/>
           </w:tcPr>
           <w:p>
             <w:pPr>
@@ -2614,12 +2615,12 @@
         </w:tc>
         <w:tc>
           <w:tcPr>
-            <w:tcW w:w="4110" w:type="dxa"/>
-          </w:tcPr>
-          <w:p>
-            <w:pPr>
-              <w:rPr>
-                <w:rFonts w:ascii="新細明體" w:hAnsi="新細明體" w:hint="eastAsia"/>
+            <w:tcW w:w="3969" w:type="dxa"/>
+          </w:tcPr>
+          <w:p>
+            <w:pPr>
+              <w:rPr>
+                <w:rFonts w:ascii="新細明體" w:hAnsi="新細明體"/>
               </w:rPr>
             </w:pPr>
             <w:r>
@@ -2634,12 +2635,12 @@
       <w:tr>
         <w:tc>
           <w:tcPr>
-            <w:tcW w:w="496" w:type="dxa"/>
-          </w:tcPr>
-          <w:p>
-            <w:pPr>
-              <w:rPr>
-                <w:rFonts w:ascii="新細明體" w:hAnsi="新細明體" w:hint="eastAsia"/>
+            <w:tcW w:w="510" w:type="dxa"/>
+          </w:tcPr>
+          <w:p>
+            <w:pPr>
+              <w:rPr>
+                <w:rFonts w:ascii="新細明體" w:hAnsi="新細明體"/>
               </w:rPr>
             </w:pPr>
             <w:r>
@@ -2653,7 +2654,7 @@
         </w:tc>
         <w:tc>
           <w:tcPr>
-            <w:tcW w:w="496" w:type="dxa"/>
+            <w:tcW w:w="510" w:type="dxa"/>
           </w:tcPr>
           <w:p>
             <w:pPr>
@@ -2671,31 +2672,31 @@
         </w:tc>
         <w:tc>
           <w:tcPr>
-            <w:tcW w:w="496" w:type="dxa"/>
-          </w:tcPr>
-          <w:p>
-            <w:pPr>
-              <w:rPr>
-                <w:rFonts w:ascii="新細明體" w:hAnsi="新細明體"/>
-              </w:rPr>
-            </w:pPr>
-          </w:p>
-        </w:tc>
-        <w:tc>
-          <w:tcPr>
-            <w:tcW w:w="496" w:type="dxa"/>
-          </w:tcPr>
-          <w:p>
-            <w:pPr>
-              <w:rPr>
-                <w:rFonts w:ascii="新細明體" w:hAnsi="新細明體" w:hint="eastAsia"/>
-              </w:rPr>
-            </w:pPr>
-          </w:p>
-        </w:tc>
-        <w:tc>
-          <w:tcPr>
-            <w:tcW w:w="496" w:type="dxa"/>
+            <w:tcW w:w="510" w:type="dxa"/>
+          </w:tcPr>
+          <w:p>
+            <w:pPr>
+              <w:rPr>
+                <w:rFonts w:ascii="新細明體" w:hAnsi="新細明體"/>
+              </w:rPr>
+            </w:pPr>
+          </w:p>
+        </w:tc>
+        <w:tc>
+          <w:tcPr>
+            <w:tcW w:w="510" w:type="dxa"/>
+          </w:tcPr>
+          <w:p>
+            <w:pPr>
+              <w:rPr>
+                <w:rFonts w:ascii="新細明體" w:hAnsi="新細明體"/>
+              </w:rPr>
+            </w:pPr>
+          </w:p>
+        </w:tc>
+        <w:tc>
+          <w:tcPr>
+            <w:tcW w:w="510" w:type="dxa"/>
           </w:tcPr>
           <w:p>
             <w:pPr>
@@ -2713,12 +2714,12 @@
         </w:tc>
         <w:tc>
           <w:tcPr>
-            <w:tcW w:w="806" w:type="dxa"/>
-          </w:tcPr>
-          <w:p>
-            <w:pPr>
-              <w:rPr>
-                <w:rFonts w:ascii="新細明體" w:hAnsi="新細明體" w:hint="eastAsia"/>
+            <w:tcW w:w="850" w:type="dxa"/>
+          </w:tcPr>
+          <w:p>
+            <w:pPr>
+              <w:rPr>
+                <w:rFonts w:ascii="新細明體" w:hAnsi="新細明體"/>
               </w:rPr>
             </w:pPr>
             <w:r>
@@ -2749,7 +2750,7 @@
         </w:tc>
         <w:tc>
           <w:tcPr>
-            <w:tcW w:w="496" w:type="dxa"/>
+            <w:tcW w:w="510" w:type="dxa"/>
           </w:tcPr>
           <w:p>
             <w:pPr>
@@ -2767,7 +2768,7 @@
         </w:tc>
         <w:tc>
           <w:tcPr>
-            <w:tcW w:w="496" w:type="dxa"/>
+            <w:tcW w:w="510" w:type="dxa"/>
           </w:tcPr>
           <w:p>
             <w:pPr>
@@ -2785,12 +2786,12 @@
         </w:tc>
         <w:tc>
           <w:tcPr>
-            <w:tcW w:w="496" w:type="dxa"/>
-          </w:tcPr>
-          <w:p>
-            <w:pPr>
-              <w:rPr>
-                <w:rFonts w:ascii="新細明體" w:hAnsi="新細明體" w:hint="eastAsia"/>
+            <w:tcW w:w="510" w:type="dxa"/>
+          </w:tcPr>
+          <w:p>
+            <w:pPr>
+              <w:rPr>
+                <w:rFonts w:ascii="新細明體" w:hAnsi="新細明體"/>
               </w:rPr>
             </w:pPr>
             <w:r>
@@ -2803,12 +2804,12 @@
         </w:tc>
         <w:tc>
           <w:tcPr>
-            <w:tcW w:w="3981" w:type="dxa"/>
-          </w:tcPr>
-          <w:p>
-            <w:pPr>
-              <w:rPr>
-                <w:rFonts w:ascii="新細明體" w:hAnsi="新細明體" w:hint="eastAsia"/>
+            <w:tcW w:w="3969" w:type="dxa"/>
+          </w:tcPr>
+          <w:p>
+            <w:pPr>
+              <w:rPr>
+                <w:rFonts w:ascii="新細明體" w:hAnsi="新細明體"/>
               </w:rPr>
             </w:pPr>
             <w:r>
@@ -2821,7 +2822,7 @@
         </w:tc>
         <w:tc>
           <w:tcPr>
-            <w:tcW w:w="2004" w:type="dxa"/>
+            <w:tcW w:w="1984" w:type="dxa"/>
           </w:tcPr>
           <w:p>
             <w:pPr>
@@ -2839,7 +2840,7 @@
         </w:tc>
         <w:tc>
           <w:tcPr>
-            <w:tcW w:w="2005" w:type="dxa"/>
+            <w:tcW w:w="1984" w:type="dxa"/>
           </w:tcPr>
           <w:p>
             <w:pPr>
@@ -2857,7 +2858,7 @@
         </w:tc>
         <w:tc>
           <w:tcPr>
-            <w:tcW w:w="2005" w:type="dxa"/>
+            <w:tcW w:w="1984" w:type="dxa"/>
           </w:tcPr>
           <w:p>
             <w:pPr>
@@ -2875,12 +2876,12 @@
         </w:tc>
         <w:tc>
           <w:tcPr>
-            <w:tcW w:w="2004" w:type="dxa"/>
-          </w:tcPr>
-          <w:p>
-            <w:pPr>
-              <w:rPr>
-                <w:rFonts w:ascii="新細明體" w:hAnsi="新細明體" w:hint="eastAsia"/>
+            <w:tcW w:w="1984" w:type="dxa"/>
+          </w:tcPr>
+          <w:p>
+            <w:pPr>
+              <w:rPr>
+                <w:rFonts w:ascii="新細明體" w:hAnsi="新細明體"/>
               </w:rPr>
             </w:pPr>
             <w:r>
@@ -2893,19 +2894,19 @@
         </w:tc>
         <w:tc>
           <w:tcPr>
-            <w:tcW w:w="912" w:type="dxa"/>
-          </w:tcPr>
-          <w:p>
-            <w:pPr>
-              <w:rPr>
-                <w:rFonts w:ascii="新細明體" w:hAnsi="新細明體" w:hint="eastAsia"/>
-              </w:rPr>
-            </w:pPr>
-          </w:p>
-        </w:tc>
-        <w:tc>
-          <w:tcPr>
-            <w:tcW w:w="993" w:type="dxa"/>
+            <w:tcW w:w="907" w:type="dxa"/>
+          </w:tcPr>
+          <w:p>
+            <w:pPr>
+              <w:rPr>
+                <w:rFonts w:ascii="新細明體" w:hAnsi="新細明體"/>
+              </w:rPr>
+            </w:pPr>
+          </w:p>
+        </w:tc>
+        <w:tc>
+          <w:tcPr>
+            <w:tcW w:w="907" w:type="dxa"/>
           </w:tcPr>
           <w:p>
             <w:pPr>
@@ -2923,12 +2924,12 @@
         </w:tc>
         <w:tc>
           <w:tcPr>
-            <w:tcW w:w="4110" w:type="dxa"/>
-          </w:tcPr>
-          <w:p>
-            <w:pPr>
-              <w:rPr>
-                <w:rFonts w:ascii="新細明體" w:hAnsi="新細明體" w:hint="eastAsia"/>
+            <w:tcW w:w="3969" w:type="dxa"/>
+          </w:tcPr>
+          <w:p>
+            <w:pPr>
+              <w:rPr>
+                <w:rFonts w:ascii="新細明體" w:hAnsi="新細明體"/>
               </w:rPr>
             </w:pPr>
             <w:r>
@@ -2943,12 +2944,12 @@
       <w:tr>
         <w:tc>
           <w:tcPr>
-            <w:tcW w:w="496" w:type="dxa"/>
-          </w:tcPr>
-          <w:p>
-            <w:pPr>
-              <w:rPr>
-                <w:rFonts w:ascii="新細明體" w:hAnsi="新細明體" w:hint="eastAsia"/>
+            <w:tcW w:w="510" w:type="dxa"/>
+          </w:tcPr>
+          <w:p>
+            <w:pPr>
+              <w:rPr>
+                <w:rFonts w:ascii="新細明體" w:hAnsi="新細明體"/>
               </w:rPr>
             </w:pPr>
             <w:r>
@@ -2961,7 +2962,7 @@
         </w:tc>
         <w:tc>
           <w:tcPr>
-            <w:tcW w:w="496" w:type="dxa"/>
+            <w:tcW w:w="510" w:type="dxa"/>
           </w:tcPr>
           <w:p>
             <w:pPr>
@@ -2979,31 +2980,31 @@
         </w:tc>
         <w:tc>
           <w:tcPr>
-            <w:tcW w:w="496" w:type="dxa"/>
-          </w:tcPr>
-          <w:p>
-            <w:pPr>
-              <w:rPr>
-                <w:rFonts w:ascii="新細明體" w:hAnsi="新細明體"/>
-              </w:rPr>
-            </w:pPr>
-          </w:p>
-        </w:tc>
-        <w:tc>
-          <w:tcPr>
-            <w:tcW w:w="496" w:type="dxa"/>
-          </w:tcPr>
-          <w:p>
-            <w:pPr>
-              <w:rPr>
-                <w:rFonts w:ascii="新細明體" w:hAnsi="新細明體" w:hint="eastAsia"/>
-              </w:rPr>
-            </w:pPr>
-          </w:p>
-        </w:tc>
-        <w:tc>
-          <w:tcPr>
-            <w:tcW w:w="496" w:type="dxa"/>
+            <w:tcW w:w="510" w:type="dxa"/>
+          </w:tcPr>
+          <w:p>
+            <w:pPr>
+              <w:rPr>
+                <w:rFonts w:ascii="新細明體" w:hAnsi="新細明體"/>
+              </w:rPr>
+            </w:pPr>
+          </w:p>
+        </w:tc>
+        <w:tc>
+          <w:tcPr>
+            <w:tcW w:w="510" w:type="dxa"/>
+          </w:tcPr>
+          <w:p>
+            <w:pPr>
+              <w:rPr>
+                <w:rFonts w:ascii="新細明體" w:hAnsi="新細明體"/>
+              </w:rPr>
+            </w:pPr>
+          </w:p>
+        </w:tc>
+        <w:tc>
+          <w:tcPr>
+            <w:tcW w:w="510" w:type="dxa"/>
           </w:tcPr>
           <w:p>
             <w:pPr>
@@ -3021,7 +3022,7 @@
         </w:tc>
         <w:tc>
           <w:tcPr>
-            <w:tcW w:w="806" w:type="dxa"/>
+            <w:tcW w:w="850" w:type="dxa"/>
           </w:tcPr>
           <w:p>
             <w:pPr>
@@ -3051,7 +3052,7 @@
         </w:tc>
         <w:tc>
           <w:tcPr>
-            <w:tcW w:w="496" w:type="dxa"/>
+            <w:tcW w:w="510" w:type="dxa"/>
           </w:tcPr>
           <w:p>
             <w:pPr>
@@ -3069,7 +3070,7 @@
         </w:tc>
         <w:tc>
           <w:tcPr>
-            <w:tcW w:w="496" w:type="dxa"/>
+            <w:tcW w:w="510" w:type="dxa"/>
           </w:tcPr>
           <w:p>
             <w:pPr>
@@ -3087,12 +3088,12 @@
         </w:tc>
         <w:tc>
           <w:tcPr>
-            <w:tcW w:w="496" w:type="dxa"/>
-          </w:tcPr>
-          <w:p>
-            <w:pPr>
-              <w:rPr>
-                <w:rFonts w:ascii="新細明體" w:hAnsi="新細明體" w:hint="eastAsia"/>
+            <w:tcW w:w="510" w:type="dxa"/>
+          </w:tcPr>
+          <w:p>
+            <w:pPr>
+              <w:rPr>
+                <w:rFonts w:ascii="新細明體" w:hAnsi="新細明體"/>
               </w:rPr>
             </w:pPr>
             <w:r>
@@ -3105,12 +3106,12 @@
         </w:tc>
         <w:tc>
           <w:tcPr>
-            <w:tcW w:w="3981" w:type="dxa"/>
-          </w:tcPr>
-          <w:p>
-            <w:pPr>
-              <w:rPr>
-                <w:rFonts w:ascii="新細明體" w:hAnsi="新細明體" w:hint="eastAsia"/>
+            <w:tcW w:w="3969" w:type="dxa"/>
+          </w:tcPr>
+          <w:p>
+            <w:pPr>
+              <w:rPr>
+                <w:rFonts w:ascii="新細明體" w:hAnsi="新細明體"/>
               </w:rPr>
             </w:pPr>
             <w:r>
@@ -3123,7 +3124,7 @@
         </w:tc>
         <w:tc>
           <w:tcPr>
-            <w:tcW w:w="2004" w:type="dxa"/>
+            <w:tcW w:w="1984" w:type="dxa"/>
           </w:tcPr>
           <w:p>
             <w:pPr>
@@ -3141,7 +3142,7 @@
         </w:tc>
         <w:tc>
           <w:tcPr>
-            <w:tcW w:w="2005" w:type="dxa"/>
+            <w:tcW w:w="1984" w:type="dxa"/>
           </w:tcPr>
           <w:p>
             <w:pPr>
@@ -3159,7 +3160,7 @@
         </w:tc>
         <w:tc>
           <w:tcPr>
-            <w:tcW w:w="2005" w:type="dxa"/>
+            <w:tcW w:w="1984" w:type="dxa"/>
           </w:tcPr>
           <w:p>
             <w:pPr>
@@ -3177,7 +3178,7 @@
         </w:tc>
         <w:tc>
           <w:tcPr>
-            <w:tcW w:w="2004" w:type="dxa"/>
+            <w:tcW w:w="1984" w:type="dxa"/>
           </w:tcPr>
           <w:p>
             <w:pPr>
@@ -3195,19 +3196,19 @@
         </w:tc>
         <w:tc>
           <w:tcPr>
-            <w:tcW w:w="912" w:type="dxa"/>
-          </w:tcPr>
-          <w:p>
-            <w:pPr>
-              <w:rPr>
-                <w:rFonts w:ascii="新細明體" w:hAnsi="新細明體" w:hint="eastAsia"/>
-              </w:rPr>
-            </w:pPr>
-          </w:p>
-        </w:tc>
-        <w:tc>
-          <w:tcPr>
-            <w:tcW w:w="993" w:type="dxa"/>
+            <w:tcW w:w="907" w:type="dxa"/>
+          </w:tcPr>
+          <w:p>
+            <w:pPr>
+              <w:rPr>
+                <w:rFonts w:ascii="新細明體" w:hAnsi="新細明體"/>
+              </w:rPr>
+            </w:pPr>
+          </w:p>
+        </w:tc>
+        <w:tc>
+          <w:tcPr>
+            <w:tcW w:w="907" w:type="dxa"/>
           </w:tcPr>
           <w:p>
             <w:pPr>
@@ -3225,12 +3226,12 @@
         </w:tc>
         <w:tc>
           <w:tcPr>
-            <w:tcW w:w="4110" w:type="dxa"/>
-          </w:tcPr>
-          <w:p>
-            <w:pPr>
-              <w:rPr>
-                <w:rFonts w:ascii="新細明體" w:hAnsi="新細明體" w:hint="eastAsia"/>
+            <w:tcW w:w="3969" w:type="dxa"/>
+          </w:tcPr>
+          <w:p>
+            <w:pPr>
+              <w:rPr>
+                <w:rFonts w:ascii="新細明體" w:hAnsi="新細明體"/>
               </w:rPr>
             </w:pPr>
             <w:r>
@@ -3287,18 +3288,18 @@
       <w:tr>
         <w:tc>
           <w:tcPr>
-            <w:tcW w:w="496" w:type="dxa"/>
-            <w:tcBorders>
-              <w:top w:val="single" w:sz="4" w:space="0" w:color="auto"/>
-              <w:left w:val="single" w:sz="4" w:space="0" w:color="auto"/>
-              <w:bottom w:val="single" w:sz="4" w:space="0" w:color="auto"/>
-              <w:right w:val="single" w:sz="4" w:space="0" w:color="auto"/>
-            </w:tcBorders>
-          </w:tcPr>
-          <w:p>
-            <w:pPr>
-              <w:rPr>
-                <w:rFonts w:ascii="新細明體" w:hAnsi="新細明體" w:hint="eastAsia"/>
+            <w:tcW w:w="510" w:type="dxa"/>
+            <w:tcBorders>
+              <w:top w:val="single" w:sz="4" w:space="0" w:color="auto"/>
+              <w:left w:val="single" w:sz="4" w:space="0" w:color="auto"/>
+              <w:bottom w:val="single" w:sz="4" w:space="0" w:color="auto"/>
+              <w:right w:val="single" w:sz="4" w:space="0" w:color="auto"/>
+            </w:tcBorders>
+          </w:tcPr>
+          <w:p>
+            <w:pPr>
+              <w:rPr>
+                <w:rFonts w:ascii="新細明體" w:hAnsi="新細明體"/>
               </w:rPr>
             </w:pPr>
             <w:r>
@@ -3311,7 +3312,7 @@
         </w:tc>
         <w:tc>
           <w:tcPr>
-            <w:tcW w:w="496" w:type="dxa"/>
+            <w:tcW w:w="510" w:type="dxa"/>
             <w:tcBorders>
               <w:top w:val="single" w:sz="4" w:space="0" w:color="auto"/>
               <w:left w:val="single" w:sz="4" w:space="0" w:color="auto"/>
@@ -3335,43 +3336,43 @@
         </w:tc>
         <w:tc>
           <w:tcPr>
-            <w:tcW w:w="496" w:type="dxa"/>
-            <w:tcBorders>
-              <w:top w:val="single" w:sz="4" w:space="0" w:color="auto"/>
-              <w:left w:val="single" w:sz="4" w:space="0" w:color="auto"/>
-              <w:bottom w:val="single" w:sz="4" w:space="0" w:color="auto"/>
-              <w:right w:val="single" w:sz="4" w:space="0" w:color="auto"/>
-            </w:tcBorders>
-          </w:tcPr>
-          <w:p>
-            <w:pPr>
-              <w:rPr>
-                <w:rFonts w:ascii="新細明體" w:hAnsi="新細明體"/>
-              </w:rPr>
-            </w:pPr>
-          </w:p>
-        </w:tc>
-        <w:tc>
-          <w:tcPr>
-            <w:tcW w:w="496" w:type="dxa"/>
-            <w:tcBorders>
-              <w:top w:val="single" w:sz="4" w:space="0" w:color="auto"/>
-              <w:left w:val="single" w:sz="4" w:space="0" w:color="auto"/>
-              <w:bottom w:val="single" w:sz="4" w:space="0" w:color="auto"/>
-              <w:right w:val="single" w:sz="4" w:space="0" w:color="auto"/>
-            </w:tcBorders>
-          </w:tcPr>
-          <w:p>
-            <w:pPr>
-              <w:rPr>
-                <w:rFonts w:ascii="新細明體" w:hAnsi="新細明體" w:hint="eastAsia"/>
-              </w:rPr>
-            </w:pPr>
-          </w:p>
-        </w:tc>
-        <w:tc>
-          <w:tcPr>
-            <w:tcW w:w="496" w:type="dxa"/>
+            <w:tcW w:w="510" w:type="dxa"/>
+            <w:tcBorders>
+              <w:top w:val="single" w:sz="4" w:space="0" w:color="auto"/>
+              <w:left w:val="single" w:sz="4" w:space="0" w:color="auto"/>
+              <w:bottom w:val="single" w:sz="4" w:space="0" w:color="auto"/>
+              <w:right w:val="single" w:sz="4" w:space="0" w:color="auto"/>
+            </w:tcBorders>
+          </w:tcPr>
+          <w:p>
+            <w:pPr>
+              <w:rPr>
+                <w:rFonts w:ascii="新細明體" w:hAnsi="新細明體"/>
+              </w:rPr>
+            </w:pPr>
+          </w:p>
+        </w:tc>
+        <w:tc>
+          <w:tcPr>
+            <w:tcW w:w="510" w:type="dxa"/>
+            <w:tcBorders>
+              <w:top w:val="single" w:sz="4" w:space="0" w:color="auto"/>
+              <w:left w:val="single" w:sz="4" w:space="0" w:color="auto"/>
+              <w:bottom w:val="single" w:sz="4" w:space="0" w:color="auto"/>
+              <w:right w:val="single" w:sz="4" w:space="0" w:color="auto"/>
+            </w:tcBorders>
+          </w:tcPr>
+          <w:p>
+            <w:pPr>
+              <w:rPr>
+                <w:rFonts w:ascii="新細明體" w:hAnsi="新細明體"/>
+              </w:rPr>
+            </w:pPr>
+          </w:p>
+        </w:tc>
+        <w:tc>
+          <w:tcPr>
+            <w:tcW w:w="510" w:type="dxa"/>
             <w:tcBorders>
               <w:top w:val="single" w:sz="4" w:space="0" w:color="auto"/>
               <w:left w:val="single" w:sz="4" w:space="0" w:color="auto"/>
@@ -3395,7 +3396,7 @@
         </w:tc>
         <w:tc>
           <w:tcPr>
-            <w:tcW w:w="806" w:type="dxa"/>
+            <w:tcW w:w="850" w:type="dxa"/>
             <w:tcBorders>
               <w:top w:val="single" w:sz="4" w:space="0" w:color="auto"/>
               <w:left w:val="single" w:sz="4" w:space="0" w:color="auto"/>
@@ -3419,7 +3420,7 @@
         </w:tc>
         <w:tc>
           <w:tcPr>
-            <w:tcW w:w="496" w:type="dxa"/>
+            <w:tcW w:w="510" w:type="dxa"/>
             <w:tcBorders>
               <w:top w:val="single" w:sz="4" w:space="0" w:color="auto"/>
               <w:left w:val="single" w:sz="4" w:space="0" w:color="auto"/>
@@ -3443,7 +3444,7 @@
         </w:tc>
         <w:tc>
           <w:tcPr>
-            <w:tcW w:w="496" w:type="dxa"/>
+            <w:tcW w:w="510" w:type="dxa"/>
             <w:tcBorders>
               <w:top w:val="single" w:sz="4" w:space="0" w:color="auto"/>
               <w:left w:val="single" w:sz="4" w:space="0" w:color="auto"/>
@@ -3467,18 +3468,18 @@
         </w:tc>
         <w:tc>
           <w:tcPr>
-            <w:tcW w:w="496" w:type="dxa"/>
-            <w:tcBorders>
-              <w:top w:val="single" w:sz="4" w:space="0" w:color="auto"/>
-              <w:left w:val="single" w:sz="4" w:space="0" w:color="auto"/>
-              <w:bottom w:val="single" w:sz="4" w:space="0" w:color="auto"/>
-              <w:right w:val="single" w:sz="4" w:space="0" w:color="auto"/>
-            </w:tcBorders>
-          </w:tcPr>
-          <w:p>
-            <w:pPr>
-              <w:rPr>
-                <w:rFonts w:ascii="新細明體" w:hAnsi="新細明體" w:hint="eastAsia"/>
+            <w:tcW w:w="510" w:type="dxa"/>
+            <w:tcBorders>
+              <w:top w:val="single" w:sz="4" w:space="0" w:color="auto"/>
+              <w:left w:val="single" w:sz="4" w:space="0" w:color="auto"/>
+              <w:bottom w:val="single" w:sz="4" w:space="0" w:color="auto"/>
+              <w:right w:val="single" w:sz="4" w:space="0" w:color="auto"/>
+            </w:tcBorders>
+          </w:tcPr>
+          <w:p>
+            <w:pPr>
+              <w:rPr>
+                <w:rFonts w:ascii="新細明體" w:hAnsi="新細明體"/>
               </w:rPr>
             </w:pPr>
             <w:r>
@@ -3491,18 +3492,18 @@
         </w:tc>
         <w:tc>
           <w:tcPr>
-            <w:tcW w:w="3981" w:type="dxa"/>
-            <w:tcBorders>
-              <w:top w:val="single" w:sz="4" w:space="0" w:color="auto"/>
-              <w:left w:val="single" w:sz="4" w:space="0" w:color="auto"/>
-              <w:bottom w:val="single" w:sz="4" w:space="0" w:color="auto"/>
-              <w:right w:val="single" w:sz="4" w:space="0" w:color="auto"/>
-            </w:tcBorders>
-          </w:tcPr>
-          <w:p>
-            <w:pPr>
-              <w:rPr>
-                <w:rFonts w:ascii="新細明體" w:hAnsi="新細明體" w:hint="eastAsia"/>
+            <w:tcW w:w="3969" w:type="dxa"/>
+            <w:tcBorders>
+              <w:top w:val="single" w:sz="4" w:space="0" w:color="auto"/>
+              <w:left w:val="single" w:sz="4" w:space="0" w:color="auto"/>
+              <w:bottom w:val="single" w:sz="4" w:space="0" w:color="auto"/>
+              <w:right w:val="single" w:sz="4" w:space="0" w:color="auto"/>
+            </w:tcBorders>
+          </w:tcPr>
+          <w:p>
+            <w:pPr>
+              <w:rPr>
+                <w:rFonts w:ascii="新細明體" w:hAnsi="新細明體"/>
               </w:rPr>
             </w:pPr>
             <w:r>
@@ -3515,18 +3516,18 @@
         </w:tc>
         <w:tc>
           <w:tcPr>
-            <w:tcW w:w="2004" w:type="dxa"/>
-            <w:tcBorders>
-              <w:top w:val="single" w:sz="4" w:space="0" w:color="auto"/>
-              <w:left w:val="single" w:sz="4" w:space="0" w:color="auto"/>
-              <w:bottom w:val="single" w:sz="4" w:space="0" w:color="auto"/>
-              <w:right w:val="single" w:sz="4" w:space="0" w:color="auto"/>
-            </w:tcBorders>
-          </w:tcPr>
-          <w:p>
-            <w:pPr>
-              <w:rPr>
-                <w:rFonts w:ascii="新細明體" w:hAnsi="新細明體" w:hint="eastAsia"/>
+            <w:tcW w:w="1984" w:type="dxa"/>
+            <w:tcBorders>
+              <w:top w:val="single" w:sz="4" w:space="0" w:color="auto"/>
+              <w:left w:val="single" w:sz="4" w:space="0" w:color="auto"/>
+              <w:bottom w:val="single" w:sz="4" w:space="0" w:color="auto"/>
+              <w:right w:val="single" w:sz="4" w:space="0" w:color="auto"/>
+            </w:tcBorders>
+          </w:tcPr>
+          <w:p>
+            <w:pPr>
+              <w:rPr>
+                <w:rFonts w:ascii="新細明體" w:hAnsi="新細明體"/>
               </w:rPr>
             </w:pPr>
             <w:r>
@@ -3539,18 +3540,18 @@
         </w:tc>
         <w:tc>
           <w:tcPr>
-            <w:tcW w:w="2005" w:type="dxa"/>
-            <w:tcBorders>
-              <w:top w:val="single" w:sz="4" w:space="0" w:color="auto"/>
-              <w:left w:val="single" w:sz="4" w:space="0" w:color="auto"/>
-              <w:bottom w:val="single" w:sz="4" w:space="0" w:color="auto"/>
-              <w:right w:val="single" w:sz="4" w:space="0" w:color="auto"/>
-            </w:tcBorders>
-          </w:tcPr>
-          <w:p>
-            <w:pPr>
-              <w:rPr>
-                <w:rFonts w:ascii="新細明體" w:hAnsi="新細明體" w:hint="eastAsia"/>
+            <w:tcW w:w="1984" w:type="dxa"/>
+            <w:tcBorders>
+              <w:top w:val="single" w:sz="4" w:space="0" w:color="auto"/>
+              <w:left w:val="single" w:sz="4" w:space="0" w:color="auto"/>
+              <w:bottom w:val="single" w:sz="4" w:space="0" w:color="auto"/>
+              <w:right w:val="single" w:sz="4" w:space="0" w:color="auto"/>
+            </w:tcBorders>
+          </w:tcPr>
+          <w:p>
+            <w:pPr>
+              <w:rPr>
+                <w:rFonts w:ascii="新細明體" w:hAnsi="新細明體"/>
               </w:rPr>
             </w:pPr>
             <w:r>
@@ -3563,18 +3564,18 @@
         </w:tc>
         <w:tc>
           <w:tcPr>
-            <w:tcW w:w="2005" w:type="dxa"/>
-            <w:tcBorders>
-              <w:top w:val="single" w:sz="4" w:space="0" w:color="auto"/>
-              <w:left w:val="single" w:sz="4" w:space="0" w:color="auto"/>
-              <w:bottom w:val="single" w:sz="4" w:space="0" w:color="auto"/>
-              <w:right w:val="single" w:sz="4" w:space="0" w:color="auto"/>
-            </w:tcBorders>
-          </w:tcPr>
-          <w:p>
-            <w:pPr>
-              <w:rPr>
-                <w:rFonts w:ascii="新細明體" w:hAnsi="新細明體" w:hint="eastAsia"/>
+            <w:tcW w:w="1984" w:type="dxa"/>
+            <w:tcBorders>
+              <w:top w:val="single" w:sz="4" w:space="0" w:color="auto"/>
+              <w:left w:val="single" w:sz="4" w:space="0" w:color="auto"/>
+              <w:bottom w:val="single" w:sz="4" w:space="0" w:color="auto"/>
+              <w:right w:val="single" w:sz="4" w:space="0" w:color="auto"/>
+            </w:tcBorders>
+          </w:tcPr>
+          <w:p>
+            <w:pPr>
+              <w:rPr>
+                <w:rFonts w:ascii="新細明體" w:hAnsi="新細明體"/>
               </w:rPr>
             </w:pPr>
             <w:r>
@@ -3587,18 +3588,18 @@
         </w:tc>
         <w:tc>
           <w:tcPr>
-            <w:tcW w:w="2004" w:type="dxa"/>
-            <w:tcBorders>
-              <w:top w:val="single" w:sz="4" w:space="0" w:color="auto"/>
-              <w:left w:val="single" w:sz="4" w:space="0" w:color="auto"/>
-              <w:bottom w:val="single" w:sz="4" w:space="0" w:color="auto"/>
-              <w:right w:val="single" w:sz="4" w:space="0" w:color="auto"/>
-            </w:tcBorders>
-          </w:tcPr>
-          <w:p>
-            <w:pPr>
-              <w:rPr>
-                <w:rFonts w:ascii="新細明體" w:hAnsi="新細明體" w:hint="eastAsia"/>
+            <w:tcW w:w="1984" w:type="dxa"/>
+            <w:tcBorders>
+              <w:top w:val="single" w:sz="4" w:space="0" w:color="auto"/>
+              <w:left w:val="single" w:sz="4" w:space="0" w:color="auto"/>
+              <w:bottom w:val="single" w:sz="4" w:space="0" w:color="auto"/>
+              <w:right w:val="single" w:sz="4" w:space="0" w:color="auto"/>
+            </w:tcBorders>
+          </w:tcPr>
+          <w:p>
+            <w:pPr>
+              <w:rPr>
+                <w:rFonts w:ascii="新細明體" w:hAnsi="新細明體"/>
               </w:rPr>
             </w:pPr>
             <w:r>
@@ -3611,25 +3612,25 @@
         </w:tc>
         <w:tc>
           <w:tcPr>
-            <w:tcW w:w="912" w:type="dxa"/>
-            <w:tcBorders>
-              <w:top w:val="single" w:sz="4" w:space="0" w:color="auto"/>
-              <w:left w:val="single" w:sz="4" w:space="0" w:color="auto"/>
-              <w:bottom w:val="single" w:sz="4" w:space="0" w:color="auto"/>
-              <w:right w:val="single" w:sz="4" w:space="0" w:color="auto"/>
-            </w:tcBorders>
-          </w:tcPr>
-          <w:p>
-            <w:pPr>
-              <w:rPr>
-                <w:rFonts w:ascii="新細明體" w:hAnsi="新細明體" w:hint="eastAsia"/>
-              </w:rPr>
-            </w:pPr>
-          </w:p>
-        </w:tc>
-        <w:tc>
-          <w:tcPr>
-            <w:tcW w:w="993" w:type="dxa"/>
+            <w:tcW w:w="907" w:type="dxa"/>
+            <w:tcBorders>
+              <w:top w:val="single" w:sz="4" w:space="0" w:color="auto"/>
+              <w:left w:val="single" w:sz="4" w:space="0" w:color="auto"/>
+              <w:bottom w:val="single" w:sz="4" w:space="0" w:color="auto"/>
+              <w:right w:val="single" w:sz="4" w:space="0" w:color="auto"/>
+            </w:tcBorders>
+          </w:tcPr>
+          <w:p>
+            <w:pPr>
+              <w:rPr>
+                <w:rFonts w:ascii="新細明體" w:hAnsi="新細明體"/>
+              </w:rPr>
+            </w:pPr>
+          </w:p>
+        </w:tc>
+        <w:tc>
+          <w:tcPr>
+            <w:tcW w:w="907" w:type="dxa"/>
             <w:tcBorders>
               <w:top w:val="single" w:sz="4" w:space="0" w:color="auto"/>
               <w:left w:val="single" w:sz="4" w:space="0" w:color="auto"/>
@@ -3653,7 +3654,7 @@
         </w:tc>
         <w:tc>
           <w:tcPr>
-            <w:tcW w:w="4110" w:type="dxa"/>
+            <w:tcW w:w="3969" w:type="dxa"/>
             <w:tcBorders>
               <w:top w:val="single" w:sz="4" w:space="0" w:color="auto"/>
               <w:left w:val="single" w:sz="4" w:space="0" w:color="auto"/>
@@ -3679,18 +3680,18 @@
       <w:tr>
         <w:tc>
           <w:tcPr>
-            <w:tcW w:w="496" w:type="dxa"/>
-            <w:tcBorders>
-              <w:top w:val="single" w:sz="4" w:space="0" w:color="auto"/>
-              <w:left w:val="single" w:sz="4" w:space="0" w:color="auto"/>
-              <w:bottom w:val="single" w:sz="4" w:space="0" w:color="auto"/>
-              <w:right w:val="single" w:sz="4" w:space="0" w:color="auto"/>
-            </w:tcBorders>
-          </w:tcPr>
-          <w:p>
-            <w:pPr>
-              <w:rPr>
-                <w:rFonts w:ascii="新細明體" w:hAnsi="新細明體" w:hint="eastAsia"/>
+            <w:tcW w:w="510" w:type="dxa"/>
+            <w:tcBorders>
+              <w:top w:val="single" w:sz="4" w:space="0" w:color="auto"/>
+              <w:left w:val="single" w:sz="4" w:space="0" w:color="auto"/>
+              <w:bottom w:val="single" w:sz="4" w:space="0" w:color="auto"/>
+              <w:right w:val="single" w:sz="4" w:space="0" w:color="auto"/>
+            </w:tcBorders>
+          </w:tcPr>
+          <w:p>
+            <w:pPr>
+              <w:rPr>
+                <w:rFonts w:ascii="新細明體" w:hAnsi="新細明體"/>
               </w:rPr>
             </w:pPr>
             <w:r>
@@ -3703,7 +3704,7 @@
         </w:tc>
         <w:tc>
           <w:tcPr>
-            <w:tcW w:w="496" w:type="dxa"/>
+            <w:tcW w:w="510" w:type="dxa"/>
             <w:tcBorders>
               <w:top w:val="single" w:sz="4" w:space="0" w:color="auto"/>
               <w:left w:val="single" w:sz="4" w:space="0" w:color="auto"/>
@@ -3727,43 +3728,43 @@
         </w:tc>
         <w:tc>
           <w:tcPr>
-            <w:tcW w:w="496" w:type="dxa"/>
-            <w:tcBorders>
-              <w:top w:val="single" w:sz="4" w:space="0" w:color="auto"/>
-              <w:left w:val="single" w:sz="4" w:space="0" w:color="auto"/>
-              <w:bottom w:val="single" w:sz="4" w:space="0" w:color="auto"/>
-              <w:right w:val="single" w:sz="4" w:space="0" w:color="auto"/>
-            </w:tcBorders>
-          </w:tcPr>
-          <w:p>
-            <w:pPr>
-              <w:rPr>
-                <w:rFonts w:ascii="新細明體" w:hAnsi="新細明體"/>
-              </w:rPr>
-            </w:pPr>
-          </w:p>
-        </w:tc>
-        <w:tc>
-          <w:tcPr>
-            <w:tcW w:w="496" w:type="dxa"/>
-            <w:tcBorders>
-              <w:top w:val="single" w:sz="4" w:space="0" w:color="auto"/>
-              <w:left w:val="single" w:sz="4" w:space="0" w:color="auto"/>
-              <w:bottom w:val="single" w:sz="4" w:space="0" w:color="auto"/>
-              <w:right w:val="single" w:sz="4" w:space="0" w:color="auto"/>
-            </w:tcBorders>
-          </w:tcPr>
-          <w:p>
-            <w:pPr>
-              <w:rPr>
-                <w:rFonts w:ascii="新細明體" w:hAnsi="新細明體" w:hint="eastAsia"/>
-              </w:rPr>
-            </w:pPr>
-          </w:p>
-        </w:tc>
-        <w:tc>
-          <w:tcPr>
-            <w:tcW w:w="496" w:type="dxa"/>
+            <w:tcW w:w="510" w:type="dxa"/>
+            <w:tcBorders>
+              <w:top w:val="single" w:sz="4" w:space="0" w:color="auto"/>
+              <w:left w:val="single" w:sz="4" w:space="0" w:color="auto"/>
+              <w:bottom w:val="single" w:sz="4" w:space="0" w:color="auto"/>
+              <w:right w:val="single" w:sz="4" w:space="0" w:color="auto"/>
+            </w:tcBorders>
+          </w:tcPr>
+          <w:p>
+            <w:pPr>
+              <w:rPr>
+                <w:rFonts w:ascii="新細明體" w:hAnsi="新細明體"/>
+              </w:rPr>
+            </w:pPr>
+          </w:p>
+        </w:tc>
+        <w:tc>
+          <w:tcPr>
+            <w:tcW w:w="510" w:type="dxa"/>
+            <w:tcBorders>
+              <w:top w:val="single" w:sz="4" w:space="0" w:color="auto"/>
+              <w:left w:val="single" w:sz="4" w:space="0" w:color="auto"/>
+              <w:bottom w:val="single" w:sz="4" w:space="0" w:color="auto"/>
+              <w:right w:val="single" w:sz="4" w:space="0" w:color="auto"/>
+            </w:tcBorders>
+          </w:tcPr>
+          <w:p>
+            <w:pPr>
+              <w:rPr>
+                <w:rFonts w:ascii="新細明體" w:hAnsi="新細明體"/>
+              </w:rPr>
+            </w:pPr>
+          </w:p>
+        </w:tc>
+        <w:tc>
+          <w:tcPr>
+            <w:tcW w:w="510" w:type="dxa"/>
             <w:tcBorders>
               <w:top w:val="single" w:sz="4" w:space="0" w:color="auto"/>
               <w:left w:val="single" w:sz="4" w:space="0" w:color="auto"/>
@@ -3787,7 +3788,7 @@
         </w:tc>
         <w:tc>
           <w:tcPr>
-            <w:tcW w:w="806" w:type="dxa"/>
+            <w:tcW w:w="850" w:type="dxa"/>
             <w:tcBorders>
               <w:top w:val="single" w:sz="4" w:space="0" w:color="auto"/>
               <w:left w:val="single" w:sz="4" w:space="0" w:color="auto"/>
@@ -3811,7 +3812,7 @@
         </w:tc>
         <w:tc>
           <w:tcPr>
-            <w:tcW w:w="496" w:type="dxa"/>
+            <w:tcW w:w="510" w:type="dxa"/>
             <w:tcBorders>
               <w:top w:val="single" w:sz="4" w:space="0" w:color="auto"/>
               <w:left w:val="single" w:sz="4" w:space="0" w:color="auto"/>
@@ -3835,7 +3836,7 @@
         </w:tc>
         <w:tc>
           <w:tcPr>
-            <w:tcW w:w="496" w:type="dxa"/>
+            <w:tcW w:w="510" w:type="dxa"/>
             <w:tcBorders>
               <w:top w:val="single" w:sz="4" w:space="0" w:color="auto"/>
               <w:left w:val="single" w:sz="4" w:space="0" w:color="auto"/>
@@ -3859,18 +3860,18 @@
         </w:tc>
         <w:tc>
           <w:tcPr>
-            <w:tcW w:w="496" w:type="dxa"/>
-            <w:tcBorders>
-              <w:top w:val="single" w:sz="4" w:space="0" w:color="auto"/>
-              <w:left w:val="single" w:sz="4" w:space="0" w:color="auto"/>
-              <w:bottom w:val="single" w:sz="4" w:space="0" w:color="auto"/>
-              <w:right w:val="single" w:sz="4" w:space="0" w:color="auto"/>
-            </w:tcBorders>
-          </w:tcPr>
-          <w:p>
-            <w:pPr>
-              <w:rPr>
-                <w:rFonts w:ascii="新細明體" w:hAnsi="新細明體" w:hint="eastAsia"/>
+            <w:tcW w:w="510" w:type="dxa"/>
+            <w:tcBorders>
+              <w:top w:val="single" w:sz="4" w:space="0" w:color="auto"/>
+              <w:left w:val="single" w:sz="4" w:space="0" w:color="auto"/>
+              <w:bottom w:val="single" w:sz="4" w:space="0" w:color="auto"/>
+              <w:right w:val="single" w:sz="4" w:space="0" w:color="auto"/>
+            </w:tcBorders>
+          </w:tcPr>
+          <w:p>
+            <w:pPr>
+              <w:rPr>
+                <w:rFonts w:ascii="新細明體" w:hAnsi="新細明體"/>
               </w:rPr>
             </w:pPr>
             <w:r>
@@ -3883,18 +3884,18 @@
         </w:tc>
         <w:tc>
           <w:tcPr>
-            <w:tcW w:w="3981" w:type="dxa"/>
-            <w:tcBorders>
-              <w:top w:val="single" w:sz="4" w:space="0" w:color="auto"/>
-              <w:left w:val="single" w:sz="4" w:space="0" w:color="auto"/>
-              <w:bottom w:val="single" w:sz="4" w:space="0" w:color="auto"/>
-              <w:right w:val="single" w:sz="4" w:space="0" w:color="auto"/>
-            </w:tcBorders>
-          </w:tcPr>
-          <w:p>
-            <w:pPr>
-              <w:rPr>
-                <w:rFonts w:ascii="新細明體" w:hAnsi="新細明體" w:hint="eastAsia"/>
+            <w:tcW w:w="3969" w:type="dxa"/>
+            <w:tcBorders>
+              <w:top w:val="single" w:sz="4" w:space="0" w:color="auto"/>
+              <w:left w:val="single" w:sz="4" w:space="0" w:color="auto"/>
+              <w:bottom w:val="single" w:sz="4" w:space="0" w:color="auto"/>
+              <w:right w:val="single" w:sz="4" w:space="0" w:color="auto"/>
+            </w:tcBorders>
+          </w:tcPr>
+          <w:p>
+            <w:pPr>
+              <w:rPr>
+                <w:rFonts w:ascii="新細明體" w:hAnsi="新細明體"/>
               </w:rPr>
             </w:pPr>
             <w:r>
@@ -3907,7 +3908,7 @@
         </w:tc>
         <w:tc>
           <w:tcPr>
-            <w:tcW w:w="2004" w:type="dxa"/>
+            <w:tcW w:w="1984" w:type="dxa"/>
             <w:tcBorders>
               <w:top w:val="single" w:sz="4" w:space="0" w:color="auto"/>
               <w:left w:val="single" w:sz="4" w:space="0" w:color="auto"/>
@@ -3931,7 +3932,7 @@
         </w:tc>
         <w:tc>
           <w:tcPr>
-            <w:tcW w:w="2005" w:type="dxa"/>
+            <w:tcW w:w="1984" w:type="dxa"/>
             <w:tcBorders>
               <w:top w:val="single" w:sz="4" w:space="0" w:color="auto"/>
               <w:left w:val="single" w:sz="4" w:space="0" w:color="auto"/>
@@ -3955,7 +3956,7 @@
         </w:tc>
         <w:tc>
           <w:tcPr>
-            <w:tcW w:w="2005" w:type="dxa"/>
+            <w:tcW w:w="1984" w:type="dxa"/>
             <w:tcBorders>
               <w:top w:val="single" w:sz="4" w:space="0" w:color="auto"/>
               <w:left w:val="single" w:sz="4" w:space="0" w:color="auto"/>
@@ -3979,7 +3980,7 @@
         </w:tc>
         <w:tc>
           <w:tcPr>
-            <w:tcW w:w="2004" w:type="dxa"/>
+            <w:tcW w:w="1984" w:type="dxa"/>
             <w:tcBorders>
               <w:top w:val="single" w:sz="4" w:space="0" w:color="auto"/>
               <w:left w:val="single" w:sz="4" w:space="0" w:color="auto"/>
@@ -4003,25 +4004,25 @@
         </w:tc>
         <w:tc>
           <w:tcPr>
-            <w:tcW w:w="912" w:type="dxa"/>
-            <w:tcBorders>
-              <w:top w:val="single" w:sz="4" w:space="0" w:color="auto"/>
-              <w:left w:val="single" w:sz="4" w:space="0" w:color="auto"/>
-              <w:bottom w:val="single" w:sz="4" w:space="0" w:color="auto"/>
-              <w:right w:val="single" w:sz="4" w:space="0" w:color="auto"/>
-            </w:tcBorders>
-          </w:tcPr>
-          <w:p>
-            <w:pPr>
-              <w:rPr>
-                <w:rFonts w:ascii="新細明體" w:hAnsi="新細明體" w:hint="eastAsia"/>
-              </w:rPr>
-            </w:pPr>
-          </w:p>
-        </w:tc>
-        <w:tc>
-          <w:tcPr>
-            <w:tcW w:w="993" w:type="dxa"/>
+            <w:tcW w:w="907" w:type="dxa"/>
+            <w:tcBorders>
+              <w:top w:val="single" w:sz="4" w:space="0" w:color="auto"/>
+              <w:left w:val="single" w:sz="4" w:space="0" w:color="auto"/>
+              <w:bottom w:val="single" w:sz="4" w:space="0" w:color="auto"/>
+              <w:right w:val="single" w:sz="4" w:space="0" w:color="auto"/>
+            </w:tcBorders>
+          </w:tcPr>
+          <w:p>
+            <w:pPr>
+              <w:rPr>
+                <w:rFonts w:ascii="新細明體" w:hAnsi="新細明體"/>
+              </w:rPr>
+            </w:pPr>
+          </w:p>
+        </w:tc>
+        <w:tc>
+          <w:tcPr>
+            <w:tcW w:w="907" w:type="dxa"/>
             <w:tcBorders>
               <w:top w:val="single" w:sz="4" w:space="0" w:color="auto"/>
               <w:left w:val="single" w:sz="4" w:space="0" w:color="auto"/>
@@ -4045,18 +4046,18 @@
         </w:tc>
         <w:tc>
           <w:tcPr>
-            <w:tcW w:w="4110" w:type="dxa"/>
-            <w:tcBorders>
-              <w:top w:val="single" w:sz="4" w:space="0" w:color="auto"/>
-              <w:left w:val="single" w:sz="4" w:space="0" w:color="auto"/>
-              <w:bottom w:val="single" w:sz="4" w:space="0" w:color="auto"/>
-              <w:right w:val="single" w:sz="4" w:space="0" w:color="auto"/>
-            </w:tcBorders>
-          </w:tcPr>
-          <w:p>
-            <w:pPr>
-              <w:rPr>
-                <w:rFonts w:ascii="新細明體" w:hAnsi="新細明體" w:hint="eastAsia"/>
+            <w:tcW w:w="3969" w:type="dxa"/>
+            <w:tcBorders>
+              <w:top w:val="single" w:sz="4" w:space="0" w:color="auto"/>
+              <w:left w:val="single" w:sz="4" w:space="0" w:color="auto"/>
+              <w:bottom w:val="single" w:sz="4" w:space="0" w:color="auto"/>
+              <w:right w:val="single" w:sz="4" w:space="0" w:color="auto"/>
+            </w:tcBorders>
+          </w:tcPr>
+          <w:p>
+            <w:pPr>
+              <w:rPr>
+                <w:rFonts w:ascii="新細明體" w:hAnsi="新細明體"/>
               </w:rPr>
             </w:pPr>
             <w:r>
@@ -4071,18 +4072,18 @@
       <w:tr>
         <w:tc>
           <w:tcPr>
-            <w:tcW w:w="496" w:type="dxa"/>
-            <w:tcBorders>
-              <w:top w:val="single" w:sz="4" w:space="0" w:color="auto"/>
-              <w:left w:val="single" w:sz="4" w:space="0" w:color="auto"/>
-              <w:bottom w:val="single" w:sz="4" w:space="0" w:color="auto"/>
-              <w:right w:val="single" w:sz="4" w:space="0" w:color="auto"/>
-            </w:tcBorders>
-          </w:tcPr>
-          <w:p>
-            <w:pPr>
-              <w:rPr>
-                <w:rFonts w:ascii="新細明體" w:hAnsi="新細明體" w:hint="eastAsia"/>
+            <w:tcW w:w="510" w:type="dxa"/>
+            <w:tcBorders>
+              <w:top w:val="single" w:sz="4" w:space="0" w:color="auto"/>
+              <w:left w:val="single" w:sz="4" w:space="0" w:color="auto"/>
+              <w:bottom w:val="single" w:sz="4" w:space="0" w:color="auto"/>
+              <w:right w:val="single" w:sz="4" w:space="0" w:color="auto"/>
+            </w:tcBorders>
+          </w:tcPr>
+          <w:p>
+            <w:pPr>
+              <w:rPr>
+                <w:rFonts w:ascii="新細明體" w:hAnsi="新細明體"/>
               </w:rPr>
             </w:pPr>
             <w:r>
@@ -4095,7 +4096,7 @@
         </w:tc>
         <w:tc>
           <w:tcPr>
-            <w:tcW w:w="496" w:type="dxa"/>
+            <w:tcW w:w="510" w:type="dxa"/>
             <w:tcBorders>
               <w:top w:val="single" w:sz="4" w:space="0" w:color="auto"/>
               <w:left w:val="single" w:sz="4" w:space="0" w:color="auto"/>
@@ -4119,43 +4120,43 @@
         </w:tc>
         <w:tc>
           <w:tcPr>
-            <w:tcW w:w="496" w:type="dxa"/>
-            <w:tcBorders>
-              <w:top w:val="single" w:sz="4" w:space="0" w:color="auto"/>
-              <w:left w:val="single" w:sz="4" w:space="0" w:color="auto"/>
-              <w:bottom w:val="single" w:sz="4" w:space="0" w:color="auto"/>
-              <w:right w:val="single" w:sz="4" w:space="0" w:color="auto"/>
-            </w:tcBorders>
-          </w:tcPr>
-          <w:p>
-            <w:pPr>
-              <w:rPr>
-                <w:rFonts w:ascii="新細明體" w:hAnsi="新細明體"/>
-              </w:rPr>
-            </w:pPr>
-          </w:p>
-        </w:tc>
-        <w:tc>
-          <w:tcPr>
-            <w:tcW w:w="496" w:type="dxa"/>
-            <w:tcBorders>
-              <w:top w:val="single" w:sz="4" w:space="0" w:color="auto"/>
-              <w:left w:val="single" w:sz="4" w:space="0" w:color="auto"/>
-              <w:bottom w:val="single" w:sz="4" w:space="0" w:color="auto"/>
-              <w:right w:val="single" w:sz="4" w:space="0" w:color="auto"/>
-            </w:tcBorders>
-          </w:tcPr>
-          <w:p>
-            <w:pPr>
-              <w:rPr>
-                <w:rFonts w:ascii="新細明體" w:hAnsi="新細明體" w:hint="eastAsia"/>
-              </w:rPr>
-            </w:pPr>
-          </w:p>
-        </w:tc>
-        <w:tc>
-          <w:tcPr>
-            <w:tcW w:w="496" w:type="dxa"/>
+            <w:tcW w:w="510" w:type="dxa"/>
+            <w:tcBorders>
+              <w:top w:val="single" w:sz="4" w:space="0" w:color="auto"/>
+              <w:left w:val="single" w:sz="4" w:space="0" w:color="auto"/>
+              <w:bottom w:val="single" w:sz="4" w:space="0" w:color="auto"/>
+              <w:right w:val="single" w:sz="4" w:space="0" w:color="auto"/>
+            </w:tcBorders>
+          </w:tcPr>
+          <w:p>
+            <w:pPr>
+              <w:rPr>
+                <w:rFonts w:ascii="新細明體" w:hAnsi="新細明體"/>
+              </w:rPr>
+            </w:pPr>
+          </w:p>
+        </w:tc>
+        <w:tc>
+          <w:tcPr>
+            <w:tcW w:w="510" w:type="dxa"/>
+            <w:tcBorders>
+              <w:top w:val="single" w:sz="4" w:space="0" w:color="auto"/>
+              <w:left w:val="single" w:sz="4" w:space="0" w:color="auto"/>
+              <w:bottom w:val="single" w:sz="4" w:space="0" w:color="auto"/>
+              <w:right w:val="single" w:sz="4" w:space="0" w:color="auto"/>
+            </w:tcBorders>
+          </w:tcPr>
+          <w:p>
+            <w:pPr>
+              <w:rPr>
+                <w:rFonts w:ascii="新細明體" w:hAnsi="新細明體"/>
+              </w:rPr>
+            </w:pPr>
+          </w:p>
+        </w:tc>
+        <w:tc>
+          <w:tcPr>
+            <w:tcW w:w="510" w:type="dxa"/>
             <w:tcBorders>
               <w:top w:val="single" w:sz="4" w:space="0" w:color="auto"/>
               <w:left w:val="single" w:sz="4" w:space="0" w:color="auto"/>
@@ -4179,7 +4180,7 @@
         </w:tc>
         <w:tc>
           <w:tcPr>
-            <w:tcW w:w="806" w:type="dxa"/>
+            <w:tcW w:w="850" w:type="dxa"/>
             <w:tcBorders>
               <w:top w:val="single" w:sz="4" w:space="0" w:color="auto"/>
               <w:left w:val="single" w:sz="4" w:space="0" w:color="auto"/>
@@ -4203,7 +4204,7 @@
         </w:tc>
         <w:tc>
           <w:tcPr>
-            <w:tcW w:w="496" w:type="dxa"/>
+            <w:tcW w:w="510" w:type="dxa"/>
             <w:tcBorders>
               <w:top w:val="single" w:sz="4" w:space="0" w:color="auto"/>
               <w:left w:val="single" w:sz="4" w:space="0" w:color="auto"/>
@@ -4227,7 +4228,7 @@
         </w:tc>
         <w:tc>
           <w:tcPr>
-            <w:tcW w:w="496" w:type="dxa"/>
+            <w:tcW w:w="510" w:type="dxa"/>
             <w:tcBorders>
               <w:top w:val="single" w:sz="4" w:space="0" w:color="auto"/>
               <w:left w:val="single" w:sz="4" w:space="0" w:color="auto"/>
@@ -4251,18 +4252,18 @@
         </w:tc>
         <w:tc>
           <w:tcPr>
-            <w:tcW w:w="496" w:type="dxa"/>
-            <w:tcBorders>
-              <w:top w:val="single" w:sz="4" w:space="0" w:color="auto"/>
-              <w:left w:val="single" w:sz="4" w:space="0" w:color="auto"/>
-              <w:bottom w:val="single" w:sz="4" w:space="0" w:color="auto"/>
-              <w:right w:val="single" w:sz="4" w:space="0" w:color="auto"/>
-            </w:tcBorders>
-          </w:tcPr>
-          <w:p>
-            <w:pPr>
-              <w:rPr>
-                <w:rFonts w:ascii="新細明體" w:hAnsi="新細明體" w:hint="eastAsia"/>
+            <w:tcW w:w="510" w:type="dxa"/>
+            <w:tcBorders>
+              <w:top w:val="single" w:sz="4" w:space="0" w:color="auto"/>
+              <w:left w:val="single" w:sz="4" w:space="0" w:color="auto"/>
+              <w:bottom w:val="single" w:sz="4" w:space="0" w:color="auto"/>
+              <w:right w:val="single" w:sz="4" w:space="0" w:color="auto"/>
+            </w:tcBorders>
+          </w:tcPr>
+          <w:p>
+            <w:pPr>
+              <w:rPr>
+                <w:rFonts w:ascii="新細明體" w:hAnsi="新細明體"/>
               </w:rPr>
             </w:pPr>
             <w:r>
@@ -4275,18 +4276,18 @@
         </w:tc>
         <w:tc>
           <w:tcPr>
-            <w:tcW w:w="3981" w:type="dxa"/>
-            <w:tcBorders>
-              <w:top w:val="single" w:sz="4" w:space="0" w:color="auto"/>
-              <w:left w:val="single" w:sz="4" w:space="0" w:color="auto"/>
-              <w:bottom w:val="single" w:sz="4" w:space="0" w:color="auto"/>
-              <w:right w:val="single" w:sz="4" w:space="0" w:color="auto"/>
-            </w:tcBorders>
-          </w:tcPr>
-          <w:p>
-            <w:pPr>
-              <w:rPr>
-                <w:rFonts w:ascii="新細明體" w:hAnsi="新細明體" w:hint="eastAsia"/>
+            <w:tcW w:w="3969" w:type="dxa"/>
+            <w:tcBorders>
+              <w:top w:val="single" w:sz="4" w:space="0" w:color="auto"/>
+              <w:left w:val="single" w:sz="4" w:space="0" w:color="auto"/>
+              <w:bottom w:val="single" w:sz="4" w:space="0" w:color="auto"/>
+              <w:right w:val="single" w:sz="4" w:space="0" w:color="auto"/>
+            </w:tcBorders>
+          </w:tcPr>
+          <w:p>
+            <w:pPr>
+              <w:rPr>
+                <w:rFonts w:ascii="新細明體" w:hAnsi="新細明體"/>
               </w:rPr>
             </w:pPr>
             <w:r>
@@ -4299,7 +4300,7 @@
         </w:tc>
         <w:tc>
           <w:tcPr>
-            <w:tcW w:w="2004" w:type="dxa"/>
+            <w:tcW w:w="1984" w:type="dxa"/>
             <w:tcBorders>
               <w:top w:val="single" w:sz="4" w:space="0" w:color="auto"/>
               <w:left w:val="single" w:sz="4" w:space="0" w:color="auto"/>
@@ -4323,7 +4324,7 @@
         </w:tc>
         <w:tc>
           <w:tcPr>
-            <w:tcW w:w="2005" w:type="dxa"/>
+            <w:tcW w:w="1984" w:type="dxa"/>
             <w:tcBorders>
               <w:top w:val="single" w:sz="4" w:space="0" w:color="auto"/>
               <w:left w:val="single" w:sz="4" w:space="0" w:color="auto"/>
@@ -4347,7 +4348,7 @@
         </w:tc>
         <w:tc>
           <w:tcPr>
-            <w:tcW w:w="2005" w:type="dxa"/>
+            <w:tcW w:w="1984" w:type="dxa"/>
             <w:tcBorders>
               <w:top w:val="single" w:sz="4" w:space="0" w:color="auto"/>
               <w:left w:val="single" w:sz="4" w:space="0" w:color="auto"/>
@@ -4371,7 +4372,7 @@
         </w:tc>
         <w:tc>
           <w:tcPr>
-            <w:tcW w:w="2004" w:type="dxa"/>
+            <w:tcW w:w="1984" w:type="dxa"/>
             <w:tcBorders>
               <w:top w:val="single" w:sz="4" w:space="0" w:color="auto"/>
               <w:left w:val="single" w:sz="4" w:space="0" w:color="auto"/>
@@ -4395,25 +4396,25 @@
         </w:tc>
         <w:tc>
           <w:tcPr>
-            <w:tcW w:w="912" w:type="dxa"/>
-            <w:tcBorders>
-              <w:top w:val="single" w:sz="4" w:space="0" w:color="auto"/>
-              <w:left w:val="single" w:sz="4" w:space="0" w:color="auto"/>
-              <w:bottom w:val="single" w:sz="4" w:space="0" w:color="auto"/>
-              <w:right w:val="single" w:sz="4" w:space="0" w:color="auto"/>
-            </w:tcBorders>
-          </w:tcPr>
-          <w:p>
-            <w:pPr>
-              <w:rPr>
-                <w:rFonts w:ascii="新細明體" w:hAnsi="新細明體" w:hint="eastAsia"/>
-              </w:rPr>
-            </w:pPr>
-          </w:p>
-        </w:tc>
-        <w:tc>
-          <w:tcPr>
-            <w:tcW w:w="993" w:type="dxa"/>
+            <w:tcW w:w="907" w:type="dxa"/>
+            <w:tcBorders>
+              <w:top w:val="single" w:sz="4" w:space="0" w:color="auto"/>
+              <w:left w:val="single" w:sz="4" w:space="0" w:color="auto"/>
+              <w:bottom w:val="single" w:sz="4" w:space="0" w:color="auto"/>
+              <w:right w:val="single" w:sz="4" w:space="0" w:color="auto"/>
+            </w:tcBorders>
+          </w:tcPr>
+          <w:p>
+            <w:pPr>
+              <w:rPr>
+                <w:rFonts w:ascii="新細明體" w:hAnsi="新細明體"/>
+              </w:rPr>
+            </w:pPr>
+          </w:p>
+        </w:tc>
+        <w:tc>
+          <w:tcPr>
+            <w:tcW w:w="907" w:type="dxa"/>
             <w:tcBorders>
               <w:top w:val="single" w:sz="4" w:space="0" w:color="auto"/>
               <w:left w:val="single" w:sz="4" w:space="0" w:color="auto"/>
@@ -4437,7 +4438,7 @@
         </w:tc>
         <w:tc>
           <w:tcPr>
-            <w:tcW w:w="4110" w:type="dxa"/>
+            <w:tcW w:w="3969" w:type="dxa"/>
             <w:tcBorders>
               <w:top w:val="single" w:sz="4" w:space="0" w:color="auto"/>
               <w:left w:val="single" w:sz="4" w:space="0" w:color="auto"/>
@@ -4463,18 +4464,18 @@
       <w:tr>
         <w:tc>
           <w:tcPr>
-            <w:tcW w:w="496" w:type="dxa"/>
-            <w:tcBorders>
-              <w:top w:val="single" w:sz="4" w:space="0" w:color="auto"/>
-              <w:left w:val="single" w:sz="4" w:space="0" w:color="auto"/>
-              <w:bottom w:val="single" w:sz="4" w:space="0" w:color="auto"/>
-              <w:right w:val="single" w:sz="4" w:space="0" w:color="auto"/>
-            </w:tcBorders>
-          </w:tcPr>
-          <w:p>
-            <w:pPr>
-              <w:rPr>
-                <w:rFonts w:ascii="新細明體" w:hAnsi="新細明體" w:hint="eastAsia"/>
+            <w:tcW w:w="510" w:type="dxa"/>
+            <w:tcBorders>
+              <w:top w:val="single" w:sz="4" w:space="0" w:color="auto"/>
+              <w:left w:val="single" w:sz="4" w:space="0" w:color="auto"/>
+              <w:bottom w:val="single" w:sz="4" w:space="0" w:color="auto"/>
+              <w:right w:val="single" w:sz="4" w:space="0" w:color="auto"/>
+            </w:tcBorders>
+          </w:tcPr>
+          <w:p>
+            <w:pPr>
+              <w:rPr>
+                <w:rFonts w:ascii="新細明體" w:hAnsi="新細明體"/>
               </w:rPr>
             </w:pPr>
             <w:r>
@@ -4487,7 +4488,7 @@
         </w:tc>
         <w:tc>
           <w:tcPr>
-            <w:tcW w:w="496" w:type="dxa"/>
+            <w:tcW w:w="510" w:type="dxa"/>
             <w:tcBorders>
               <w:top w:val="single" w:sz="4" w:space="0" w:color="auto"/>
               <w:left w:val="single" w:sz="4" w:space="0" w:color="auto"/>
@@ -4511,43 +4512,43 @@
         </w:tc>
         <w:tc>
           <w:tcPr>
-            <w:tcW w:w="496" w:type="dxa"/>
-            <w:tcBorders>
-              <w:top w:val="single" w:sz="4" w:space="0" w:color="auto"/>
-              <w:left w:val="single" w:sz="4" w:space="0" w:color="auto"/>
-              <w:bottom w:val="single" w:sz="4" w:space="0" w:color="auto"/>
-              <w:right w:val="single" w:sz="4" w:space="0" w:color="auto"/>
-            </w:tcBorders>
-          </w:tcPr>
-          <w:p>
-            <w:pPr>
-              <w:rPr>
-                <w:rFonts w:ascii="新細明體" w:hAnsi="新細明體"/>
-              </w:rPr>
-            </w:pPr>
-          </w:p>
-        </w:tc>
-        <w:tc>
-          <w:tcPr>
-            <w:tcW w:w="496" w:type="dxa"/>
-            <w:tcBorders>
-              <w:top w:val="single" w:sz="4" w:space="0" w:color="auto"/>
-              <w:left w:val="single" w:sz="4" w:space="0" w:color="auto"/>
-              <w:bottom w:val="single" w:sz="4" w:space="0" w:color="auto"/>
-              <w:right w:val="single" w:sz="4" w:space="0" w:color="auto"/>
-            </w:tcBorders>
-          </w:tcPr>
-          <w:p>
-            <w:pPr>
-              <w:rPr>
-                <w:rFonts w:ascii="新細明體" w:hAnsi="新細明體" w:hint="eastAsia"/>
-              </w:rPr>
-            </w:pPr>
-          </w:p>
-        </w:tc>
-        <w:tc>
-          <w:tcPr>
-            <w:tcW w:w="496" w:type="dxa"/>
+            <w:tcW w:w="510" w:type="dxa"/>
+            <w:tcBorders>
+              <w:top w:val="single" w:sz="4" w:space="0" w:color="auto"/>
+              <w:left w:val="single" w:sz="4" w:space="0" w:color="auto"/>
+              <w:bottom w:val="single" w:sz="4" w:space="0" w:color="auto"/>
+              <w:right w:val="single" w:sz="4" w:space="0" w:color="auto"/>
+            </w:tcBorders>
+          </w:tcPr>
+          <w:p>
+            <w:pPr>
+              <w:rPr>
+                <w:rFonts w:ascii="新細明體" w:hAnsi="新細明體"/>
+              </w:rPr>
+            </w:pPr>
+          </w:p>
+        </w:tc>
+        <w:tc>
+          <w:tcPr>
+            <w:tcW w:w="510" w:type="dxa"/>
+            <w:tcBorders>
+              <w:top w:val="single" w:sz="4" w:space="0" w:color="auto"/>
+              <w:left w:val="single" w:sz="4" w:space="0" w:color="auto"/>
+              <w:bottom w:val="single" w:sz="4" w:space="0" w:color="auto"/>
+              <w:right w:val="single" w:sz="4" w:space="0" w:color="auto"/>
+            </w:tcBorders>
+          </w:tcPr>
+          <w:p>
+            <w:pPr>
+              <w:rPr>
+                <w:rFonts w:ascii="新細明體" w:hAnsi="新細明體"/>
+              </w:rPr>
+            </w:pPr>
+          </w:p>
+        </w:tc>
+        <w:tc>
+          <w:tcPr>
+            <w:tcW w:w="510" w:type="dxa"/>
             <w:tcBorders>
               <w:top w:val="single" w:sz="4" w:space="0" w:color="auto"/>
               <w:left w:val="single" w:sz="4" w:space="0" w:color="auto"/>
@@ -4571,18 +4572,18 @@
         </w:tc>
         <w:tc>
           <w:tcPr>
-            <w:tcW w:w="806" w:type="dxa"/>
-            <w:tcBorders>
-              <w:top w:val="single" w:sz="4" w:space="0" w:color="auto"/>
-              <w:left w:val="single" w:sz="4" w:space="0" w:color="auto"/>
-              <w:bottom w:val="single" w:sz="4" w:space="0" w:color="auto"/>
-              <w:right w:val="single" w:sz="4" w:space="0" w:color="auto"/>
-            </w:tcBorders>
-          </w:tcPr>
-          <w:p>
-            <w:pPr>
-              <w:rPr>
-                <w:rFonts w:ascii="新細明體" w:hAnsi="新細明體" w:hint="eastAsia"/>
+            <w:tcW w:w="850" w:type="dxa"/>
+            <w:tcBorders>
+              <w:top w:val="single" w:sz="4" w:space="0" w:color="auto"/>
+              <w:left w:val="single" w:sz="4" w:space="0" w:color="auto"/>
+              <w:bottom w:val="single" w:sz="4" w:space="0" w:color="auto"/>
+              <w:right w:val="single" w:sz="4" w:space="0" w:color="auto"/>
+            </w:tcBorders>
+          </w:tcPr>
+          <w:p>
+            <w:pPr>
+              <w:rPr>
+                <w:rFonts w:ascii="新細明體" w:hAnsi="新細明體"/>
               </w:rPr>
             </w:pPr>
             <w:r>
@@ -4613,7 +4614,7 @@
         </w:tc>
         <w:tc>
           <w:tcPr>
-            <w:tcW w:w="496" w:type="dxa"/>
+            <w:tcW w:w="510" w:type="dxa"/>
             <w:tcBorders>
               <w:top w:val="single" w:sz="4" w:space="0" w:color="auto"/>
               <w:left w:val="single" w:sz="4" w:space="0" w:color="auto"/>
@@ -4637,7 +4638,7 @@
         </w:tc>
         <w:tc>
           <w:tcPr>
-            <w:tcW w:w="496" w:type="dxa"/>
+            <w:tcW w:w="510" w:type="dxa"/>
             <w:tcBorders>
               <w:top w:val="single" w:sz="4" w:space="0" w:color="auto"/>
               <w:left w:val="single" w:sz="4" w:space="0" w:color="auto"/>
@@ -4661,18 +4662,18 @@
         </w:tc>
         <w:tc>
           <w:tcPr>
-            <w:tcW w:w="496" w:type="dxa"/>
-            <w:tcBorders>
-              <w:top w:val="single" w:sz="4" w:space="0" w:color="auto"/>
-              <w:left w:val="single" w:sz="4" w:space="0" w:color="auto"/>
-              <w:bottom w:val="single" w:sz="4" w:space="0" w:color="auto"/>
-              <w:right w:val="single" w:sz="4" w:space="0" w:color="auto"/>
-            </w:tcBorders>
-          </w:tcPr>
-          <w:p>
-            <w:pPr>
-              <w:rPr>
-                <w:rFonts w:ascii="新細明體" w:hAnsi="新細明體" w:hint="eastAsia"/>
+            <w:tcW w:w="510" w:type="dxa"/>
+            <w:tcBorders>
+              <w:top w:val="single" w:sz="4" w:space="0" w:color="auto"/>
+              <w:left w:val="single" w:sz="4" w:space="0" w:color="auto"/>
+              <w:bottom w:val="single" w:sz="4" w:space="0" w:color="auto"/>
+              <w:right w:val="single" w:sz="4" w:space="0" w:color="auto"/>
+            </w:tcBorders>
+          </w:tcPr>
+          <w:p>
+            <w:pPr>
+              <w:rPr>
+                <w:rFonts w:ascii="新細明體" w:hAnsi="新細明體"/>
               </w:rPr>
             </w:pPr>
             <w:r>
@@ -4685,18 +4686,18 @@
         </w:tc>
         <w:tc>
           <w:tcPr>
-            <w:tcW w:w="3981" w:type="dxa"/>
-            <w:tcBorders>
-              <w:top w:val="single" w:sz="4" w:space="0" w:color="auto"/>
-              <w:left w:val="single" w:sz="4" w:space="0" w:color="auto"/>
-              <w:bottom w:val="single" w:sz="4" w:space="0" w:color="auto"/>
-              <w:right w:val="single" w:sz="4" w:space="0" w:color="auto"/>
-            </w:tcBorders>
-          </w:tcPr>
-          <w:p>
-            <w:pPr>
-              <w:rPr>
-                <w:rFonts w:ascii="新細明體" w:hAnsi="新細明體" w:hint="eastAsia"/>
+            <w:tcW w:w="3969" w:type="dxa"/>
+            <w:tcBorders>
+              <w:top w:val="single" w:sz="4" w:space="0" w:color="auto"/>
+              <w:left w:val="single" w:sz="4" w:space="0" w:color="auto"/>
+              <w:bottom w:val="single" w:sz="4" w:space="0" w:color="auto"/>
+              <w:right w:val="single" w:sz="4" w:space="0" w:color="auto"/>
+            </w:tcBorders>
+          </w:tcPr>
+          <w:p>
+            <w:pPr>
+              <w:rPr>
+                <w:rFonts w:ascii="新細明體" w:hAnsi="新細明體"/>
               </w:rPr>
             </w:pPr>
             <w:r>
@@ -4709,7 +4710,7 @@
         </w:tc>
         <w:tc>
           <w:tcPr>
-            <w:tcW w:w="2004" w:type="dxa"/>
+            <w:tcW w:w="1984" w:type="dxa"/>
             <w:tcBorders>
               <w:top w:val="single" w:sz="4" w:space="0" w:color="auto"/>
               <w:left w:val="single" w:sz="4" w:space="0" w:color="auto"/>
@@ -4733,7 +4734,7 @@
         </w:tc>
         <w:tc>
           <w:tcPr>
-            <w:tcW w:w="2005" w:type="dxa"/>
+            <w:tcW w:w="1984" w:type="dxa"/>
             <w:tcBorders>
               <w:top w:val="single" w:sz="4" w:space="0" w:color="auto"/>
               <w:left w:val="single" w:sz="4" w:space="0" w:color="auto"/>
@@ -4757,7 +4758,7 @@
         </w:tc>
         <w:tc>
           <w:tcPr>
-            <w:tcW w:w="2005" w:type="dxa"/>
+            <w:tcW w:w="1984" w:type="dxa"/>
             <w:tcBorders>
               <w:top w:val="single" w:sz="4" w:space="0" w:color="auto"/>
               <w:left w:val="single" w:sz="4" w:space="0" w:color="auto"/>
@@ -4781,7 +4782,7 @@
         </w:tc>
         <w:tc>
           <w:tcPr>
-            <w:tcW w:w="2004" w:type="dxa"/>
+            <w:tcW w:w="1984" w:type="dxa"/>
             <w:tcBorders>
               <w:top w:val="single" w:sz="4" w:space="0" w:color="auto"/>
               <w:left w:val="single" w:sz="4" w:space="0" w:color="auto"/>
@@ -4805,25 +4806,25 @@
         </w:tc>
         <w:tc>
           <w:tcPr>
-            <w:tcW w:w="912" w:type="dxa"/>
-            <w:tcBorders>
-              <w:top w:val="single" w:sz="4" w:space="0" w:color="auto"/>
-              <w:left w:val="single" w:sz="4" w:space="0" w:color="auto"/>
-              <w:bottom w:val="single" w:sz="4" w:space="0" w:color="auto"/>
-              <w:right w:val="single" w:sz="4" w:space="0" w:color="auto"/>
-            </w:tcBorders>
-          </w:tcPr>
-          <w:p>
-            <w:pPr>
-              <w:rPr>
-                <w:rFonts w:ascii="新細明體" w:hAnsi="新細明體" w:hint="eastAsia"/>
-              </w:rPr>
-            </w:pPr>
-          </w:p>
-        </w:tc>
-        <w:tc>
-          <w:tcPr>
-            <w:tcW w:w="993" w:type="dxa"/>
+            <w:tcW w:w="907" w:type="dxa"/>
+            <w:tcBorders>
+              <w:top w:val="single" w:sz="4" w:space="0" w:color="auto"/>
+              <w:left w:val="single" w:sz="4" w:space="0" w:color="auto"/>
+              <w:bottom w:val="single" w:sz="4" w:space="0" w:color="auto"/>
+              <w:right w:val="single" w:sz="4" w:space="0" w:color="auto"/>
+            </w:tcBorders>
+          </w:tcPr>
+          <w:p>
+            <w:pPr>
+              <w:rPr>
+                <w:rFonts w:ascii="新細明體" w:hAnsi="新細明體"/>
+              </w:rPr>
+            </w:pPr>
+          </w:p>
+        </w:tc>
+        <w:tc>
+          <w:tcPr>
+            <w:tcW w:w="907" w:type="dxa"/>
             <w:tcBorders>
               <w:top w:val="single" w:sz="4" w:space="0" w:color="auto"/>
               <w:left w:val="single" w:sz="4" w:space="0" w:color="auto"/>
@@ -4847,18 +4848,18 @@
         </w:tc>
         <w:tc>
           <w:tcPr>
-            <w:tcW w:w="4110" w:type="dxa"/>
-            <w:tcBorders>
-              <w:top w:val="single" w:sz="4" w:space="0" w:color="auto"/>
-              <w:left w:val="single" w:sz="4" w:space="0" w:color="auto"/>
-              <w:bottom w:val="single" w:sz="4" w:space="0" w:color="auto"/>
-              <w:right w:val="single" w:sz="4" w:space="0" w:color="auto"/>
-            </w:tcBorders>
-          </w:tcPr>
-          <w:p>
-            <w:pPr>
-              <w:rPr>
-                <w:rFonts w:ascii="新細明體" w:hAnsi="新細明體" w:hint="eastAsia"/>
+            <w:tcW w:w="3969" w:type="dxa"/>
+            <w:tcBorders>
+              <w:top w:val="single" w:sz="4" w:space="0" w:color="auto"/>
+              <w:left w:val="single" w:sz="4" w:space="0" w:color="auto"/>
+              <w:bottom w:val="single" w:sz="4" w:space="0" w:color="auto"/>
+              <w:right w:val="single" w:sz="4" w:space="0" w:color="auto"/>
+            </w:tcBorders>
+          </w:tcPr>
+          <w:p>
+            <w:pPr>
+              <w:rPr>
+                <w:rFonts w:ascii="新細明體" w:hAnsi="新細明體"/>
               </w:rPr>
             </w:pPr>
             <w:r>
@@ -4873,18 +4874,18 @@
       <w:tr>
         <w:tc>
           <w:tcPr>
-            <w:tcW w:w="496" w:type="dxa"/>
-            <w:tcBorders>
-              <w:top w:val="single" w:sz="4" w:space="0" w:color="auto"/>
-              <w:left w:val="single" w:sz="4" w:space="0" w:color="auto"/>
-              <w:bottom w:val="single" w:sz="4" w:space="0" w:color="auto"/>
-              <w:right w:val="single" w:sz="4" w:space="0" w:color="auto"/>
-            </w:tcBorders>
-          </w:tcPr>
-          <w:p>
-            <w:pPr>
-              <w:rPr>
-                <w:rFonts w:ascii="新細明體" w:hAnsi="新細明體" w:hint="eastAsia"/>
+            <w:tcW w:w="510" w:type="dxa"/>
+            <w:tcBorders>
+              <w:top w:val="single" w:sz="4" w:space="0" w:color="auto"/>
+              <w:left w:val="single" w:sz="4" w:space="0" w:color="auto"/>
+              <w:bottom w:val="single" w:sz="4" w:space="0" w:color="auto"/>
+              <w:right w:val="single" w:sz="4" w:space="0" w:color="auto"/>
+            </w:tcBorders>
+          </w:tcPr>
+          <w:p>
+            <w:pPr>
+              <w:rPr>
+                <w:rFonts w:ascii="新細明體" w:hAnsi="新細明體"/>
               </w:rPr>
             </w:pPr>
             <w:r>
@@ -4897,7 +4898,7 @@
         </w:tc>
         <w:tc>
           <w:tcPr>
-            <w:tcW w:w="496" w:type="dxa"/>
+            <w:tcW w:w="510" w:type="dxa"/>
             <w:tcBorders>
               <w:top w:val="single" w:sz="4" w:space="0" w:color="auto"/>
               <w:left w:val="single" w:sz="4" w:space="0" w:color="auto"/>
@@ -4921,43 +4922,43 @@
         </w:tc>
         <w:tc>
           <w:tcPr>
-            <w:tcW w:w="496" w:type="dxa"/>
-            <w:tcBorders>
-              <w:top w:val="single" w:sz="4" w:space="0" w:color="auto"/>
-              <w:left w:val="single" w:sz="4" w:space="0" w:color="auto"/>
-              <w:bottom w:val="single" w:sz="4" w:space="0" w:color="auto"/>
-              <w:right w:val="single" w:sz="4" w:space="0" w:color="auto"/>
-            </w:tcBorders>
-          </w:tcPr>
-          <w:p>
-            <w:pPr>
-              <w:rPr>
-                <w:rFonts w:ascii="新細明體" w:hAnsi="新細明體"/>
-              </w:rPr>
-            </w:pPr>
-          </w:p>
-        </w:tc>
-        <w:tc>
-          <w:tcPr>
-            <w:tcW w:w="496" w:type="dxa"/>
-            <w:tcBorders>
-              <w:top w:val="single" w:sz="4" w:space="0" w:color="auto"/>
-              <w:left w:val="single" w:sz="4" w:space="0" w:color="auto"/>
-              <w:bottom w:val="single" w:sz="4" w:space="0" w:color="auto"/>
-              <w:right w:val="single" w:sz="4" w:space="0" w:color="auto"/>
-            </w:tcBorders>
-          </w:tcPr>
-          <w:p>
-            <w:pPr>
-              <w:rPr>
-                <w:rFonts w:ascii="新細明體" w:hAnsi="新細明體" w:hint="eastAsia"/>
-              </w:rPr>
-            </w:pPr>
-          </w:p>
-        </w:tc>
-        <w:tc>
-          <w:tcPr>
-            <w:tcW w:w="496" w:type="dxa"/>
+            <w:tcW w:w="510" w:type="dxa"/>
+            <w:tcBorders>
+              <w:top w:val="single" w:sz="4" w:space="0" w:color="auto"/>
+              <w:left w:val="single" w:sz="4" w:space="0" w:color="auto"/>
+              <w:bottom w:val="single" w:sz="4" w:space="0" w:color="auto"/>
+              <w:right w:val="single" w:sz="4" w:space="0" w:color="auto"/>
+            </w:tcBorders>
+          </w:tcPr>
+          <w:p>
+            <w:pPr>
+              <w:rPr>
+                <w:rFonts w:ascii="新細明體" w:hAnsi="新細明體"/>
+              </w:rPr>
+            </w:pPr>
+          </w:p>
+        </w:tc>
+        <w:tc>
+          <w:tcPr>
+            <w:tcW w:w="510" w:type="dxa"/>
+            <w:tcBorders>
+              <w:top w:val="single" w:sz="4" w:space="0" w:color="auto"/>
+              <w:left w:val="single" w:sz="4" w:space="0" w:color="auto"/>
+              <w:bottom w:val="single" w:sz="4" w:space="0" w:color="auto"/>
+              <w:right w:val="single" w:sz="4" w:space="0" w:color="auto"/>
+            </w:tcBorders>
+          </w:tcPr>
+          <w:p>
+            <w:pPr>
+              <w:rPr>
+                <w:rFonts w:ascii="新細明體" w:hAnsi="新細明體"/>
+              </w:rPr>
+            </w:pPr>
+          </w:p>
+        </w:tc>
+        <w:tc>
+          <w:tcPr>
+            <w:tcW w:w="510" w:type="dxa"/>
             <w:tcBorders>
               <w:top w:val="single" w:sz="4" w:space="0" w:color="auto"/>
               <w:left w:val="single" w:sz="4" w:space="0" w:color="auto"/>
@@ -4981,7 +4982,7 @@
         </w:tc>
         <w:tc>
           <w:tcPr>
-            <w:tcW w:w="806" w:type="dxa"/>
+            <w:tcW w:w="850" w:type="dxa"/>
             <w:tcBorders>
               <w:top w:val="single" w:sz="4" w:space="0" w:color="auto"/>
               <w:left w:val="single" w:sz="4" w:space="0" w:color="auto"/>
@@ -5005,7 +5006,7 @@
         </w:tc>
         <w:tc>
           <w:tcPr>
-            <w:tcW w:w="496" w:type="dxa"/>
+            <w:tcW w:w="510" w:type="dxa"/>
             <w:tcBorders>
               <w:top w:val="single" w:sz="4" w:space="0" w:color="auto"/>
               <w:left w:val="single" w:sz="4" w:space="0" w:color="auto"/>
@@ -5029,7 +5030,7 @@
         </w:tc>
         <w:tc>
           <w:tcPr>
-            <w:tcW w:w="496" w:type="dxa"/>
+            <w:tcW w:w="510" w:type="dxa"/>
             <w:tcBorders>
               <w:top w:val="single" w:sz="4" w:space="0" w:color="auto"/>
               <w:left w:val="single" w:sz="4" w:space="0" w:color="auto"/>
@@ -5053,18 +5054,18 @@
         </w:tc>
         <w:tc>
           <w:tcPr>
-            <w:tcW w:w="496" w:type="dxa"/>
-            <w:tcBorders>
-              <w:top w:val="single" w:sz="4" w:space="0" w:color="auto"/>
-              <w:left w:val="single" w:sz="4" w:space="0" w:color="auto"/>
-              <w:bottom w:val="single" w:sz="4" w:space="0" w:color="auto"/>
-              <w:right w:val="single" w:sz="4" w:space="0" w:color="auto"/>
-            </w:tcBorders>
-          </w:tcPr>
-          <w:p>
-            <w:pPr>
-              <w:rPr>
-                <w:rFonts w:ascii="新細明體" w:hAnsi="新細明體" w:hint="eastAsia"/>
+            <w:tcW w:w="510" w:type="dxa"/>
+            <w:tcBorders>
+              <w:top w:val="single" w:sz="4" w:space="0" w:color="auto"/>
+              <w:left w:val="single" w:sz="4" w:space="0" w:color="auto"/>
+              <w:bottom w:val="single" w:sz="4" w:space="0" w:color="auto"/>
+              <w:right w:val="single" w:sz="4" w:space="0" w:color="auto"/>
+            </w:tcBorders>
+          </w:tcPr>
+          <w:p>
+            <w:pPr>
+              <w:rPr>
+                <w:rFonts w:ascii="新細明體" w:hAnsi="新細明體"/>
               </w:rPr>
             </w:pPr>
             <w:r>
@@ -5077,18 +5078,18 @@
         </w:tc>
         <w:tc>
           <w:tcPr>
-            <w:tcW w:w="3981" w:type="dxa"/>
-            <w:tcBorders>
-              <w:top w:val="single" w:sz="4" w:space="0" w:color="auto"/>
-              <w:left w:val="single" w:sz="4" w:space="0" w:color="auto"/>
-              <w:bottom w:val="single" w:sz="4" w:space="0" w:color="auto"/>
-              <w:right w:val="single" w:sz="4" w:space="0" w:color="auto"/>
-            </w:tcBorders>
-          </w:tcPr>
-          <w:p>
-            <w:pPr>
-              <w:rPr>
-                <w:rFonts w:ascii="新細明體" w:hAnsi="新細明體" w:hint="eastAsia"/>
+            <w:tcW w:w="3969" w:type="dxa"/>
+            <w:tcBorders>
+              <w:top w:val="single" w:sz="4" w:space="0" w:color="auto"/>
+              <w:left w:val="single" w:sz="4" w:space="0" w:color="auto"/>
+              <w:bottom w:val="single" w:sz="4" w:space="0" w:color="auto"/>
+              <w:right w:val="single" w:sz="4" w:space="0" w:color="auto"/>
+            </w:tcBorders>
+          </w:tcPr>
+          <w:p>
+            <w:pPr>
+              <w:rPr>
+                <w:rFonts w:ascii="新細明體" w:hAnsi="新細明體"/>
               </w:rPr>
             </w:pPr>
             <w:r>
@@ -5101,7 +5102,7 @@
         </w:tc>
         <w:tc>
           <w:tcPr>
-            <w:tcW w:w="2004" w:type="dxa"/>
+            <w:tcW w:w="1984" w:type="dxa"/>
             <w:tcBorders>
               <w:top w:val="single" w:sz="4" w:space="0" w:color="auto"/>
               <w:left w:val="single" w:sz="4" w:space="0" w:color="auto"/>
@@ -5125,7 +5126,7 @@
         </w:tc>
         <w:tc>
           <w:tcPr>
-            <w:tcW w:w="2005" w:type="dxa"/>
+            <w:tcW w:w="1984" w:type="dxa"/>
             <w:tcBorders>
               <w:top w:val="single" w:sz="4" w:space="0" w:color="auto"/>
               <w:left w:val="single" w:sz="4" w:space="0" w:color="auto"/>
@@ -5161,7 +5162,7 @@
         </w:tc>
         <w:tc>
           <w:tcPr>
-            <w:tcW w:w="2005" w:type="dxa"/>
+            <w:tcW w:w="1984" w:type="dxa"/>
             <w:tcBorders>
               <w:top w:val="single" w:sz="4" w:space="0" w:color="auto"/>
               <w:left w:val="single" w:sz="4" w:space="0" w:color="auto"/>
@@ -5185,7 +5186,7 @@
         </w:tc>
         <w:tc>
           <w:tcPr>
-            <w:tcW w:w="2004" w:type="dxa"/>
+            <w:tcW w:w="1984" w:type="dxa"/>
             <w:tcBorders>
               <w:top w:val="single" w:sz="4" w:space="0" w:color="auto"/>
               <w:left w:val="single" w:sz="4" w:space="0" w:color="auto"/>
@@ -5209,25 +5210,25 @@
         </w:tc>
         <w:tc>
           <w:tcPr>
-            <w:tcW w:w="912" w:type="dxa"/>
-            <w:tcBorders>
-              <w:top w:val="single" w:sz="4" w:space="0" w:color="auto"/>
-              <w:left w:val="single" w:sz="4" w:space="0" w:color="auto"/>
-              <w:bottom w:val="single" w:sz="4" w:space="0" w:color="auto"/>
-              <w:right w:val="single" w:sz="4" w:space="0" w:color="auto"/>
-            </w:tcBorders>
-          </w:tcPr>
-          <w:p>
-            <w:pPr>
-              <w:rPr>
-                <w:rFonts w:ascii="新細明體" w:hAnsi="新細明體" w:hint="eastAsia"/>
-              </w:rPr>
-            </w:pPr>
-          </w:p>
-        </w:tc>
-        <w:tc>
-          <w:tcPr>
-            <w:tcW w:w="993" w:type="dxa"/>
+            <w:tcW w:w="907" w:type="dxa"/>
+            <w:tcBorders>
+              <w:top w:val="single" w:sz="4" w:space="0" w:color="auto"/>
+              <w:left w:val="single" w:sz="4" w:space="0" w:color="auto"/>
+              <w:bottom w:val="single" w:sz="4" w:space="0" w:color="auto"/>
+              <w:right w:val="single" w:sz="4" w:space="0" w:color="auto"/>
+            </w:tcBorders>
+          </w:tcPr>
+          <w:p>
+            <w:pPr>
+              <w:rPr>
+                <w:rFonts w:ascii="新細明體" w:hAnsi="新細明體"/>
+              </w:rPr>
+            </w:pPr>
+          </w:p>
+        </w:tc>
+        <w:tc>
+          <w:tcPr>
+            <w:tcW w:w="907" w:type="dxa"/>
             <w:tcBorders>
               <w:top w:val="single" w:sz="4" w:space="0" w:color="auto"/>
               <w:left w:val="single" w:sz="4" w:space="0" w:color="auto"/>
@@ -5311,18 +5312,18 @@
         </w:tc>
         <w:tc>
           <w:tcPr>
-            <w:tcW w:w="4110" w:type="dxa"/>
-            <w:tcBorders>
-              <w:top w:val="single" w:sz="4" w:space="0" w:color="auto"/>
-              <w:left w:val="single" w:sz="4" w:space="0" w:color="auto"/>
-              <w:bottom w:val="single" w:sz="4" w:space="0" w:color="auto"/>
-              <w:right w:val="single" w:sz="4" w:space="0" w:color="auto"/>
-            </w:tcBorders>
-          </w:tcPr>
-          <w:p>
-            <w:pPr>
-              <w:rPr>
-                <w:rFonts w:ascii="新細明體" w:hAnsi="新細明體" w:hint="eastAsia"/>
+            <w:tcW w:w="3969" w:type="dxa"/>
+            <w:tcBorders>
+              <w:top w:val="single" w:sz="4" w:space="0" w:color="auto"/>
+              <w:left w:val="single" w:sz="4" w:space="0" w:color="auto"/>
+              <w:bottom w:val="single" w:sz="4" w:space="0" w:color="auto"/>
+              <w:right w:val="single" w:sz="4" w:space="0" w:color="auto"/>
+            </w:tcBorders>
+          </w:tcPr>
+          <w:p>
+            <w:pPr>
+              <w:rPr>
+                <w:rFonts w:ascii="新細明體" w:hAnsi="新細明體"/>
               </w:rPr>
             </w:pPr>
             <w:r>
@@ -5379,31 +5380,32 @@
       <w:tr>
         <w:tc>
           <w:tcPr>
-            <w:tcW w:w="496" w:type="dxa"/>
-            <w:tcBorders>
-              <w:top w:val="single" w:sz="4" w:space="0" w:color="auto"/>
-              <w:left w:val="single" w:sz="4" w:space="0" w:color="auto"/>
-              <w:bottom w:val="single" w:sz="4" w:space="0" w:color="auto"/>
-              <w:right w:val="single" w:sz="4" w:space="0" w:color="auto"/>
-            </w:tcBorders>
-          </w:tcPr>
-          <w:p>
-            <w:pPr>
-              <w:rPr>
-                <w:rFonts w:ascii="新細明體" w:hAnsi="新細明體" w:hint="eastAsia"/>
-              </w:rPr>
-            </w:pPr>
-            <w:r>
-              <w:rPr>
-                <w:rFonts w:ascii="新細明體" w:hAnsi="新細明體" w:hint="eastAsia"/>
-              </w:rPr>
+            <w:tcW w:w="510" w:type="dxa"/>
+            <w:tcBorders>
+              <w:top w:val="single" w:sz="4" w:space="0" w:color="auto"/>
+              <w:left w:val="single" w:sz="4" w:space="0" w:color="auto"/>
+              <w:bottom w:val="single" w:sz="4" w:space="0" w:color="auto"/>
+              <w:right w:val="single" w:sz="4" w:space="0" w:color="auto"/>
+            </w:tcBorders>
+          </w:tcPr>
+          <w:p>
+            <w:pPr>
+              <w:rPr>
+                <w:rFonts w:ascii="新細明體" w:hAnsi="新細明體"/>
+              </w:rPr>
+            </w:pPr>
+            <w:r>
+              <w:rPr>
+                <w:rFonts w:ascii="新細明體" w:hAnsi="新細明體" w:hint="eastAsia"/>
+              </w:rPr>
+              <w:lastRenderedPageBreak/>
               <w:t>△</w:t>
             </w:r>
           </w:p>
         </w:tc>
         <w:tc>
           <w:tcPr>
-            <w:tcW w:w="496" w:type="dxa"/>
+            <w:tcW w:w="510" w:type="dxa"/>
             <w:tcBorders>
               <w:top w:val="single" w:sz="4" w:space="0" w:color="auto"/>
               <w:left w:val="single" w:sz="4" w:space="0" w:color="auto"/>
@@ -5427,43 +5429,43 @@
         </w:tc>
         <w:tc>
           <w:tcPr>
-            <w:tcW w:w="496" w:type="dxa"/>
-            <w:tcBorders>
-              <w:top w:val="single" w:sz="4" w:space="0" w:color="auto"/>
-              <w:left w:val="single" w:sz="4" w:space="0" w:color="auto"/>
-              <w:bottom w:val="single" w:sz="4" w:space="0" w:color="auto"/>
-              <w:right w:val="single" w:sz="4" w:space="0" w:color="auto"/>
-            </w:tcBorders>
-          </w:tcPr>
-          <w:p>
-            <w:pPr>
-              <w:rPr>
-                <w:rFonts w:ascii="新細明體" w:hAnsi="新細明體"/>
-              </w:rPr>
-            </w:pPr>
-          </w:p>
-        </w:tc>
-        <w:tc>
-          <w:tcPr>
-            <w:tcW w:w="496" w:type="dxa"/>
-            <w:tcBorders>
-              <w:top w:val="single" w:sz="4" w:space="0" w:color="auto"/>
-              <w:left w:val="single" w:sz="4" w:space="0" w:color="auto"/>
-              <w:bottom w:val="single" w:sz="4" w:space="0" w:color="auto"/>
-              <w:right w:val="single" w:sz="4" w:space="0" w:color="auto"/>
-            </w:tcBorders>
-          </w:tcPr>
-          <w:p>
-            <w:pPr>
-              <w:rPr>
-                <w:rFonts w:ascii="新細明體" w:hAnsi="新細明體" w:hint="eastAsia"/>
-              </w:rPr>
-            </w:pPr>
-          </w:p>
-        </w:tc>
-        <w:tc>
-          <w:tcPr>
-            <w:tcW w:w="496" w:type="dxa"/>
+            <w:tcW w:w="510" w:type="dxa"/>
+            <w:tcBorders>
+              <w:top w:val="single" w:sz="4" w:space="0" w:color="auto"/>
+              <w:left w:val="single" w:sz="4" w:space="0" w:color="auto"/>
+              <w:bottom w:val="single" w:sz="4" w:space="0" w:color="auto"/>
+              <w:right w:val="single" w:sz="4" w:space="0" w:color="auto"/>
+            </w:tcBorders>
+          </w:tcPr>
+          <w:p>
+            <w:pPr>
+              <w:rPr>
+                <w:rFonts w:ascii="新細明體" w:hAnsi="新細明體"/>
+              </w:rPr>
+            </w:pPr>
+          </w:p>
+        </w:tc>
+        <w:tc>
+          <w:tcPr>
+            <w:tcW w:w="510" w:type="dxa"/>
+            <w:tcBorders>
+              <w:top w:val="single" w:sz="4" w:space="0" w:color="auto"/>
+              <w:left w:val="single" w:sz="4" w:space="0" w:color="auto"/>
+              <w:bottom w:val="single" w:sz="4" w:space="0" w:color="auto"/>
+              <w:right w:val="single" w:sz="4" w:space="0" w:color="auto"/>
+            </w:tcBorders>
+          </w:tcPr>
+          <w:p>
+            <w:pPr>
+              <w:rPr>
+                <w:rFonts w:ascii="新細明體" w:hAnsi="新細明體"/>
+              </w:rPr>
+            </w:pPr>
+          </w:p>
+        </w:tc>
+        <w:tc>
+          <w:tcPr>
+            <w:tcW w:w="510" w:type="dxa"/>
             <w:tcBorders>
               <w:top w:val="single" w:sz="4" w:space="0" w:color="auto"/>
               <w:left w:val="single" w:sz="4" w:space="0" w:color="auto"/>
@@ -5487,18 +5489,18 @@
         </w:tc>
         <w:tc>
           <w:tcPr>
-            <w:tcW w:w="806" w:type="dxa"/>
-            <w:tcBorders>
-              <w:top w:val="single" w:sz="4" w:space="0" w:color="auto"/>
-              <w:left w:val="single" w:sz="4" w:space="0" w:color="auto"/>
-              <w:bottom w:val="single" w:sz="4" w:space="0" w:color="auto"/>
-              <w:right w:val="single" w:sz="4" w:space="0" w:color="auto"/>
-            </w:tcBorders>
-          </w:tcPr>
-          <w:p>
-            <w:pPr>
-              <w:rPr>
-                <w:rFonts w:ascii="新細明體" w:hAnsi="新細明體" w:hint="eastAsia"/>
+            <w:tcW w:w="850" w:type="dxa"/>
+            <w:tcBorders>
+              <w:top w:val="single" w:sz="4" w:space="0" w:color="auto"/>
+              <w:left w:val="single" w:sz="4" w:space="0" w:color="auto"/>
+              <w:bottom w:val="single" w:sz="4" w:space="0" w:color="auto"/>
+              <w:right w:val="single" w:sz="4" w:space="0" w:color="auto"/>
+            </w:tcBorders>
+          </w:tcPr>
+          <w:p>
+            <w:pPr>
+              <w:rPr>
+                <w:rFonts w:ascii="新細明體" w:hAnsi="新細明體"/>
               </w:rPr>
             </w:pPr>
             <w:r>
@@ -5517,7 +5519,7 @@
         </w:tc>
         <w:tc>
           <w:tcPr>
-            <w:tcW w:w="496" w:type="dxa"/>
+            <w:tcW w:w="510" w:type="dxa"/>
             <w:tcBorders>
               <w:top w:val="single" w:sz="4" w:space="0" w:color="auto"/>
               <w:left w:val="single" w:sz="4" w:space="0" w:color="auto"/>
@@ -5541,7 +5543,7 @@
         </w:tc>
         <w:tc>
           <w:tcPr>
-            <w:tcW w:w="496" w:type="dxa"/>
+            <w:tcW w:w="510" w:type="dxa"/>
             <w:tcBorders>
               <w:top w:val="single" w:sz="4" w:space="0" w:color="auto"/>
               <w:left w:val="single" w:sz="4" w:space="0" w:color="auto"/>
@@ -5565,18 +5567,18 @@
         </w:tc>
         <w:tc>
           <w:tcPr>
-            <w:tcW w:w="496" w:type="dxa"/>
-            <w:tcBorders>
-              <w:top w:val="single" w:sz="4" w:space="0" w:color="auto"/>
-              <w:left w:val="single" w:sz="4" w:space="0" w:color="auto"/>
-              <w:bottom w:val="single" w:sz="4" w:space="0" w:color="auto"/>
-              <w:right w:val="single" w:sz="4" w:space="0" w:color="auto"/>
-            </w:tcBorders>
-          </w:tcPr>
-          <w:p>
-            <w:pPr>
-              <w:rPr>
-                <w:rFonts w:ascii="新細明體" w:hAnsi="新細明體" w:hint="eastAsia"/>
+            <w:tcW w:w="510" w:type="dxa"/>
+            <w:tcBorders>
+              <w:top w:val="single" w:sz="4" w:space="0" w:color="auto"/>
+              <w:left w:val="single" w:sz="4" w:space="0" w:color="auto"/>
+              <w:bottom w:val="single" w:sz="4" w:space="0" w:color="auto"/>
+              <w:right w:val="single" w:sz="4" w:space="0" w:color="auto"/>
+            </w:tcBorders>
+          </w:tcPr>
+          <w:p>
+            <w:pPr>
+              <w:rPr>
+                <w:rFonts w:ascii="新細明體" w:hAnsi="新細明體"/>
               </w:rPr>
             </w:pPr>
             <w:r>
@@ -5589,18 +5591,18 @@
         </w:tc>
         <w:tc>
           <w:tcPr>
-            <w:tcW w:w="3981" w:type="dxa"/>
-            <w:tcBorders>
-              <w:top w:val="single" w:sz="4" w:space="0" w:color="auto"/>
-              <w:left w:val="single" w:sz="4" w:space="0" w:color="auto"/>
-              <w:bottom w:val="single" w:sz="4" w:space="0" w:color="auto"/>
-              <w:right w:val="single" w:sz="4" w:space="0" w:color="auto"/>
-            </w:tcBorders>
-          </w:tcPr>
-          <w:p>
-            <w:pPr>
-              <w:rPr>
-                <w:rFonts w:ascii="新細明體" w:hAnsi="新細明體" w:hint="eastAsia"/>
+            <w:tcW w:w="3969" w:type="dxa"/>
+            <w:tcBorders>
+              <w:top w:val="single" w:sz="4" w:space="0" w:color="auto"/>
+              <w:left w:val="single" w:sz="4" w:space="0" w:color="auto"/>
+              <w:bottom w:val="single" w:sz="4" w:space="0" w:color="auto"/>
+              <w:right w:val="single" w:sz="4" w:space="0" w:color="auto"/>
+            </w:tcBorders>
+          </w:tcPr>
+          <w:p>
+            <w:pPr>
+              <w:rPr>
+                <w:rFonts w:ascii="新細明體" w:hAnsi="新細明體"/>
               </w:rPr>
             </w:pPr>
             <w:r>
@@ -5613,7 +5615,7 @@
         </w:tc>
         <w:tc>
           <w:tcPr>
-            <w:tcW w:w="2004" w:type="dxa"/>
+            <w:tcW w:w="1984" w:type="dxa"/>
             <w:tcBorders>
               <w:top w:val="single" w:sz="4" w:space="0" w:color="auto"/>
               <w:left w:val="single" w:sz="4" w:space="0" w:color="auto"/>
@@ -5657,7 +5659,7 @@
         </w:tc>
         <w:tc>
           <w:tcPr>
-            <w:tcW w:w="2005" w:type="dxa"/>
+            <w:tcW w:w="1984" w:type="dxa"/>
             <w:tcBorders>
               <w:top w:val="single" w:sz="4" w:space="0" w:color="auto"/>
               <w:left w:val="single" w:sz="4" w:space="0" w:color="auto"/>
@@ -5687,7 +5689,7 @@
         </w:tc>
         <w:tc>
           <w:tcPr>
-            <w:tcW w:w="2005" w:type="dxa"/>
+            <w:tcW w:w="1984" w:type="dxa"/>
             <w:tcBorders>
               <w:top w:val="single" w:sz="4" w:space="0" w:color="auto"/>
               <w:left w:val="single" w:sz="4" w:space="0" w:color="auto"/>
@@ -5711,7 +5713,7 @@
         </w:tc>
         <w:tc>
           <w:tcPr>
-            <w:tcW w:w="2004" w:type="dxa"/>
+            <w:tcW w:w="1984" w:type="dxa"/>
             <w:tcBorders>
               <w:top w:val="single" w:sz="4" w:space="0" w:color="auto"/>
               <w:left w:val="single" w:sz="4" w:space="0" w:color="auto"/>
@@ -5771,38 +5773,31 @@
               <w:rPr>
                 <w:rFonts w:ascii="新細明體" w:hAnsi="新細明體"/>
               </w:rPr>
-              <w:t>塑膠廢棄</w:t>
-            </w:r>
-            <w:r>
-              <w:rPr>
-                <w:rFonts w:ascii="新細明體" w:hAnsi="新細明體"/>
-              </w:rPr>
-              <w:lastRenderedPageBreak/>
-              <w:t>物</w:t>
-            </w:r>
-          </w:p>
-        </w:tc>
-        <w:tc>
-          <w:tcPr>
-            <w:tcW w:w="912" w:type="dxa"/>
-            <w:tcBorders>
-              <w:top w:val="single" w:sz="4" w:space="0" w:color="auto"/>
-              <w:left w:val="single" w:sz="4" w:space="0" w:color="auto"/>
-              <w:bottom w:val="single" w:sz="4" w:space="0" w:color="auto"/>
-              <w:right w:val="single" w:sz="4" w:space="0" w:color="auto"/>
-            </w:tcBorders>
-          </w:tcPr>
-          <w:p>
-            <w:pPr>
-              <w:rPr>
-                <w:rFonts w:ascii="新細明體" w:hAnsi="新細明體" w:hint="eastAsia"/>
-              </w:rPr>
-            </w:pPr>
-          </w:p>
-        </w:tc>
-        <w:tc>
-          <w:tcPr>
-            <w:tcW w:w="993" w:type="dxa"/>
+              <w:t>塑膠廢棄物</w:t>
+            </w:r>
+          </w:p>
+        </w:tc>
+        <w:tc>
+          <w:tcPr>
+            <w:tcW w:w="907" w:type="dxa"/>
+            <w:tcBorders>
+              <w:top w:val="single" w:sz="4" w:space="0" w:color="auto"/>
+              <w:left w:val="single" w:sz="4" w:space="0" w:color="auto"/>
+              <w:bottom w:val="single" w:sz="4" w:space="0" w:color="auto"/>
+              <w:right w:val="single" w:sz="4" w:space="0" w:color="auto"/>
+            </w:tcBorders>
+          </w:tcPr>
+          <w:p>
+            <w:pPr>
+              <w:rPr>
+                <w:rFonts w:ascii="新細明體" w:hAnsi="新細明體"/>
+              </w:rPr>
+            </w:pPr>
+          </w:p>
+        </w:tc>
+        <w:tc>
+          <w:tcPr>
+            <w:tcW w:w="907" w:type="dxa"/>
             <w:tcBorders>
               <w:top w:val="single" w:sz="4" w:space="0" w:color="auto"/>
               <w:left w:val="single" w:sz="4" w:space="0" w:color="auto"/>
@@ -5833,7 +5828,6 @@
                 <w:rFonts w:ascii="新細明體" w:hAnsi="新細明體"/>
                 <w:noProof/>
               </w:rPr>
-              <w:lastRenderedPageBreak/>
               <w:drawing>
                 <wp:inline distT="0" distB="0" distL="0" distR="0" wp14:anchorId="460E89C4" wp14:editId="53E6884C">
                   <wp:extent cx="1981200" cy="1927860"/>
@@ -5887,25 +5881,24 @@
         </w:tc>
         <w:tc>
           <w:tcPr>
-            <w:tcW w:w="4110" w:type="dxa"/>
-            <w:tcBorders>
-              <w:top w:val="single" w:sz="4" w:space="0" w:color="auto"/>
-              <w:left w:val="single" w:sz="4" w:space="0" w:color="auto"/>
-              <w:bottom w:val="single" w:sz="4" w:space="0" w:color="auto"/>
-              <w:right w:val="single" w:sz="4" w:space="0" w:color="auto"/>
-            </w:tcBorders>
-          </w:tcPr>
-          <w:p>
-            <w:pPr>
-              <w:rPr>
-                <w:rFonts w:ascii="新細明體" w:hAnsi="新細明體" w:hint="eastAsia"/>
-              </w:rPr>
-            </w:pPr>
-            <w:r>
-              <w:rPr>
-                <w:rFonts w:ascii="新細明體" w:hAnsi="新細明體" w:hint="eastAsia"/>
-              </w:rPr>
-              <w:lastRenderedPageBreak/>
+            <w:tcW w:w="3969" w:type="dxa"/>
+            <w:tcBorders>
+              <w:top w:val="single" w:sz="4" w:space="0" w:color="auto"/>
+              <w:left w:val="single" w:sz="4" w:space="0" w:color="auto"/>
+              <w:bottom w:val="single" w:sz="4" w:space="0" w:color="auto"/>
+              <w:right w:val="single" w:sz="4" w:space="0" w:color="auto"/>
+            </w:tcBorders>
+          </w:tcPr>
+          <w:p>
+            <w:pPr>
+              <w:rPr>
+                <w:rFonts w:ascii="新細明體" w:hAnsi="新細明體"/>
+              </w:rPr>
+            </w:pPr>
+            <w:r>
+              <w:rPr>
+                <w:rFonts w:ascii="新細明體" w:hAnsi="新細明體" w:hint="eastAsia"/>
+              </w:rPr>
               <w:t>題幹為</w:t>
             </w:r>
             <w:r>
@@ -5935,6 +5928,7 @@
           </w:p>
         </w:tc>
       </w:tr>
+      <w:bookmarkEnd w:id="0"/>
     </w:tbl>
     <w:p>
       <w:pPr>
@@ -5954,7 +5948,7 @@
 </file>
 
 <file path=word/endnotes.xml><?xml version="1.0" encoding="utf-8"?>
-<w:endnotes xmlns:wpc="http://schemas.microsoft.com/office/word/2010/wordprocessingCanvas" xmlns:cx="http://schemas.microsoft.com/office/drawing/2014/chartex" xmlns:cx1="http://schemas.microsoft.com/office/drawing/2015/9/8/chartex" xmlns:cx2="http://schemas.microsoft.com/office/drawing/2015/10/21/chartex" xmlns:cx3="http://schemas.microsoft.com/office/drawing/2016/5/9/chartex" xmlns:cx4="http://schemas.microsoft.com/office/drawing/2016/5/10/chartex" xmlns:cx5="http://schemas.microsoft.com/office/drawing/2016/5/11/chartex" xmlns:cx6="http://schemas.microsoft.com/office/drawing/2016/5/12/chartex" xmlns:cx7="http://schemas.microsoft.com/office/drawing/2016/5/13/chartex" xmlns:cx8="http://schemas.microsoft.com/office/drawing/2016/5/14/chartex" xmlns:mc="http://schemas.openxmlformats.org/markup-compatibility/2006" xmlns:aink="http://schemas.microsoft.com/office/drawing/2016/ink" xmlns:am3d="http://schemas.microsoft.com/office/drawing/2017/model3d" xmlns:o="urn:schemas-microsoft-com:office:office" xmlns:oel="http://schemas.microsoft.com/office/2019/extlst" xmlns:r="http://schemas.openxmlformats.org/officeDocument/2006/relationships" xmlns:m="http://schemas.openxmlformats.org/officeDocument/2006/math" xmlns:v="urn:schemas-microsoft-com:vml" xmlns:wp14="http://schemas.microsoft.com/office/word/2010/wordprocessingDrawing" xmlns:wp="http://schemas.openxmlformats.org/drawingml/2006/wordprocessingDrawing" xmlns:w10="urn:schemas-microsoft-com:office:word" xmlns:w="http://schemas.openxmlformats.org/wordprocessingml/2006/main" xmlns:w14="http://schemas.microsoft.com/office/word/2010/wordml" xmlns:w15="http://schemas.microsoft.com/office/word/2012/wordml" xmlns:w16cex="http://schemas.microsoft.com/office/word/2018/wordml/cex" xmlns:w16cid="http://schemas.microsoft.com/office/word/2016/wordml/cid" xmlns:w16="http://schemas.microsoft.com/office/word/2018/wordml" xmlns:w16du="http://schemas.microsoft.com/office/word/2023/wordml/word16du" xmlns:w16sdtdh="http://schemas.microsoft.com/office/word/2020/wordml/sdtdatahash" xmlns:w16sdtfl="http://schemas.microsoft.com/office/word/2024/wordml/sdtformatlock" xmlns:w16se="http://schemas.microsoft.com/office/word/2015/wordml/symex" xmlns:wpg="http://schemas.microsoft.com/office/word/2010/wordprocessingGroup" xmlns:wpi="http://schemas.microsoft.com/office/word/2010/wordprocessingInk" xmlns:wne="http://schemas.microsoft.com/office/word/2006/wordml" xmlns:wps="http://schemas.microsoft.com/office/word/2010/wordprocessingShape" mc:Ignorable="w14 w15 w16se w16cid w16 w16cex w16sdtdh w16sdtfl w16du wp14">
+<w:endnotes xmlns:wpc="http://schemas.microsoft.com/office/word/2010/wordprocessingCanvas" xmlns:mc="http://schemas.openxmlformats.org/markup-compatibility/2006" xmlns:o="urn:schemas-microsoft-com:office:office" xmlns:r="http://schemas.openxmlformats.org/officeDocument/2006/relationships" xmlns:m="http://schemas.openxmlformats.org/officeDocument/2006/math" xmlns:v="urn:schemas-microsoft-com:vml" xmlns:wp14="http://schemas.microsoft.com/office/word/2010/wordprocessingDrawing" xmlns:wp="http://schemas.openxmlformats.org/drawingml/2006/wordprocessingDrawing" xmlns:w10="urn:schemas-microsoft-com:office:word" xmlns:w="http://schemas.openxmlformats.org/wordprocessingml/2006/main" xmlns:w14="http://schemas.microsoft.com/office/word/2010/wordml" xmlns:w15="http://schemas.microsoft.com/office/word/2012/wordml" xmlns:wpg="http://schemas.microsoft.com/office/word/2010/wordprocessingGroup" xmlns:wpi="http://schemas.microsoft.com/office/word/2010/wordprocessingInk" xmlns:wne="http://schemas.microsoft.com/office/word/2006/wordml" xmlns:wps="http://schemas.microsoft.com/office/word/2010/wordprocessingShape" mc:Ignorable="w14 w15 wp14">
   <w:endnote w:type="separator" w:id="-1">
     <w:p>
       <w:r>
@@ -5973,7 +5967,7 @@
 </file>
 
 <file path=word/footnotes.xml><?xml version="1.0" encoding="utf-8"?>
-<w:footnotes xmlns:wpc="http://schemas.microsoft.com/office/word/2010/wordprocessingCanvas" xmlns:cx="http://schemas.microsoft.com/office/drawing/2014/chartex" xmlns:cx1="http://schemas.microsoft.com/office/drawing/2015/9/8/chartex" xmlns:cx2="http://schemas.microsoft.com/office/drawing/2015/10/21/chartex" xmlns:cx3="http://schemas.microsoft.com/office/drawing/2016/5/9/chartex" xmlns:cx4="http://schemas.microsoft.com/office/drawing/2016/5/10/chartex" xmlns:cx5="http://schemas.microsoft.com/office/drawing/2016/5/11/chartex" xmlns:cx6="http://schemas.microsoft.com/office/drawing/2016/5/12/chartex" xmlns:cx7="http://schemas.microsoft.com/office/drawing/2016/5/13/chartex" xmlns:cx8="http://schemas.microsoft.com/office/drawing/2016/5/14/chartex" xmlns:mc="http://schemas.openxmlformats.org/markup-compatibility/2006" xmlns:aink="http://schemas.microsoft.com/office/drawing/2016/ink" xmlns:am3d="http://schemas.microsoft.com/office/drawing/2017/model3d" xmlns:o="urn:schemas-microsoft-com:office:office" xmlns:oel="http://schemas.microsoft.com/office/2019/extlst" xmlns:r="http://schemas.openxmlformats.org/officeDocument/2006/relationships" xmlns:m="http://schemas.openxmlformats.org/officeDocument/2006/math" xmlns:v="urn:schemas-microsoft-com:vml" xmlns:wp14="http://schemas.microsoft.com/office/word/2010/wordprocessingDrawing" xmlns:wp="http://schemas.openxmlformats.org/drawingml/2006/wordprocessingDrawing" xmlns:w10="urn:schemas-microsoft-com:office:word" xmlns:w="http://schemas.openxmlformats.org/wordprocessingml/2006/main" xmlns:w14="http://schemas.microsoft.com/office/word/2010/wordml" xmlns:w15="http://schemas.microsoft.com/office/word/2012/wordml" xmlns:w16cex="http://schemas.microsoft.com/office/word/2018/wordml/cex" xmlns:w16cid="http://schemas.microsoft.com/office/word/2016/wordml/cid" xmlns:w16="http://schemas.microsoft.com/office/word/2018/wordml" xmlns:w16du="http://schemas.microsoft.com/office/word/2023/wordml/word16du" xmlns:w16sdtdh="http://schemas.microsoft.com/office/word/2020/wordml/sdtdatahash" xmlns:w16sdtfl="http://schemas.microsoft.com/office/word/2024/wordml/sdtformatlock" xmlns:w16se="http://schemas.microsoft.com/office/word/2015/wordml/symex" xmlns:wpg="http://schemas.microsoft.com/office/word/2010/wordprocessingGroup" xmlns:wpi="http://schemas.microsoft.com/office/word/2010/wordprocessingInk" xmlns:wne="http://schemas.microsoft.com/office/word/2006/wordml" xmlns:wps="http://schemas.microsoft.com/office/word/2010/wordprocessingShape" mc:Ignorable="w14 w15 w16se w16cid w16 w16cex w16sdtdh w16sdtfl w16du wp14">
+<w:footnotes xmlns:wpc="http://schemas.microsoft.com/office/word/2010/wordprocessingCanvas" xmlns:mc="http://schemas.openxmlformats.org/markup-compatibility/2006" xmlns:o="urn:schemas-microsoft-com:office:office" xmlns:r="http://schemas.openxmlformats.org/officeDocument/2006/relationships" xmlns:m="http://schemas.openxmlformats.org/officeDocument/2006/math" xmlns:v="urn:schemas-microsoft-com:vml" xmlns:wp14="http://schemas.microsoft.com/office/word/2010/wordprocessingDrawing" xmlns:wp="http://schemas.openxmlformats.org/drawingml/2006/wordprocessingDrawing" xmlns:w10="urn:schemas-microsoft-com:office:word" xmlns:w="http://schemas.openxmlformats.org/wordprocessingml/2006/main" xmlns:w14="http://schemas.microsoft.com/office/word/2010/wordml" xmlns:w15="http://schemas.microsoft.com/office/word/2012/wordml" xmlns:wpg="http://schemas.microsoft.com/office/word/2010/wordprocessingGroup" xmlns:wpi="http://schemas.microsoft.com/office/word/2010/wordprocessingInk" xmlns:wne="http://schemas.microsoft.com/office/word/2006/wordml" xmlns:wps="http://schemas.microsoft.com/office/word/2010/wordprocessingShape" mc:Ignorable="w14 w15 wp14">
   <w:footnote w:type="separator" w:id="-1">
     <w:p>
       <w:r>
@@ -5992,7 +5986,7 @@
 </file>
 
 <file path=word/styles.xml><?xml version="1.0" encoding="utf-8"?>
-<w:styles xmlns:mc="http://schemas.openxmlformats.org/markup-compatibility/2006" xmlns:r="http://schemas.openxmlformats.org/officeDocument/2006/relationships" xmlns:w="http://schemas.openxmlformats.org/wordprocessingml/2006/main" xmlns:w14="http://schemas.microsoft.com/office/word/2010/wordml" xmlns:w15="http://schemas.microsoft.com/office/word/2012/wordml" xmlns:w16cex="http://schemas.microsoft.com/office/word/2018/wordml/cex" xmlns:w16cid="http://schemas.microsoft.com/office/word/2016/wordml/cid" xmlns:w16="http://schemas.microsoft.com/office/word/2018/wordml" xmlns:w16du="http://schemas.microsoft.com/office/word/2023/wordml/word16du" xmlns:w16sdtdh="http://schemas.microsoft.com/office/word/2020/wordml/sdtdatahash" xmlns:w16sdtfl="http://schemas.microsoft.com/office/word/2024/wordml/sdtformatlock" xmlns:w16se="http://schemas.microsoft.com/office/word/2015/wordml/symex" mc:Ignorable="w14 w15 w16se w16cid w16 w16cex w16sdtdh w16sdtfl w16du">
+<w:styles xmlns:mc="http://schemas.openxmlformats.org/markup-compatibility/2006" xmlns:r="http://schemas.openxmlformats.org/officeDocument/2006/relationships" xmlns:w="http://schemas.openxmlformats.org/wordprocessingml/2006/main" xmlns:w14="http://schemas.microsoft.com/office/word/2010/wordml" xmlns:w15="http://schemas.microsoft.com/office/word/2012/wordml" mc:Ignorable="w14 w15">
   <w:docDefaults>
     <w:rPrDefault>
       <w:rPr>
@@ -6002,7 +5996,7 @@
     </w:rPrDefault>
     <w:pPrDefault/>
   </w:docDefaults>
-  <w:latentStyles w:defLockedState="0" w:defUIPriority="0" w:defSemiHidden="0" w:defUnhideWhenUsed="0" w:defQFormat="0" w:count="376">
+  <w:latentStyles w:defLockedState="0" w:defUIPriority="0" w:defSemiHidden="0" w:defUnhideWhenUsed="0" w:defQFormat="0" w:count="371">
     <w:lsdException w:name="Normal" w:qFormat="1"/>
     <w:lsdException w:name="heading 1" w:qFormat="1"/>
     <w:lsdException w:name="heading 2" w:semiHidden="1" w:unhideWhenUsed="1" w:qFormat="1"/>
@@ -6018,6 +6012,50 @@
     <w:lsdException w:name="Subtitle" w:qFormat="1"/>
     <w:lsdException w:name="Strong" w:qFormat="1"/>
     <w:lsdException w:name="Emphasis" w:qFormat="1"/>
+    <w:lsdException w:name="Normal Table" w:semiHidden="1" w:unhideWhenUsed="1"/>
+    <w:lsdException w:name="Table Simple 1" w:semiHidden="1" w:unhideWhenUsed="1"/>
+    <w:lsdException w:name="Table Simple 2" w:semiHidden="1" w:unhideWhenUsed="1"/>
+    <w:lsdException w:name="Table Simple 3" w:semiHidden="1" w:unhideWhenUsed="1"/>
+    <w:lsdException w:name="Table Classic 1" w:semiHidden="1" w:unhideWhenUsed="1"/>
+    <w:lsdException w:name="Table Classic 2" w:semiHidden="1" w:unhideWhenUsed="1"/>
+    <w:lsdException w:name="Table Classic 3" w:semiHidden="1" w:unhideWhenUsed="1"/>
+    <w:lsdException w:name="Table Classic 4" w:semiHidden="1" w:unhideWhenUsed="1"/>
+    <w:lsdException w:name="Table Colorful 1" w:semiHidden="1" w:unhideWhenUsed="1"/>
+    <w:lsdException w:name="Table Colorful 2" w:semiHidden="1" w:unhideWhenUsed="1"/>
+    <w:lsdException w:name="Table Colorful 3" w:semiHidden="1" w:unhideWhenUsed="1"/>
+    <w:lsdException w:name="Table Columns 1" w:semiHidden="1" w:unhideWhenUsed="1"/>
+    <w:lsdException w:name="Table Columns 2" w:semiHidden="1" w:unhideWhenUsed="1"/>
+    <w:lsdException w:name="Table Columns 3" w:semiHidden="1" w:unhideWhenUsed="1"/>
+    <w:lsdException w:name="Table Columns 4" w:semiHidden="1" w:unhideWhenUsed="1"/>
+    <w:lsdException w:name="Table Columns 5" w:semiHidden="1" w:unhideWhenUsed="1"/>
+    <w:lsdException w:name="Table Grid 1" w:semiHidden="1" w:unhideWhenUsed="1"/>
+    <w:lsdException w:name="Table Grid 2" w:semiHidden="1" w:unhideWhenUsed="1"/>
+    <w:lsdException w:name="Table Grid 3" w:semiHidden="1" w:unhideWhenUsed="1"/>
+    <w:lsdException w:name="Table Grid 4" w:semiHidden="1" w:unhideWhenUsed="1"/>
+    <w:lsdException w:name="Table Grid 5" w:semiHidden="1" w:unhideWhenUsed="1"/>
+    <w:lsdException w:name="Table Grid 6" w:semiHidden="1" w:unhideWhenUsed="1"/>
+    <w:lsdException w:name="Table Grid 7" w:semiHidden="1" w:unhideWhenUsed="1"/>
+    <w:lsdException w:name="Table Grid 8" w:semiHidden="1" w:unhideWhenUsed="1"/>
+    <w:lsdException w:name="Table List 1" w:semiHidden="1" w:unhideWhenUsed="1"/>
+    <w:lsdException w:name="Table List 2" w:semiHidden="1" w:unhideWhenUsed="1"/>
+    <w:lsdException w:name="Table List 3" w:semiHidden="1" w:unhideWhenUsed="1"/>
+    <w:lsdException w:name="Table List 4" w:semiHidden="1" w:unhideWhenUsed="1"/>
+    <w:lsdException w:name="Table List 5" w:semiHidden="1" w:unhideWhenUsed="1"/>
+    <w:lsdException w:name="Table List 6" w:semiHidden="1" w:unhideWhenUsed="1"/>
+    <w:lsdException w:name="Table List 7" w:semiHidden="1" w:unhideWhenUsed="1"/>
+    <w:lsdException w:name="Table List 8" w:semiHidden="1" w:unhideWhenUsed="1"/>
+    <w:lsdException w:name="Table 3D effects 1" w:semiHidden="1" w:unhideWhenUsed="1"/>
+    <w:lsdException w:name="Table 3D effects 2" w:semiHidden="1" w:unhideWhenUsed="1"/>
+    <w:lsdException w:name="Table 3D effects 3" w:semiHidden="1" w:unhideWhenUsed="1"/>
+    <w:lsdException w:name="Table Contemporary" w:semiHidden="1" w:unhideWhenUsed="1"/>
+    <w:lsdException w:name="Table Elegant" w:semiHidden="1" w:unhideWhenUsed="1"/>
+    <w:lsdException w:name="Table Professional" w:semiHidden="1" w:unhideWhenUsed="1"/>
+    <w:lsdException w:name="Table Subtle 1" w:semiHidden="1" w:unhideWhenUsed="1"/>
+    <w:lsdException w:name="Table Subtle 2" w:semiHidden="1" w:unhideWhenUsed="1"/>
+    <w:lsdException w:name="Table Web 1" w:semiHidden="1" w:unhideWhenUsed="1"/>
+    <w:lsdException w:name="Table Web 2" w:semiHidden="1" w:unhideWhenUsed="1"/>
+    <w:lsdException w:name="Table Web 3" w:semiHidden="1" w:unhideWhenUsed="1"/>
+    <w:lsdException w:name="Table Theme" w:semiHidden="1" w:unhideWhenUsed="1"/>
     <w:lsdException w:name="Placeholder Text" w:semiHidden="1" w:uiPriority="99"/>
     <w:lsdException w:name="No Spacing" w:uiPriority="1" w:qFormat="1"/>
     <w:lsdException w:name="Light Shading" w:uiPriority="60"/>
@@ -6233,11 +6271,6 @@
     <w:lsdException w:name="List Table 5 Dark Accent 6" w:uiPriority="50"/>
     <w:lsdException w:name="List Table 6 Colorful Accent 6" w:uiPriority="51"/>
     <w:lsdException w:name="List Table 7 Colorful Accent 6" w:uiPriority="52"/>
-    <w:lsdException w:name="Mention" w:semiHidden="1" w:uiPriority="99" w:unhideWhenUsed="1"/>
-    <w:lsdException w:name="Smart Hyperlink" w:semiHidden="1" w:uiPriority="99" w:unhideWhenUsed="1"/>
-    <w:lsdException w:name="Hashtag" w:semiHidden="1" w:uiPriority="99" w:unhideWhenUsed="1"/>
-    <w:lsdException w:name="Unresolved Mention" w:semiHidden="1" w:uiPriority="99" w:unhideWhenUsed="1"/>
-    <w:lsdException w:name="Smart Link" w:semiHidden="1" w:uiPriority="99" w:unhideWhenUsed="1"/>
   </w:latentStyles>
   <w:style w:type="paragraph" w:default="1" w:styleId="a">
     <w:name w:val="Normal"/>
@@ -6253,11 +6286,15 @@
   </w:style>
   <w:style w:type="character" w:default="1" w:styleId="a0">
     <w:name w:val="Default Paragraph Font"/>
+    <w:uiPriority w:val="1"/>
     <w:semiHidden/>
+    <w:unhideWhenUsed/>
   </w:style>
   <w:style w:type="table" w:default="1" w:styleId="a1">
     <w:name w:val="Normal Table"/>
+    <w:uiPriority w:val="99"/>
     <w:semiHidden/>
+    <w:unhideWhenUsed/>
     <w:tblPr>
       <w:tblInd w:w="0" w:type="dxa"/>
       <w:tblCellMar>
@@ -6270,7 +6307,9 @@
   </w:style>
   <w:style w:type="numbering" w:default="1" w:styleId="a2">
     <w:name w:val="No List"/>
+    <w:uiPriority w:val="99"/>
     <w:semiHidden/>
+    <w:unhideWhenUsed/>
   </w:style>
   <w:style w:type="paragraph" w:styleId="a3">
     <w:name w:val="header"/>
